--- a/Clasificarea traficului de rețea folosind Machine Learning pe baza capturilor Wireshark.docx
+++ b/Clasificarea traficului de rețea folosind Machine Learning pe baza capturilor Wireshark.docx
@@ -32,54 +32,8 @@
           <w:sz w:val="40"/>
           <w:szCs w:val="40"/>
         </w:rPr>
-        <w:t xml:space="preserve">Clasificarea traficului de rețea folosind </w:t>
-      </w:r>
-      <w:proofErr w:type="spellStart"/>
-      <w:r>
-        <w:rPr>
-          <w:b/>
-          <w:sz w:val="40"/>
-          <w:szCs w:val="40"/>
-        </w:rPr>
-        <w:t>Machine</w:t>
-      </w:r>
-      <w:proofErr w:type="spellEnd"/>
-      <w:r>
-        <w:rPr>
-          <w:b/>
-          <w:sz w:val="40"/>
-          <w:szCs w:val="40"/>
-        </w:rPr>
-        <w:t xml:space="preserve"> </w:t>
-      </w:r>
-      <w:proofErr w:type="spellStart"/>
-      <w:r>
-        <w:rPr>
-          <w:b/>
-          <w:sz w:val="40"/>
-          <w:szCs w:val="40"/>
-        </w:rPr>
-        <w:t>Learning</w:t>
-      </w:r>
-      <w:proofErr w:type="spellEnd"/>
-      <w:r>
-        <w:rPr>
-          <w:b/>
-          <w:sz w:val="40"/>
-          <w:szCs w:val="40"/>
-        </w:rPr>
-        <w:t xml:space="preserve"> pe baza capturilor </w:t>
-      </w:r>
-      <w:proofErr w:type="spellStart"/>
-      <w:r>
-        <w:rPr>
-          <w:b/>
-          <w:sz w:val="40"/>
-          <w:szCs w:val="40"/>
-        </w:rPr>
-        <w:t>Wireshark</w:t>
-      </w:r>
-      <w:proofErr w:type="spellEnd"/>
+        <w:t>Clasificarea traficului de rețea folosind Machine Learning pe baza capturilor Wireshark</w:t>
+      </w:r>
     </w:p>
     <w:p>
       <w:pPr>
@@ -151,6 +105,14 @@
           <w:szCs w:val="28"/>
         </w:rPr>
         <w:t xml:space="preserve">Coordonator științific: </w:t>
+      </w:r>
+      <w:r>
+        <w:rPr>
+          <w:b/>
+          <w:sz w:val="28"/>
+          <w:szCs w:val="28"/>
+        </w:rPr>
+        <w:t xml:space="preserve">Bogdan </w:t>
       </w:r>
       <w:r>
         <w:rPr>
@@ -243,7 +205,7 @@
         </w:numPr>
         <w:ind w:left="284" w:hanging="284"/>
       </w:pPr>
-      <w:bookmarkStart w:id="0" w:name="_Toc224746301"/>
+      <w:bookmarkStart w:id="0" w:name="_Toc229856168"/>
       <w:r>
         <w:lastRenderedPageBreak/>
         <w:t>Rezumat</w:t>
@@ -323,7 +285,7 @@
               <w:rFonts w:asciiTheme="minorHAnsi" w:eastAsiaTheme="minorEastAsia" w:hAnsiTheme="minorHAnsi" w:cstheme="minorBidi"/>
               <w:noProof/>
               <w:kern w:val="2"/>
-              <w:lang w:val="en-US" w:eastAsia="en-US"/>
+              <w:lang w:eastAsia="en-US"/>
               <w14:ligatures w14:val="standardContextual"/>
             </w:rPr>
           </w:pPr>
@@ -336,7 +298,7 @@
           <w:r>
             <w:fldChar w:fldCharType="separate"/>
           </w:r>
-          <w:hyperlink w:anchor="_Toc224746301" w:history="1">
+          <w:hyperlink w:anchor="_Toc229856168" w:history="1">
             <w:r>
               <w:rPr>
                 <w:rStyle w:val="Hyperlink"/>
@@ -363,7 +325,7 @@
                 <w:noProof/>
                 <w:webHidden/>
               </w:rPr>
-              <w:instrText xml:space="preserve"> PAGEREF _Toc224746301 \h </w:instrText>
+              <w:instrText xml:space="preserve"> PAGEREF _Toc229856168 \h </w:instrText>
             </w:r>
             <w:r>
               <w:rPr>
@@ -383,7 +345,7 @@
                 <w:noProof/>
                 <w:webHidden/>
               </w:rPr>
-              <w:t>2</w:t>
+              <w:t>3</w:t>
             </w:r>
             <w:r>
               <w:rPr>
@@ -404,11 +366,11 @@
               <w:rFonts w:asciiTheme="minorHAnsi" w:eastAsiaTheme="minorEastAsia" w:hAnsiTheme="minorHAnsi" w:cstheme="minorBidi"/>
               <w:noProof/>
               <w:kern w:val="2"/>
-              <w:lang w:val="en-US" w:eastAsia="en-US"/>
+              <w:lang w:eastAsia="en-US"/>
               <w14:ligatures w14:val="standardContextual"/>
             </w:rPr>
           </w:pPr>
-          <w:hyperlink w:anchor="_Toc224746302" w:history="1">
+          <w:hyperlink w:anchor="_Toc229856169" w:history="1">
             <w:r>
               <w:rPr>
                 <w:rStyle w:val="Hyperlink"/>
@@ -443,7 +405,7 @@
                 <w:noProof/>
                 <w:webHidden/>
               </w:rPr>
-              <w:instrText xml:space="preserve"> PAGEREF _Toc224746302 \h </w:instrText>
+              <w:instrText xml:space="preserve"> PAGEREF _Toc229856169 \h </w:instrText>
             </w:r>
             <w:r>
               <w:rPr>
@@ -463,7 +425,247 @@
                 <w:noProof/>
                 <w:webHidden/>
               </w:rPr>
-              <w:t>4</w:t>
+              <w:t>6</w:t>
+            </w:r>
+            <w:r>
+              <w:rPr>
+                <w:noProof/>
+                <w:webHidden/>
+              </w:rPr>
+              <w:fldChar w:fldCharType="end"/>
+            </w:r>
+          </w:hyperlink>
+        </w:p>
+        <w:p>
+          <w:pPr>
+            <w:pStyle w:val="TOC2"/>
+            <w:tabs>
+              <w:tab w:val="right" w:leader="dot" w:pos="9629"/>
+            </w:tabs>
+            <w:rPr>
+              <w:rFonts w:asciiTheme="minorHAnsi" w:eastAsiaTheme="minorEastAsia" w:hAnsiTheme="minorHAnsi" w:cstheme="minorBidi"/>
+              <w:noProof/>
+              <w:kern w:val="2"/>
+              <w:lang w:eastAsia="en-US"/>
+              <w14:ligatures w14:val="standardContextual"/>
+            </w:rPr>
+          </w:pPr>
+          <w:hyperlink w:anchor="_Toc229856170" w:history="1">
+            <w:r>
+              <w:rPr>
+                <w:rStyle w:val="Hyperlink"/>
+                <w:caps/>
+                <w:noProof/>
+              </w:rPr>
+              <w:t>1.1</w:t>
+            </w:r>
+            <w:r>
+              <w:rPr>
+                <w:rStyle w:val="Hyperlink"/>
+                <w:noProof/>
+              </w:rPr>
+              <w:t xml:space="preserve"> Problema clasificării traficului de rețea</w:t>
+            </w:r>
+            <w:r>
+              <w:rPr>
+                <w:noProof/>
+                <w:webHidden/>
+              </w:rPr>
+              <w:tab/>
+            </w:r>
+            <w:r>
+              <w:rPr>
+                <w:noProof/>
+                <w:webHidden/>
+              </w:rPr>
+              <w:fldChar w:fldCharType="begin"/>
+            </w:r>
+            <w:r>
+              <w:rPr>
+                <w:noProof/>
+                <w:webHidden/>
+              </w:rPr>
+              <w:instrText xml:space="preserve"> PAGEREF _Toc229856170 \h </w:instrText>
+            </w:r>
+            <w:r>
+              <w:rPr>
+                <w:noProof/>
+                <w:webHidden/>
+              </w:rPr>
+            </w:r>
+            <w:r>
+              <w:rPr>
+                <w:noProof/>
+                <w:webHidden/>
+              </w:rPr>
+              <w:fldChar w:fldCharType="separate"/>
+            </w:r>
+            <w:r>
+              <w:rPr>
+                <w:noProof/>
+                <w:webHidden/>
+              </w:rPr>
+              <w:t>6</w:t>
+            </w:r>
+            <w:r>
+              <w:rPr>
+                <w:noProof/>
+                <w:webHidden/>
+              </w:rPr>
+              <w:fldChar w:fldCharType="end"/>
+            </w:r>
+          </w:hyperlink>
+        </w:p>
+        <w:p>
+          <w:pPr>
+            <w:pStyle w:val="TOC2"/>
+            <w:tabs>
+              <w:tab w:val="right" w:leader="dot" w:pos="9629"/>
+            </w:tabs>
+            <w:rPr>
+              <w:rFonts w:asciiTheme="minorHAnsi" w:eastAsiaTheme="minorEastAsia" w:hAnsiTheme="minorHAnsi" w:cstheme="minorBidi"/>
+              <w:noProof/>
+              <w:kern w:val="2"/>
+              <w:lang w:eastAsia="en-US"/>
+              <w14:ligatures w14:val="standardContextual"/>
+            </w:rPr>
+          </w:pPr>
+          <w:hyperlink w:anchor="_Toc229856171" w:history="1">
+            <w:r>
+              <w:rPr>
+                <w:rStyle w:val="Hyperlink"/>
+                <w:caps/>
+                <w:noProof/>
+              </w:rPr>
+              <w:t>1.2</w:t>
+            </w:r>
+            <w:r>
+              <w:rPr>
+                <w:rStyle w:val="Hyperlink"/>
+                <w:noProof/>
+              </w:rPr>
+              <w:t xml:space="preserve"> Rolul Wireshark/PCAP</w:t>
+            </w:r>
+            <w:r>
+              <w:rPr>
+                <w:noProof/>
+                <w:webHidden/>
+              </w:rPr>
+              <w:tab/>
+            </w:r>
+            <w:r>
+              <w:rPr>
+                <w:noProof/>
+                <w:webHidden/>
+              </w:rPr>
+              <w:fldChar w:fldCharType="begin"/>
+            </w:r>
+            <w:r>
+              <w:rPr>
+                <w:noProof/>
+                <w:webHidden/>
+              </w:rPr>
+              <w:instrText xml:space="preserve"> PAGEREF _Toc229856171 \h </w:instrText>
+            </w:r>
+            <w:r>
+              <w:rPr>
+                <w:noProof/>
+                <w:webHidden/>
+              </w:rPr>
+            </w:r>
+            <w:r>
+              <w:rPr>
+                <w:noProof/>
+                <w:webHidden/>
+              </w:rPr>
+              <w:fldChar w:fldCharType="separate"/>
+            </w:r>
+            <w:r>
+              <w:rPr>
+                <w:noProof/>
+                <w:webHidden/>
+              </w:rPr>
+              <w:t>6</w:t>
+            </w:r>
+            <w:r>
+              <w:rPr>
+                <w:noProof/>
+                <w:webHidden/>
+              </w:rPr>
+              <w:fldChar w:fldCharType="end"/>
+            </w:r>
+          </w:hyperlink>
+        </w:p>
+        <w:p>
+          <w:pPr>
+            <w:pStyle w:val="TOC2"/>
+            <w:tabs>
+              <w:tab w:val="right" w:leader="dot" w:pos="9629"/>
+            </w:tabs>
+            <w:rPr>
+              <w:rFonts w:asciiTheme="minorHAnsi" w:eastAsiaTheme="minorEastAsia" w:hAnsiTheme="minorHAnsi" w:cstheme="minorBidi"/>
+              <w:noProof/>
+              <w:kern w:val="2"/>
+              <w:lang w:eastAsia="en-US"/>
+              <w14:ligatures w14:val="standardContextual"/>
+            </w:rPr>
+          </w:pPr>
+          <w:hyperlink w:anchor="_Toc229856172" w:history="1">
+            <w:r>
+              <w:rPr>
+                <w:rStyle w:val="Hyperlink"/>
+                <w:caps/>
+                <w:noProof/>
+              </w:rPr>
+              <w:t>1.3</w:t>
+            </w:r>
+            <w:r>
+              <w:rPr>
+                <w:rStyle w:val="Hyperlink"/>
+                <w:noProof/>
+              </w:rPr>
+              <w:t xml:space="preserve"> De ce Machine Learning</w:t>
+            </w:r>
+            <w:r>
+              <w:rPr>
+                <w:noProof/>
+                <w:webHidden/>
+              </w:rPr>
+              <w:tab/>
+            </w:r>
+            <w:r>
+              <w:rPr>
+                <w:noProof/>
+                <w:webHidden/>
+              </w:rPr>
+              <w:fldChar w:fldCharType="begin"/>
+            </w:r>
+            <w:r>
+              <w:rPr>
+                <w:noProof/>
+                <w:webHidden/>
+              </w:rPr>
+              <w:instrText xml:space="preserve"> PAGEREF _Toc229856172 \h </w:instrText>
+            </w:r>
+            <w:r>
+              <w:rPr>
+                <w:noProof/>
+                <w:webHidden/>
+              </w:rPr>
+            </w:r>
+            <w:r>
+              <w:rPr>
+                <w:noProof/>
+                <w:webHidden/>
+              </w:rPr>
+              <w:fldChar w:fldCharType="separate"/>
+            </w:r>
+            <w:r>
+              <w:rPr>
+                <w:noProof/>
+                <w:webHidden/>
+              </w:rPr>
+              <w:t>6</w:t>
             </w:r>
             <w:r>
               <w:rPr>
@@ -484,11 +686,11 @@
               <w:rFonts w:asciiTheme="minorHAnsi" w:eastAsiaTheme="minorEastAsia" w:hAnsiTheme="minorHAnsi" w:cstheme="minorBidi"/>
               <w:noProof/>
               <w:kern w:val="2"/>
-              <w:lang w:val="en-US" w:eastAsia="en-US"/>
+              <w:lang w:eastAsia="en-US"/>
               <w14:ligatures w14:val="standardContextual"/>
             </w:rPr>
           </w:pPr>
-          <w:hyperlink w:anchor="_Toc224746303" w:history="1">
+          <w:hyperlink w:anchor="_Toc229856173" w:history="1">
             <w:r>
               <w:rPr>
                 <w:rStyle w:val="Hyperlink"/>
@@ -502,7 +704,7 @@
                 <w:rStyle w:val="Hyperlink"/>
                 <w:noProof/>
               </w:rPr>
-              <w:t xml:space="preserve"> STATE OF THE ART</w:t>
+              <w:t xml:space="preserve"> OBIECTIVELE PROIECTULUI</w:t>
             </w:r>
             <w:r>
               <w:rPr>
@@ -523,7 +725,7 @@
                 <w:noProof/>
                 <w:webHidden/>
               </w:rPr>
-              <w:instrText xml:space="preserve"> PAGEREF _Toc224746303 \h </w:instrText>
+              <w:instrText xml:space="preserve"> PAGEREF _Toc229856173 \h </w:instrText>
             </w:r>
             <w:r>
               <w:rPr>
@@ -543,7 +745,407 @@
                 <w:noProof/>
                 <w:webHidden/>
               </w:rPr>
-              <w:t>4</w:t>
+              <w:t>6</w:t>
+            </w:r>
+            <w:r>
+              <w:rPr>
+                <w:noProof/>
+                <w:webHidden/>
+              </w:rPr>
+              <w:fldChar w:fldCharType="end"/>
+            </w:r>
+          </w:hyperlink>
+        </w:p>
+        <w:p>
+          <w:pPr>
+            <w:pStyle w:val="TOC2"/>
+            <w:tabs>
+              <w:tab w:val="right" w:leader="dot" w:pos="9629"/>
+            </w:tabs>
+            <w:rPr>
+              <w:rFonts w:asciiTheme="minorHAnsi" w:eastAsiaTheme="minorEastAsia" w:hAnsiTheme="minorHAnsi" w:cstheme="minorBidi"/>
+              <w:noProof/>
+              <w:kern w:val="2"/>
+              <w:lang w:eastAsia="en-US"/>
+              <w14:ligatures w14:val="standardContextual"/>
+            </w:rPr>
+          </w:pPr>
+          <w:hyperlink w:anchor="_Toc229856174" w:history="1">
+            <w:r>
+              <w:rPr>
+                <w:rStyle w:val="Hyperlink"/>
+                <w:caps/>
+                <w:noProof/>
+              </w:rPr>
+              <w:t>2.1</w:t>
+            </w:r>
+            <w:r>
+              <w:rPr>
+                <w:rStyle w:val="Hyperlink"/>
+                <w:noProof/>
+              </w:rPr>
+              <w:t xml:space="preserve"> Extragerea caracteristicilor din capturi</w:t>
+            </w:r>
+            <w:r>
+              <w:rPr>
+                <w:noProof/>
+                <w:webHidden/>
+              </w:rPr>
+              <w:tab/>
+            </w:r>
+            <w:r>
+              <w:rPr>
+                <w:noProof/>
+                <w:webHidden/>
+              </w:rPr>
+              <w:fldChar w:fldCharType="begin"/>
+            </w:r>
+            <w:r>
+              <w:rPr>
+                <w:noProof/>
+                <w:webHidden/>
+              </w:rPr>
+              <w:instrText xml:space="preserve"> PAGEREF _Toc229856174 \h </w:instrText>
+            </w:r>
+            <w:r>
+              <w:rPr>
+                <w:noProof/>
+                <w:webHidden/>
+              </w:rPr>
+            </w:r>
+            <w:r>
+              <w:rPr>
+                <w:noProof/>
+                <w:webHidden/>
+              </w:rPr>
+              <w:fldChar w:fldCharType="separate"/>
+            </w:r>
+            <w:r>
+              <w:rPr>
+                <w:noProof/>
+                <w:webHidden/>
+              </w:rPr>
+              <w:t>6</w:t>
+            </w:r>
+            <w:r>
+              <w:rPr>
+                <w:noProof/>
+                <w:webHidden/>
+              </w:rPr>
+              <w:fldChar w:fldCharType="end"/>
+            </w:r>
+          </w:hyperlink>
+        </w:p>
+        <w:p>
+          <w:pPr>
+            <w:pStyle w:val="TOC2"/>
+            <w:tabs>
+              <w:tab w:val="right" w:leader="dot" w:pos="9629"/>
+            </w:tabs>
+            <w:rPr>
+              <w:rFonts w:asciiTheme="minorHAnsi" w:eastAsiaTheme="minorEastAsia" w:hAnsiTheme="minorHAnsi" w:cstheme="minorBidi"/>
+              <w:noProof/>
+              <w:kern w:val="2"/>
+              <w:lang w:eastAsia="en-US"/>
+              <w14:ligatures w14:val="standardContextual"/>
+            </w:rPr>
+          </w:pPr>
+          <w:hyperlink w:anchor="_Toc229856175" w:history="1">
+            <w:r>
+              <w:rPr>
+                <w:rStyle w:val="Hyperlink"/>
+                <w:caps/>
+                <w:noProof/>
+              </w:rPr>
+              <w:t>2.2</w:t>
+            </w:r>
+            <w:r>
+              <w:rPr>
+                <w:rStyle w:val="Hyperlink"/>
+                <w:noProof/>
+              </w:rPr>
+              <w:t xml:space="preserve"> Construirea unui dataset</w:t>
+            </w:r>
+            <w:r>
+              <w:rPr>
+                <w:noProof/>
+                <w:webHidden/>
+              </w:rPr>
+              <w:tab/>
+            </w:r>
+            <w:r>
+              <w:rPr>
+                <w:noProof/>
+                <w:webHidden/>
+              </w:rPr>
+              <w:fldChar w:fldCharType="begin"/>
+            </w:r>
+            <w:r>
+              <w:rPr>
+                <w:noProof/>
+                <w:webHidden/>
+              </w:rPr>
+              <w:instrText xml:space="preserve"> PAGEREF _Toc229856175 \h </w:instrText>
+            </w:r>
+            <w:r>
+              <w:rPr>
+                <w:noProof/>
+                <w:webHidden/>
+              </w:rPr>
+            </w:r>
+            <w:r>
+              <w:rPr>
+                <w:noProof/>
+                <w:webHidden/>
+              </w:rPr>
+              <w:fldChar w:fldCharType="separate"/>
+            </w:r>
+            <w:r>
+              <w:rPr>
+                <w:noProof/>
+                <w:webHidden/>
+              </w:rPr>
+              <w:t>6</w:t>
+            </w:r>
+            <w:r>
+              <w:rPr>
+                <w:noProof/>
+                <w:webHidden/>
+              </w:rPr>
+              <w:fldChar w:fldCharType="end"/>
+            </w:r>
+          </w:hyperlink>
+        </w:p>
+        <w:p>
+          <w:pPr>
+            <w:pStyle w:val="TOC2"/>
+            <w:tabs>
+              <w:tab w:val="right" w:leader="dot" w:pos="9629"/>
+            </w:tabs>
+            <w:rPr>
+              <w:rFonts w:asciiTheme="minorHAnsi" w:eastAsiaTheme="minorEastAsia" w:hAnsiTheme="minorHAnsi" w:cstheme="minorBidi"/>
+              <w:noProof/>
+              <w:kern w:val="2"/>
+              <w:lang w:eastAsia="en-US"/>
+              <w14:ligatures w14:val="standardContextual"/>
+            </w:rPr>
+          </w:pPr>
+          <w:hyperlink w:anchor="_Toc229856176" w:history="1">
+            <w:r>
+              <w:rPr>
+                <w:rStyle w:val="Hyperlink"/>
+                <w:caps/>
+                <w:noProof/>
+              </w:rPr>
+              <w:t>2.3</w:t>
+            </w:r>
+            <w:r>
+              <w:rPr>
+                <w:rStyle w:val="Hyperlink"/>
+                <w:noProof/>
+              </w:rPr>
+              <w:t xml:space="preserve"> Clasificarea traficului</w:t>
+            </w:r>
+            <w:r>
+              <w:rPr>
+                <w:noProof/>
+                <w:webHidden/>
+              </w:rPr>
+              <w:tab/>
+            </w:r>
+            <w:r>
+              <w:rPr>
+                <w:noProof/>
+                <w:webHidden/>
+              </w:rPr>
+              <w:fldChar w:fldCharType="begin"/>
+            </w:r>
+            <w:r>
+              <w:rPr>
+                <w:noProof/>
+                <w:webHidden/>
+              </w:rPr>
+              <w:instrText xml:space="preserve"> PAGEREF _Toc229856176 \h </w:instrText>
+            </w:r>
+            <w:r>
+              <w:rPr>
+                <w:noProof/>
+                <w:webHidden/>
+              </w:rPr>
+            </w:r>
+            <w:r>
+              <w:rPr>
+                <w:noProof/>
+                <w:webHidden/>
+              </w:rPr>
+              <w:fldChar w:fldCharType="separate"/>
+            </w:r>
+            <w:r>
+              <w:rPr>
+                <w:noProof/>
+                <w:webHidden/>
+              </w:rPr>
+              <w:t>6</w:t>
+            </w:r>
+            <w:r>
+              <w:rPr>
+                <w:noProof/>
+                <w:webHidden/>
+              </w:rPr>
+              <w:fldChar w:fldCharType="end"/>
+            </w:r>
+          </w:hyperlink>
+        </w:p>
+        <w:p>
+          <w:pPr>
+            <w:pStyle w:val="TOC2"/>
+            <w:tabs>
+              <w:tab w:val="right" w:leader="dot" w:pos="9629"/>
+            </w:tabs>
+            <w:rPr>
+              <w:rFonts w:asciiTheme="minorHAnsi" w:eastAsiaTheme="minorEastAsia" w:hAnsiTheme="minorHAnsi" w:cstheme="minorBidi"/>
+              <w:noProof/>
+              <w:kern w:val="2"/>
+              <w:lang w:eastAsia="en-US"/>
+              <w14:ligatures w14:val="standardContextual"/>
+            </w:rPr>
+          </w:pPr>
+          <w:hyperlink w:anchor="_Toc229856177" w:history="1">
+            <w:r>
+              <w:rPr>
+                <w:rStyle w:val="Hyperlink"/>
+                <w:caps/>
+                <w:noProof/>
+              </w:rPr>
+              <w:t>2.4</w:t>
+            </w:r>
+            <w:r>
+              <w:rPr>
+                <w:rStyle w:val="Hyperlink"/>
+                <w:noProof/>
+              </w:rPr>
+              <w:t xml:space="preserve"> Compararea experimentelor cu/fără porturi</w:t>
+            </w:r>
+            <w:r>
+              <w:rPr>
+                <w:noProof/>
+                <w:webHidden/>
+              </w:rPr>
+              <w:tab/>
+            </w:r>
+            <w:r>
+              <w:rPr>
+                <w:noProof/>
+                <w:webHidden/>
+              </w:rPr>
+              <w:fldChar w:fldCharType="begin"/>
+            </w:r>
+            <w:r>
+              <w:rPr>
+                <w:noProof/>
+                <w:webHidden/>
+              </w:rPr>
+              <w:instrText xml:space="preserve"> PAGEREF _Toc229856177 \h </w:instrText>
+            </w:r>
+            <w:r>
+              <w:rPr>
+                <w:noProof/>
+                <w:webHidden/>
+              </w:rPr>
+            </w:r>
+            <w:r>
+              <w:rPr>
+                <w:noProof/>
+                <w:webHidden/>
+              </w:rPr>
+              <w:fldChar w:fldCharType="separate"/>
+            </w:r>
+            <w:r>
+              <w:rPr>
+                <w:noProof/>
+                <w:webHidden/>
+              </w:rPr>
+              <w:t>6</w:t>
+            </w:r>
+            <w:r>
+              <w:rPr>
+                <w:noProof/>
+                <w:webHidden/>
+              </w:rPr>
+              <w:fldChar w:fldCharType="end"/>
+            </w:r>
+          </w:hyperlink>
+        </w:p>
+        <w:p>
+          <w:pPr>
+            <w:pStyle w:val="TOC2"/>
+            <w:tabs>
+              <w:tab w:val="right" w:leader="dot" w:pos="9629"/>
+            </w:tabs>
+            <w:rPr>
+              <w:rFonts w:asciiTheme="minorHAnsi" w:eastAsiaTheme="minorEastAsia" w:hAnsiTheme="minorHAnsi" w:cstheme="minorBidi"/>
+              <w:noProof/>
+              <w:kern w:val="2"/>
+              <w:lang w:eastAsia="en-US"/>
+              <w14:ligatures w14:val="standardContextual"/>
+            </w:rPr>
+          </w:pPr>
+          <w:hyperlink w:anchor="_Toc229856178" w:history="1">
+            <w:r>
+              <w:rPr>
+                <w:rStyle w:val="Hyperlink"/>
+                <w:caps/>
+                <w:noProof/>
+              </w:rPr>
+              <w:t>2.5</w:t>
+            </w:r>
+            <w:r>
+              <w:rPr>
+                <w:rStyle w:val="Hyperlink"/>
+                <w:noProof/>
+              </w:rPr>
+              <w:t xml:space="preserve"> Vizualizarea rezultatelor într-un dashboard</w:t>
+            </w:r>
+            <w:r>
+              <w:rPr>
+                <w:noProof/>
+                <w:webHidden/>
+              </w:rPr>
+              <w:tab/>
+            </w:r>
+            <w:r>
+              <w:rPr>
+                <w:noProof/>
+                <w:webHidden/>
+              </w:rPr>
+              <w:fldChar w:fldCharType="begin"/>
+            </w:r>
+            <w:r>
+              <w:rPr>
+                <w:noProof/>
+                <w:webHidden/>
+              </w:rPr>
+              <w:instrText xml:space="preserve"> PAGEREF _Toc229856178 \h </w:instrText>
+            </w:r>
+            <w:r>
+              <w:rPr>
+                <w:noProof/>
+                <w:webHidden/>
+              </w:rPr>
+            </w:r>
+            <w:r>
+              <w:rPr>
+                <w:noProof/>
+                <w:webHidden/>
+              </w:rPr>
+              <w:fldChar w:fldCharType="separate"/>
+            </w:r>
+            <w:r>
+              <w:rPr>
+                <w:noProof/>
+                <w:webHidden/>
+              </w:rPr>
+              <w:t>6</w:t>
             </w:r>
             <w:r>
               <w:rPr>
@@ -564,11 +1166,11 @@
               <w:rFonts w:asciiTheme="minorHAnsi" w:eastAsiaTheme="minorEastAsia" w:hAnsiTheme="minorHAnsi" w:cstheme="minorBidi"/>
               <w:noProof/>
               <w:kern w:val="2"/>
-              <w:lang w:val="en-US" w:eastAsia="en-US"/>
+              <w:lang w:eastAsia="en-US"/>
               <w14:ligatures w14:val="standardContextual"/>
             </w:rPr>
           </w:pPr>
-          <w:hyperlink w:anchor="_Toc224746304" w:history="1">
+          <w:hyperlink w:anchor="_Toc229856179" w:history="1">
             <w:r>
               <w:rPr>
                 <w:rStyle w:val="Hyperlink"/>
@@ -582,7 +1184,7 @@
                 <w:rStyle w:val="Hyperlink"/>
                 <w:noProof/>
               </w:rPr>
-              <w:t xml:space="preserve"> ARHITECTURA SISTEMULUI CARMONITOR</w:t>
+              <w:t xml:space="preserve"> ARHITECTURA APLICAȚIEI</w:t>
             </w:r>
             <w:r>
               <w:rPr>
@@ -603,7 +1205,7 @@
                 <w:noProof/>
                 <w:webHidden/>
               </w:rPr>
-              <w:instrText xml:space="preserve"> PAGEREF _Toc224746304 \h </w:instrText>
+              <w:instrText xml:space="preserve"> PAGEREF _Toc229856179 \h </w:instrText>
             </w:r>
             <w:r>
               <w:rPr>
@@ -623,7 +1225,407 @@
                 <w:noProof/>
                 <w:webHidden/>
               </w:rPr>
-              <w:t>4</w:t>
+              <w:t>6</w:t>
+            </w:r>
+            <w:r>
+              <w:rPr>
+                <w:noProof/>
+                <w:webHidden/>
+              </w:rPr>
+              <w:fldChar w:fldCharType="end"/>
+            </w:r>
+          </w:hyperlink>
+        </w:p>
+        <w:p>
+          <w:pPr>
+            <w:pStyle w:val="TOC2"/>
+            <w:tabs>
+              <w:tab w:val="right" w:leader="dot" w:pos="9629"/>
+            </w:tabs>
+            <w:rPr>
+              <w:rFonts w:asciiTheme="minorHAnsi" w:eastAsiaTheme="minorEastAsia" w:hAnsiTheme="minorHAnsi" w:cstheme="minorBidi"/>
+              <w:noProof/>
+              <w:kern w:val="2"/>
+              <w:lang w:eastAsia="en-US"/>
+              <w14:ligatures w14:val="standardContextual"/>
+            </w:rPr>
+          </w:pPr>
+          <w:hyperlink w:anchor="_Toc229856180" w:history="1">
+            <w:r>
+              <w:rPr>
+                <w:rStyle w:val="Hyperlink"/>
+                <w:caps/>
+                <w:noProof/>
+              </w:rPr>
+              <w:t>3.1</w:t>
+            </w:r>
+            <w:r>
+              <w:rPr>
+                <w:rStyle w:val="Hyperlink"/>
+                <w:noProof/>
+              </w:rPr>
+              <w:t xml:space="preserve"> Extract_flow_features.py</w:t>
+            </w:r>
+            <w:r>
+              <w:rPr>
+                <w:noProof/>
+                <w:webHidden/>
+              </w:rPr>
+              <w:tab/>
+            </w:r>
+            <w:r>
+              <w:rPr>
+                <w:noProof/>
+                <w:webHidden/>
+              </w:rPr>
+              <w:fldChar w:fldCharType="begin"/>
+            </w:r>
+            <w:r>
+              <w:rPr>
+                <w:noProof/>
+                <w:webHidden/>
+              </w:rPr>
+              <w:instrText xml:space="preserve"> PAGEREF _Toc229856180 \h </w:instrText>
+            </w:r>
+            <w:r>
+              <w:rPr>
+                <w:noProof/>
+                <w:webHidden/>
+              </w:rPr>
+            </w:r>
+            <w:r>
+              <w:rPr>
+                <w:noProof/>
+                <w:webHidden/>
+              </w:rPr>
+              <w:fldChar w:fldCharType="separate"/>
+            </w:r>
+            <w:r>
+              <w:rPr>
+                <w:noProof/>
+                <w:webHidden/>
+              </w:rPr>
+              <w:t>6</w:t>
+            </w:r>
+            <w:r>
+              <w:rPr>
+                <w:noProof/>
+                <w:webHidden/>
+              </w:rPr>
+              <w:fldChar w:fldCharType="end"/>
+            </w:r>
+          </w:hyperlink>
+        </w:p>
+        <w:p>
+          <w:pPr>
+            <w:pStyle w:val="TOC2"/>
+            <w:tabs>
+              <w:tab w:val="right" w:leader="dot" w:pos="9629"/>
+            </w:tabs>
+            <w:rPr>
+              <w:rFonts w:asciiTheme="minorHAnsi" w:eastAsiaTheme="minorEastAsia" w:hAnsiTheme="minorHAnsi" w:cstheme="minorBidi"/>
+              <w:noProof/>
+              <w:kern w:val="2"/>
+              <w:lang w:eastAsia="en-US"/>
+              <w14:ligatures w14:val="standardContextual"/>
+            </w:rPr>
+          </w:pPr>
+          <w:hyperlink w:anchor="_Toc229856181" w:history="1">
+            <w:r>
+              <w:rPr>
+                <w:rStyle w:val="Hyperlink"/>
+                <w:caps/>
+                <w:noProof/>
+              </w:rPr>
+              <w:t>3.2</w:t>
+            </w:r>
+            <w:r>
+              <w:rPr>
+                <w:rStyle w:val="Hyperlink"/>
+                <w:noProof/>
+              </w:rPr>
+              <w:t xml:space="preserve"> Prepare_flow_dataset.py</w:t>
+            </w:r>
+            <w:r>
+              <w:rPr>
+                <w:noProof/>
+                <w:webHidden/>
+              </w:rPr>
+              <w:tab/>
+            </w:r>
+            <w:r>
+              <w:rPr>
+                <w:noProof/>
+                <w:webHidden/>
+              </w:rPr>
+              <w:fldChar w:fldCharType="begin"/>
+            </w:r>
+            <w:r>
+              <w:rPr>
+                <w:noProof/>
+                <w:webHidden/>
+              </w:rPr>
+              <w:instrText xml:space="preserve"> PAGEREF _Toc229856181 \h </w:instrText>
+            </w:r>
+            <w:r>
+              <w:rPr>
+                <w:noProof/>
+                <w:webHidden/>
+              </w:rPr>
+            </w:r>
+            <w:r>
+              <w:rPr>
+                <w:noProof/>
+                <w:webHidden/>
+              </w:rPr>
+              <w:fldChar w:fldCharType="separate"/>
+            </w:r>
+            <w:r>
+              <w:rPr>
+                <w:noProof/>
+                <w:webHidden/>
+              </w:rPr>
+              <w:t>6</w:t>
+            </w:r>
+            <w:r>
+              <w:rPr>
+                <w:noProof/>
+                <w:webHidden/>
+              </w:rPr>
+              <w:fldChar w:fldCharType="end"/>
+            </w:r>
+          </w:hyperlink>
+        </w:p>
+        <w:p>
+          <w:pPr>
+            <w:pStyle w:val="TOC2"/>
+            <w:tabs>
+              <w:tab w:val="right" w:leader="dot" w:pos="9629"/>
+            </w:tabs>
+            <w:rPr>
+              <w:rFonts w:asciiTheme="minorHAnsi" w:eastAsiaTheme="minorEastAsia" w:hAnsiTheme="minorHAnsi" w:cstheme="minorBidi"/>
+              <w:noProof/>
+              <w:kern w:val="2"/>
+              <w:lang w:eastAsia="en-US"/>
+              <w14:ligatures w14:val="standardContextual"/>
+            </w:rPr>
+          </w:pPr>
+          <w:hyperlink w:anchor="_Toc229856182" w:history="1">
+            <w:r>
+              <w:rPr>
+                <w:rStyle w:val="Hyperlink"/>
+                <w:caps/>
+                <w:noProof/>
+              </w:rPr>
+              <w:t>3.3</w:t>
+            </w:r>
+            <w:r>
+              <w:rPr>
+                <w:rStyle w:val="Hyperlink"/>
+                <w:noProof/>
+              </w:rPr>
+              <w:t xml:space="preserve"> Analyze_flow_dataset.py</w:t>
+            </w:r>
+            <w:r>
+              <w:rPr>
+                <w:noProof/>
+                <w:webHidden/>
+              </w:rPr>
+              <w:tab/>
+            </w:r>
+            <w:r>
+              <w:rPr>
+                <w:noProof/>
+                <w:webHidden/>
+              </w:rPr>
+              <w:fldChar w:fldCharType="begin"/>
+            </w:r>
+            <w:r>
+              <w:rPr>
+                <w:noProof/>
+                <w:webHidden/>
+              </w:rPr>
+              <w:instrText xml:space="preserve"> PAGEREF _Toc229856182 \h </w:instrText>
+            </w:r>
+            <w:r>
+              <w:rPr>
+                <w:noProof/>
+                <w:webHidden/>
+              </w:rPr>
+            </w:r>
+            <w:r>
+              <w:rPr>
+                <w:noProof/>
+                <w:webHidden/>
+              </w:rPr>
+              <w:fldChar w:fldCharType="separate"/>
+            </w:r>
+            <w:r>
+              <w:rPr>
+                <w:noProof/>
+                <w:webHidden/>
+              </w:rPr>
+              <w:t>6</w:t>
+            </w:r>
+            <w:r>
+              <w:rPr>
+                <w:noProof/>
+                <w:webHidden/>
+              </w:rPr>
+              <w:fldChar w:fldCharType="end"/>
+            </w:r>
+          </w:hyperlink>
+        </w:p>
+        <w:p>
+          <w:pPr>
+            <w:pStyle w:val="TOC2"/>
+            <w:tabs>
+              <w:tab w:val="right" w:leader="dot" w:pos="9629"/>
+            </w:tabs>
+            <w:rPr>
+              <w:rFonts w:asciiTheme="minorHAnsi" w:eastAsiaTheme="minorEastAsia" w:hAnsiTheme="minorHAnsi" w:cstheme="minorBidi"/>
+              <w:noProof/>
+              <w:kern w:val="2"/>
+              <w:lang w:eastAsia="en-US"/>
+              <w14:ligatures w14:val="standardContextual"/>
+            </w:rPr>
+          </w:pPr>
+          <w:hyperlink w:anchor="_Toc229856183" w:history="1">
+            <w:r>
+              <w:rPr>
+                <w:rStyle w:val="Hyperlink"/>
+                <w:caps/>
+                <w:noProof/>
+              </w:rPr>
+              <w:t>3.4</w:t>
+            </w:r>
+            <w:r>
+              <w:rPr>
+                <w:rStyle w:val="Hyperlink"/>
+                <w:noProof/>
+              </w:rPr>
+              <w:t xml:space="preserve"> Train_flow_model.py</w:t>
+            </w:r>
+            <w:r>
+              <w:rPr>
+                <w:noProof/>
+                <w:webHidden/>
+              </w:rPr>
+              <w:tab/>
+            </w:r>
+            <w:r>
+              <w:rPr>
+                <w:noProof/>
+                <w:webHidden/>
+              </w:rPr>
+              <w:fldChar w:fldCharType="begin"/>
+            </w:r>
+            <w:r>
+              <w:rPr>
+                <w:noProof/>
+                <w:webHidden/>
+              </w:rPr>
+              <w:instrText xml:space="preserve"> PAGEREF _Toc229856183 \h </w:instrText>
+            </w:r>
+            <w:r>
+              <w:rPr>
+                <w:noProof/>
+                <w:webHidden/>
+              </w:rPr>
+            </w:r>
+            <w:r>
+              <w:rPr>
+                <w:noProof/>
+                <w:webHidden/>
+              </w:rPr>
+              <w:fldChar w:fldCharType="separate"/>
+            </w:r>
+            <w:r>
+              <w:rPr>
+                <w:noProof/>
+                <w:webHidden/>
+              </w:rPr>
+              <w:t>6</w:t>
+            </w:r>
+            <w:r>
+              <w:rPr>
+                <w:noProof/>
+                <w:webHidden/>
+              </w:rPr>
+              <w:fldChar w:fldCharType="end"/>
+            </w:r>
+          </w:hyperlink>
+        </w:p>
+        <w:p>
+          <w:pPr>
+            <w:pStyle w:val="TOC2"/>
+            <w:tabs>
+              <w:tab w:val="right" w:leader="dot" w:pos="9629"/>
+            </w:tabs>
+            <w:rPr>
+              <w:rFonts w:asciiTheme="minorHAnsi" w:eastAsiaTheme="minorEastAsia" w:hAnsiTheme="minorHAnsi" w:cstheme="minorBidi"/>
+              <w:noProof/>
+              <w:kern w:val="2"/>
+              <w:lang w:eastAsia="en-US"/>
+              <w14:ligatures w14:val="standardContextual"/>
+            </w:rPr>
+          </w:pPr>
+          <w:hyperlink w:anchor="_Toc229856184" w:history="1">
+            <w:r>
+              <w:rPr>
+                <w:rStyle w:val="Hyperlink"/>
+                <w:caps/>
+                <w:noProof/>
+              </w:rPr>
+              <w:t>3.5</w:t>
+            </w:r>
+            <w:r>
+              <w:rPr>
+                <w:rStyle w:val="Hyperlink"/>
+                <w:noProof/>
+              </w:rPr>
+              <w:t xml:space="preserve"> App.py</w:t>
+            </w:r>
+            <w:r>
+              <w:rPr>
+                <w:noProof/>
+                <w:webHidden/>
+              </w:rPr>
+              <w:tab/>
+            </w:r>
+            <w:r>
+              <w:rPr>
+                <w:noProof/>
+                <w:webHidden/>
+              </w:rPr>
+              <w:fldChar w:fldCharType="begin"/>
+            </w:r>
+            <w:r>
+              <w:rPr>
+                <w:noProof/>
+                <w:webHidden/>
+              </w:rPr>
+              <w:instrText xml:space="preserve"> PAGEREF _Toc229856184 \h </w:instrText>
+            </w:r>
+            <w:r>
+              <w:rPr>
+                <w:noProof/>
+                <w:webHidden/>
+              </w:rPr>
+            </w:r>
+            <w:r>
+              <w:rPr>
+                <w:noProof/>
+                <w:webHidden/>
+              </w:rPr>
+              <w:fldChar w:fldCharType="separate"/>
+            </w:r>
+            <w:r>
+              <w:rPr>
+                <w:noProof/>
+                <w:webHidden/>
+              </w:rPr>
+              <w:t>6</w:t>
             </w:r>
             <w:r>
               <w:rPr>
@@ -644,11 +1646,11 @@
               <w:rFonts w:asciiTheme="minorHAnsi" w:eastAsiaTheme="minorEastAsia" w:hAnsiTheme="minorHAnsi" w:cstheme="minorBidi"/>
               <w:noProof/>
               <w:kern w:val="2"/>
-              <w:lang w:val="en-US" w:eastAsia="en-US"/>
+              <w:lang w:eastAsia="en-US"/>
               <w14:ligatures w14:val="standardContextual"/>
             </w:rPr>
           </w:pPr>
-          <w:hyperlink w:anchor="_Toc224746305" w:history="1">
+          <w:hyperlink w:anchor="_Toc229856185" w:history="1">
             <w:r>
               <w:rPr>
                 <w:rStyle w:val="Hyperlink"/>
@@ -662,7 +1664,7 @@
                 <w:rStyle w:val="Hyperlink"/>
                 <w:noProof/>
               </w:rPr>
-              <w:t xml:space="preserve"> MODUL DE IMPLEMENTARE</w:t>
+              <w:t xml:space="preserve"> METODOLOGIA</w:t>
             </w:r>
             <w:r>
               <w:rPr>
@@ -683,7 +1685,7 @@
                 <w:noProof/>
                 <w:webHidden/>
               </w:rPr>
-              <w:instrText xml:space="preserve"> PAGEREF _Toc224746305 \h </w:instrText>
+              <w:instrText xml:space="preserve"> PAGEREF _Toc229856185 \h </w:instrText>
             </w:r>
             <w:r>
               <w:rPr>
@@ -703,7 +1705,417 @@
                 <w:noProof/>
                 <w:webHidden/>
               </w:rPr>
-              <w:t>4</w:t>
+              <w:t>6</w:t>
+            </w:r>
+            <w:r>
+              <w:rPr>
+                <w:noProof/>
+                <w:webHidden/>
+              </w:rPr>
+              <w:fldChar w:fldCharType="end"/>
+            </w:r>
+          </w:hyperlink>
+        </w:p>
+        <w:p>
+          <w:pPr>
+            <w:pStyle w:val="TOC2"/>
+            <w:tabs>
+              <w:tab w:val="right" w:leader="dot" w:pos="9629"/>
+            </w:tabs>
+            <w:rPr>
+              <w:rFonts w:asciiTheme="minorHAnsi" w:eastAsiaTheme="minorEastAsia" w:hAnsiTheme="minorHAnsi" w:cstheme="minorBidi"/>
+              <w:noProof/>
+              <w:kern w:val="2"/>
+              <w:lang w:eastAsia="en-US"/>
+              <w14:ligatures w14:val="standardContextual"/>
+            </w:rPr>
+          </w:pPr>
+          <w:hyperlink w:anchor="_Toc229856186" w:history="1">
+            <w:r>
+              <w:rPr>
+                <w:rStyle w:val="Hyperlink"/>
+                <w:caps/>
+                <w:noProof/>
+                <w:lang w:eastAsia="en-US"/>
+              </w:rPr>
+              <w:t>4.1</w:t>
+            </w:r>
+            <w:r>
+              <w:rPr>
+                <w:rStyle w:val="Hyperlink"/>
+                <w:noProof/>
+                <w:lang w:eastAsia="en-US"/>
+              </w:rPr>
+              <w:t xml:space="preserve"> Colectarea traficului</w:t>
+            </w:r>
+            <w:r>
+              <w:rPr>
+                <w:noProof/>
+                <w:webHidden/>
+              </w:rPr>
+              <w:tab/>
+            </w:r>
+            <w:r>
+              <w:rPr>
+                <w:noProof/>
+                <w:webHidden/>
+              </w:rPr>
+              <w:fldChar w:fldCharType="begin"/>
+            </w:r>
+            <w:r>
+              <w:rPr>
+                <w:noProof/>
+                <w:webHidden/>
+              </w:rPr>
+              <w:instrText xml:space="preserve"> PAGEREF _Toc229856186 \h </w:instrText>
+            </w:r>
+            <w:r>
+              <w:rPr>
+                <w:noProof/>
+                <w:webHidden/>
+              </w:rPr>
+            </w:r>
+            <w:r>
+              <w:rPr>
+                <w:noProof/>
+                <w:webHidden/>
+              </w:rPr>
+              <w:fldChar w:fldCharType="separate"/>
+            </w:r>
+            <w:r>
+              <w:rPr>
+                <w:noProof/>
+                <w:webHidden/>
+              </w:rPr>
+              <w:t>6</w:t>
+            </w:r>
+            <w:r>
+              <w:rPr>
+                <w:noProof/>
+                <w:webHidden/>
+              </w:rPr>
+              <w:fldChar w:fldCharType="end"/>
+            </w:r>
+          </w:hyperlink>
+        </w:p>
+        <w:p>
+          <w:pPr>
+            <w:pStyle w:val="TOC2"/>
+            <w:tabs>
+              <w:tab w:val="right" w:leader="dot" w:pos="9629"/>
+            </w:tabs>
+            <w:rPr>
+              <w:rFonts w:asciiTheme="minorHAnsi" w:eastAsiaTheme="minorEastAsia" w:hAnsiTheme="minorHAnsi" w:cstheme="minorBidi"/>
+              <w:noProof/>
+              <w:kern w:val="2"/>
+              <w:lang w:eastAsia="en-US"/>
+              <w14:ligatures w14:val="standardContextual"/>
+            </w:rPr>
+          </w:pPr>
+          <w:hyperlink w:anchor="_Toc229856187" w:history="1">
+            <w:r>
+              <w:rPr>
+                <w:rStyle w:val="Hyperlink"/>
+                <w:caps/>
+                <w:noProof/>
+                <w:lang w:eastAsia="en-US"/>
+              </w:rPr>
+              <w:t>4.2</w:t>
+            </w:r>
+            <w:r>
+              <w:rPr>
+                <w:rStyle w:val="Hyperlink"/>
+                <w:noProof/>
+                <w:lang w:eastAsia="en-US"/>
+              </w:rPr>
+              <w:t xml:space="preserve"> Definirea flow-urilor</w:t>
+            </w:r>
+            <w:r>
+              <w:rPr>
+                <w:noProof/>
+                <w:webHidden/>
+              </w:rPr>
+              <w:tab/>
+            </w:r>
+            <w:r>
+              <w:rPr>
+                <w:noProof/>
+                <w:webHidden/>
+              </w:rPr>
+              <w:fldChar w:fldCharType="begin"/>
+            </w:r>
+            <w:r>
+              <w:rPr>
+                <w:noProof/>
+                <w:webHidden/>
+              </w:rPr>
+              <w:instrText xml:space="preserve"> PAGEREF _Toc229856187 \h </w:instrText>
+            </w:r>
+            <w:r>
+              <w:rPr>
+                <w:noProof/>
+                <w:webHidden/>
+              </w:rPr>
+            </w:r>
+            <w:r>
+              <w:rPr>
+                <w:noProof/>
+                <w:webHidden/>
+              </w:rPr>
+              <w:fldChar w:fldCharType="separate"/>
+            </w:r>
+            <w:r>
+              <w:rPr>
+                <w:noProof/>
+                <w:webHidden/>
+              </w:rPr>
+              <w:t>6</w:t>
+            </w:r>
+            <w:r>
+              <w:rPr>
+                <w:noProof/>
+                <w:webHidden/>
+              </w:rPr>
+              <w:fldChar w:fldCharType="end"/>
+            </w:r>
+          </w:hyperlink>
+        </w:p>
+        <w:p>
+          <w:pPr>
+            <w:pStyle w:val="TOC2"/>
+            <w:tabs>
+              <w:tab w:val="right" w:leader="dot" w:pos="9629"/>
+            </w:tabs>
+            <w:rPr>
+              <w:rFonts w:asciiTheme="minorHAnsi" w:eastAsiaTheme="minorEastAsia" w:hAnsiTheme="minorHAnsi" w:cstheme="minorBidi"/>
+              <w:noProof/>
+              <w:kern w:val="2"/>
+              <w:lang w:eastAsia="en-US"/>
+              <w14:ligatures w14:val="standardContextual"/>
+            </w:rPr>
+          </w:pPr>
+          <w:hyperlink w:anchor="_Toc229856188" w:history="1">
+            <w:r>
+              <w:rPr>
+                <w:rStyle w:val="Hyperlink"/>
+                <w:caps/>
+                <w:noProof/>
+                <w:lang w:eastAsia="en-US"/>
+              </w:rPr>
+              <w:t>4.3</w:t>
+            </w:r>
+            <w:r>
+              <w:rPr>
+                <w:rStyle w:val="Hyperlink"/>
+                <w:noProof/>
+                <w:lang w:eastAsia="en-US"/>
+              </w:rPr>
+              <w:t xml:space="preserve"> Feature engineering</w:t>
+            </w:r>
+            <w:r>
+              <w:rPr>
+                <w:noProof/>
+                <w:webHidden/>
+              </w:rPr>
+              <w:tab/>
+            </w:r>
+            <w:r>
+              <w:rPr>
+                <w:noProof/>
+                <w:webHidden/>
+              </w:rPr>
+              <w:fldChar w:fldCharType="begin"/>
+            </w:r>
+            <w:r>
+              <w:rPr>
+                <w:noProof/>
+                <w:webHidden/>
+              </w:rPr>
+              <w:instrText xml:space="preserve"> PAGEREF _Toc229856188 \h </w:instrText>
+            </w:r>
+            <w:r>
+              <w:rPr>
+                <w:noProof/>
+                <w:webHidden/>
+              </w:rPr>
+            </w:r>
+            <w:r>
+              <w:rPr>
+                <w:noProof/>
+                <w:webHidden/>
+              </w:rPr>
+              <w:fldChar w:fldCharType="separate"/>
+            </w:r>
+            <w:r>
+              <w:rPr>
+                <w:noProof/>
+                <w:webHidden/>
+              </w:rPr>
+              <w:t>6</w:t>
+            </w:r>
+            <w:r>
+              <w:rPr>
+                <w:noProof/>
+                <w:webHidden/>
+              </w:rPr>
+              <w:fldChar w:fldCharType="end"/>
+            </w:r>
+          </w:hyperlink>
+        </w:p>
+        <w:p>
+          <w:pPr>
+            <w:pStyle w:val="TOC2"/>
+            <w:tabs>
+              <w:tab w:val="right" w:leader="dot" w:pos="9629"/>
+            </w:tabs>
+            <w:rPr>
+              <w:rFonts w:asciiTheme="minorHAnsi" w:eastAsiaTheme="minorEastAsia" w:hAnsiTheme="minorHAnsi" w:cstheme="minorBidi"/>
+              <w:noProof/>
+              <w:kern w:val="2"/>
+              <w:lang w:eastAsia="en-US"/>
+              <w14:ligatures w14:val="standardContextual"/>
+            </w:rPr>
+          </w:pPr>
+          <w:hyperlink w:anchor="_Toc229856189" w:history="1">
+            <w:r>
+              <w:rPr>
+                <w:rStyle w:val="Hyperlink"/>
+                <w:caps/>
+                <w:noProof/>
+                <w:lang w:eastAsia="en-US"/>
+              </w:rPr>
+              <w:t>4.4</w:t>
+            </w:r>
+            <w:r>
+              <w:rPr>
+                <w:rStyle w:val="Hyperlink"/>
+                <w:noProof/>
+                <w:lang w:eastAsia="en-US"/>
+              </w:rPr>
+              <w:t xml:space="preserve"> Curățarea datasetului</w:t>
+            </w:r>
+            <w:r>
+              <w:rPr>
+                <w:noProof/>
+                <w:webHidden/>
+              </w:rPr>
+              <w:tab/>
+            </w:r>
+            <w:r>
+              <w:rPr>
+                <w:noProof/>
+                <w:webHidden/>
+              </w:rPr>
+              <w:fldChar w:fldCharType="begin"/>
+            </w:r>
+            <w:r>
+              <w:rPr>
+                <w:noProof/>
+                <w:webHidden/>
+              </w:rPr>
+              <w:instrText xml:space="preserve"> PAGEREF _Toc229856189 \h </w:instrText>
+            </w:r>
+            <w:r>
+              <w:rPr>
+                <w:noProof/>
+                <w:webHidden/>
+              </w:rPr>
+            </w:r>
+            <w:r>
+              <w:rPr>
+                <w:noProof/>
+                <w:webHidden/>
+              </w:rPr>
+              <w:fldChar w:fldCharType="separate"/>
+            </w:r>
+            <w:r>
+              <w:rPr>
+                <w:noProof/>
+                <w:webHidden/>
+              </w:rPr>
+              <w:t>6</w:t>
+            </w:r>
+            <w:r>
+              <w:rPr>
+                <w:noProof/>
+                <w:webHidden/>
+              </w:rPr>
+              <w:fldChar w:fldCharType="end"/>
+            </w:r>
+          </w:hyperlink>
+        </w:p>
+        <w:p>
+          <w:pPr>
+            <w:pStyle w:val="TOC2"/>
+            <w:tabs>
+              <w:tab w:val="right" w:leader="dot" w:pos="9629"/>
+            </w:tabs>
+            <w:rPr>
+              <w:rFonts w:asciiTheme="minorHAnsi" w:eastAsiaTheme="minorEastAsia" w:hAnsiTheme="minorHAnsi" w:cstheme="minorBidi"/>
+              <w:noProof/>
+              <w:kern w:val="2"/>
+              <w:lang w:eastAsia="en-US"/>
+              <w14:ligatures w14:val="standardContextual"/>
+            </w:rPr>
+          </w:pPr>
+          <w:hyperlink w:anchor="_Toc229856190" w:history="1">
+            <w:r>
+              <w:rPr>
+                <w:rStyle w:val="Hyperlink"/>
+                <w:caps/>
+                <w:noProof/>
+                <w:lang w:eastAsia="en-US"/>
+              </w:rPr>
+              <w:t>4.5</w:t>
+            </w:r>
+            <w:r>
+              <w:rPr>
+                <w:rStyle w:val="Hyperlink"/>
+                <w:noProof/>
+                <w:lang w:eastAsia="en-US"/>
+              </w:rPr>
+              <w:t xml:space="preserve"> Etichetarea claselor</w:t>
+            </w:r>
+            <w:r>
+              <w:rPr>
+                <w:noProof/>
+                <w:webHidden/>
+              </w:rPr>
+              <w:tab/>
+            </w:r>
+            <w:r>
+              <w:rPr>
+                <w:noProof/>
+                <w:webHidden/>
+              </w:rPr>
+              <w:fldChar w:fldCharType="begin"/>
+            </w:r>
+            <w:r>
+              <w:rPr>
+                <w:noProof/>
+                <w:webHidden/>
+              </w:rPr>
+              <w:instrText xml:space="preserve"> PAGEREF _Toc229856190 \h </w:instrText>
+            </w:r>
+            <w:r>
+              <w:rPr>
+                <w:noProof/>
+                <w:webHidden/>
+              </w:rPr>
+            </w:r>
+            <w:r>
+              <w:rPr>
+                <w:noProof/>
+                <w:webHidden/>
+              </w:rPr>
+              <w:fldChar w:fldCharType="separate"/>
+            </w:r>
+            <w:r>
+              <w:rPr>
+                <w:noProof/>
+                <w:webHidden/>
+              </w:rPr>
+              <w:t>6</w:t>
             </w:r>
             <w:r>
               <w:rPr>
@@ -724,16 +2136,17 @@
               <w:rFonts w:asciiTheme="minorHAnsi" w:eastAsiaTheme="minorEastAsia" w:hAnsiTheme="minorHAnsi" w:cstheme="minorBidi"/>
               <w:noProof/>
               <w:kern w:val="2"/>
-              <w:lang w:val="en-US" w:eastAsia="en-US"/>
+              <w:lang w:eastAsia="en-US"/>
               <w14:ligatures w14:val="standardContextual"/>
             </w:rPr>
           </w:pPr>
-          <w:hyperlink w:anchor="_Toc224746306" w:history="1">
+          <w:hyperlink w:anchor="_Toc229856191" w:history="1">
             <w:r>
               <w:rPr>
                 <w:rStyle w:val="Hyperlink"/>
                 <w:caps/>
                 <w:noProof/>
+                <w:lang w:eastAsia="en-US"/>
               </w:rPr>
               <w:t>5.</w:t>
             </w:r>
@@ -741,8 +2154,9 @@
               <w:rPr>
                 <w:rStyle w:val="Hyperlink"/>
                 <w:noProof/>
-              </w:rPr>
-              <w:t xml:space="preserve"> PREMIZE ANTREPRENORIALE</w:t>
+                <w:lang w:eastAsia="en-US"/>
+              </w:rPr>
+              <w:t xml:space="preserve"> EXPERIMENTE ML</w:t>
             </w:r>
             <w:r>
               <w:rPr>
@@ -763,7 +2177,7 @@
                 <w:noProof/>
                 <w:webHidden/>
               </w:rPr>
-              <w:instrText xml:space="preserve"> PAGEREF _Toc224746306 \h </w:instrText>
+              <w:instrText xml:space="preserve"> PAGEREF _Toc229856191 \h </w:instrText>
             </w:r>
             <w:r>
               <w:rPr>
@@ -783,7 +2197,417 @@
                 <w:noProof/>
                 <w:webHidden/>
               </w:rPr>
-              <w:t>4</w:t>
+              <w:t>6</w:t>
+            </w:r>
+            <w:r>
+              <w:rPr>
+                <w:noProof/>
+                <w:webHidden/>
+              </w:rPr>
+              <w:fldChar w:fldCharType="end"/>
+            </w:r>
+          </w:hyperlink>
+        </w:p>
+        <w:p>
+          <w:pPr>
+            <w:pStyle w:val="TOC2"/>
+            <w:tabs>
+              <w:tab w:val="right" w:leader="dot" w:pos="9629"/>
+            </w:tabs>
+            <w:rPr>
+              <w:rFonts w:asciiTheme="minorHAnsi" w:eastAsiaTheme="minorEastAsia" w:hAnsiTheme="minorHAnsi" w:cstheme="minorBidi"/>
+              <w:noProof/>
+              <w:kern w:val="2"/>
+              <w:lang w:eastAsia="en-US"/>
+              <w14:ligatures w14:val="standardContextual"/>
+            </w:rPr>
+          </w:pPr>
+          <w:hyperlink w:anchor="_Toc229856192" w:history="1">
+            <w:r>
+              <w:rPr>
+                <w:rStyle w:val="Hyperlink"/>
+                <w:caps/>
+                <w:noProof/>
+                <w:lang w:eastAsia="en-US"/>
+              </w:rPr>
+              <w:t>5.1</w:t>
+            </w:r>
+            <w:r>
+              <w:rPr>
+                <w:rStyle w:val="Hyperlink"/>
+                <w:noProof/>
+                <w:lang w:eastAsia="en-US"/>
+              </w:rPr>
+              <w:t xml:space="preserve"> Model folosit</w:t>
+            </w:r>
+            <w:r>
+              <w:rPr>
+                <w:noProof/>
+                <w:webHidden/>
+              </w:rPr>
+              <w:tab/>
+            </w:r>
+            <w:r>
+              <w:rPr>
+                <w:noProof/>
+                <w:webHidden/>
+              </w:rPr>
+              <w:fldChar w:fldCharType="begin"/>
+            </w:r>
+            <w:r>
+              <w:rPr>
+                <w:noProof/>
+                <w:webHidden/>
+              </w:rPr>
+              <w:instrText xml:space="preserve"> PAGEREF _Toc229856192 \h </w:instrText>
+            </w:r>
+            <w:r>
+              <w:rPr>
+                <w:noProof/>
+                <w:webHidden/>
+              </w:rPr>
+            </w:r>
+            <w:r>
+              <w:rPr>
+                <w:noProof/>
+                <w:webHidden/>
+              </w:rPr>
+              <w:fldChar w:fldCharType="separate"/>
+            </w:r>
+            <w:r>
+              <w:rPr>
+                <w:noProof/>
+                <w:webHidden/>
+              </w:rPr>
+              <w:t>6</w:t>
+            </w:r>
+            <w:r>
+              <w:rPr>
+                <w:noProof/>
+                <w:webHidden/>
+              </w:rPr>
+              <w:fldChar w:fldCharType="end"/>
+            </w:r>
+          </w:hyperlink>
+        </w:p>
+        <w:p>
+          <w:pPr>
+            <w:pStyle w:val="TOC2"/>
+            <w:tabs>
+              <w:tab w:val="right" w:leader="dot" w:pos="9629"/>
+            </w:tabs>
+            <w:rPr>
+              <w:rFonts w:asciiTheme="minorHAnsi" w:eastAsiaTheme="minorEastAsia" w:hAnsiTheme="minorHAnsi" w:cstheme="minorBidi"/>
+              <w:noProof/>
+              <w:kern w:val="2"/>
+              <w:lang w:eastAsia="en-US"/>
+              <w14:ligatures w14:val="standardContextual"/>
+            </w:rPr>
+          </w:pPr>
+          <w:hyperlink w:anchor="_Toc229856193" w:history="1">
+            <w:r>
+              <w:rPr>
+                <w:rStyle w:val="Hyperlink"/>
+                <w:caps/>
+                <w:noProof/>
+                <w:lang w:eastAsia="en-US"/>
+              </w:rPr>
+              <w:t>5.2</w:t>
+            </w:r>
+            <w:r>
+              <w:rPr>
+                <w:rStyle w:val="Hyperlink"/>
+                <w:noProof/>
+                <w:lang w:eastAsia="en-US"/>
+              </w:rPr>
+              <w:t xml:space="preserve"> Train/test split</w:t>
+            </w:r>
+            <w:r>
+              <w:rPr>
+                <w:noProof/>
+                <w:webHidden/>
+              </w:rPr>
+              <w:tab/>
+            </w:r>
+            <w:r>
+              <w:rPr>
+                <w:noProof/>
+                <w:webHidden/>
+              </w:rPr>
+              <w:fldChar w:fldCharType="begin"/>
+            </w:r>
+            <w:r>
+              <w:rPr>
+                <w:noProof/>
+                <w:webHidden/>
+              </w:rPr>
+              <w:instrText xml:space="preserve"> PAGEREF _Toc229856193 \h </w:instrText>
+            </w:r>
+            <w:r>
+              <w:rPr>
+                <w:noProof/>
+                <w:webHidden/>
+              </w:rPr>
+            </w:r>
+            <w:r>
+              <w:rPr>
+                <w:noProof/>
+                <w:webHidden/>
+              </w:rPr>
+              <w:fldChar w:fldCharType="separate"/>
+            </w:r>
+            <w:r>
+              <w:rPr>
+                <w:noProof/>
+                <w:webHidden/>
+              </w:rPr>
+              <w:t>6</w:t>
+            </w:r>
+            <w:r>
+              <w:rPr>
+                <w:noProof/>
+                <w:webHidden/>
+              </w:rPr>
+              <w:fldChar w:fldCharType="end"/>
+            </w:r>
+          </w:hyperlink>
+        </w:p>
+        <w:p>
+          <w:pPr>
+            <w:pStyle w:val="TOC2"/>
+            <w:tabs>
+              <w:tab w:val="right" w:leader="dot" w:pos="9629"/>
+            </w:tabs>
+            <w:rPr>
+              <w:rFonts w:asciiTheme="minorHAnsi" w:eastAsiaTheme="minorEastAsia" w:hAnsiTheme="minorHAnsi" w:cstheme="minorBidi"/>
+              <w:noProof/>
+              <w:kern w:val="2"/>
+              <w:lang w:eastAsia="en-US"/>
+              <w14:ligatures w14:val="standardContextual"/>
+            </w:rPr>
+          </w:pPr>
+          <w:hyperlink w:anchor="_Toc229856194" w:history="1">
+            <w:r>
+              <w:rPr>
+                <w:rStyle w:val="Hyperlink"/>
+                <w:caps/>
+                <w:noProof/>
+                <w:lang w:eastAsia="en-US"/>
+              </w:rPr>
+              <w:t>5.3</w:t>
+            </w:r>
+            <w:r>
+              <w:rPr>
+                <w:rStyle w:val="Hyperlink"/>
+                <w:noProof/>
+                <w:lang w:eastAsia="en-US"/>
+              </w:rPr>
+              <w:t xml:space="preserve"> Experiment cu porturi</w:t>
+            </w:r>
+            <w:r>
+              <w:rPr>
+                <w:noProof/>
+                <w:webHidden/>
+              </w:rPr>
+              <w:tab/>
+            </w:r>
+            <w:r>
+              <w:rPr>
+                <w:noProof/>
+                <w:webHidden/>
+              </w:rPr>
+              <w:fldChar w:fldCharType="begin"/>
+            </w:r>
+            <w:r>
+              <w:rPr>
+                <w:noProof/>
+                <w:webHidden/>
+              </w:rPr>
+              <w:instrText xml:space="preserve"> PAGEREF _Toc229856194 \h </w:instrText>
+            </w:r>
+            <w:r>
+              <w:rPr>
+                <w:noProof/>
+                <w:webHidden/>
+              </w:rPr>
+            </w:r>
+            <w:r>
+              <w:rPr>
+                <w:noProof/>
+                <w:webHidden/>
+              </w:rPr>
+              <w:fldChar w:fldCharType="separate"/>
+            </w:r>
+            <w:r>
+              <w:rPr>
+                <w:noProof/>
+                <w:webHidden/>
+              </w:rPr>
+              <w:t>6</w:t>
+            </w:r>
+            <w:r>
+              <w:rPr>
+                <w:noProof/>
+                <w:webHidden/>
+              </w:rPr>
+              <w:fldChar w:fldCharType="end"/>
+            </w:r>
+          </w:hyperlink>
+        </w:p>
+        <w:p>
+          <w:pPr>
+            <w:pStyle w:val="TOC2"/>
+            <w:tabs>
+              <w:tab w:val="right" w:leader="dot" w:pos="9629"/>
+            </w:tabs>
+            <w:rPr>
+              <w:rFonts w:asciiTheme="minorHAnsi" w:eastAsiaTheme="minorEastAsia" w:hAnsiTheme="minorHAnsi" w:cstheme="minorBidi"/>
+              <w:noProof/>
+              <w:kern w:val="2"/>
+              <w:lang w:eastAsia="en-US"/>
+              <w14:ligatures w14:val="standardContextual"/>
+            </w:rPr>
+          </w:pPr>
+          <w:hyperlink w:anchor="_Toc229856195" w:history="1">
+            <w:r>
+              <w:rPr>
+                <w:rStyle w:val="Hyperlink"/>
+                <w:caps/>
+                <w:noProof/>
+                <w:lang w:eastAsia="en-US"/>
+              </w:rPr>
+              <w:t>5.4</w:t>
+            </w:r>
+            <w:r>
+              <w:rPr>
+                <w:rStyle w:val="Hyperlink"/>
+                <w:noProof/>
+                <w:lang w:eastAsia="en-US"/>
+              </w:rPr>
+              <w:t xml:space="preserve"> Experiment fără porturi</w:t>
+            </w:r>
+            <w:r>
+              <w:rPr>
+                <w:noProof/>
+                <w:webHidden/>
+              </w:rPr>
+              <w:tab/>
+            </w:r>
+            <w:r>
+              <w:rPr>
+                <w:noProof/>
+                <w:webHidden/>
+              </w:rPr>
+              <w:fldChar w:fldCharType="begin"/>
+            </w:r>
+            <w:r>
+              <w:rPr>
+                <w:noProof/>
+                <w:webHidden/>
+              </w:rPr>
+              <w:instrText xml:space="preserve"> PAGEREF _Toc229856195 \h </w:instrText>
+            </w:r>
+            <w:r>
+              <w:rPr>
+                <w:noProof/>
+                <w:webHidden/>
+              </w:rPr>
+            </w:r>
+            <w:r>
+              <w:rPr>
+                <w:noProof/>
+                <w:webHidden/>
+              </w:rPr>
+              <w:fldChar w:fldCharType="separate"/>
+            </w:r>
+            <w:r>
+              <w:rPr>
+                <w:noProof/>
+                <w:webHidden/>
+              </w:rPr>
+              <w:t>6</w:t>
+            </w:r>
+            <w:r>
+              <w:rPr>
+                <w:noProof/>
+                <w:webHidden/>
+              </w:rPr>
+              <w:fldChar w:fldCharType="end"/>
+            </w:r>
+          </w:hyperlink>
+        </w:p>
+        <w:p>
+          <w:pPr>
+            <w:pStyle w:val="TOC2"/>
+            <w:tabs>
+              <w:tab w:val="right" w:leader="dot" w:pos="9629"/>
+            </w:tabs>
+            <w:rPr>
+              <w:rFonts w:asciiTheme="minorHAnsi" w:eastAsiaTheme="minorEastAsia" w:hAnsiTheme="minorHAnsi" w:cstheme="minorBidi"/>
+              <w:noProof/>
+              <w:kern w:val="2"/>
+              <w:lang w:eastAsia="en-US"/>
+              <w14:ligatures w14:val="standardContextual"/>
+            </w:rPr>
+          </w:pPr>
+          <w:hyperlink w:anchor="_Toc229856196" w:history="1">
+            <w:r>
+              <w:rPr>
+                <w:rStyle w:val="Hyperlink"/>
+                <w:caps/>
+                <w:noProof/>
+                <w:lang w:eastAsia="en-US"/>
+              </w:rPr>
+              <w:t>5.5</w:t>
+            </w:r>
+            <w:r>
+              <w:rPr>
+                <w:rStyle w:val="Hyperlink"/>
+                <w:noProof/>
+                <w:lang w:eastAsia="en-US"/>
+              </w:rPr>
+              <w:t xml:space="preserve"> Metrici: accuracy, precision, recall, F1-score, confusion matrix</w:t>
+            </w:r>
+            <w:r>
+              <w:rPr>
+                <w:noProof/>
+                <w:webHidden/>
+              </w:rPr>
+              <w:tab/>
+            </w:r>
+            <w:r>
+              <w:rPr>
+                <w:noProof/>
+                <w:webHidden/>
+              </w:rPr>
+              <w:fldChar w:fldCharType="begin"/>
+            </w:r>
+            <w:r>
+              <w:rPr>
+                <w:noProof/>
+                <w:webHidden/>
+              </w:rPr>
+              <w:instrText xml:space="preserve"> PAGEREF _Toc229856196 \h </w:instrText>
+            </w:r>
+            <w:r>
+              <w:rPr>
+                <w:noProof/>
+                <w:webHidden/>
+              </w:rPr>
+            </w:r>
+            <w:r>
+              <w:rPr>
+                <w:noProof/>
+                <w:webHidden/>
+              </w:rPr>
+              <w:fldChar w:fldCharType="separate"/>
+            </w:r>
+            <w:r>
+              <w:rPr>
+                <w:noProof/>
+                <w:webHidden/>
+              </w:rPr>
+              <w:t>6</w:t>
             </w:r>
             <w:r>
               <w:rPr>
@@ -804,16 +2628,17 @@
               <w:rFonts w:asciiTheme="minorHAnsi" w:eastAsiaTheme="minorEastAsia" w:hAnsiTheme="minorHAnsi" w:cstheme="minorBidi"/>
               <w:noProof/>
               <w:kern w:val="2"/>
-              <w:lang w:val="en-US" w:eastAsia="en-US"/>
+              <w:lang w:eastAsia="en-US"/>
               <w14:ligatures w14:val="standardContextual"/>
             </w:rPr>
           </w:pPr>
-          <w:hyperlink w:anchor="_Toc224746307" w:history="1">
+          <w:hyperlink w:anchor="_Toc229856197" w:history="1">
             <w:r>
               <w:rPr>
                 <w:rStyle w:val="Hyperlink"/>
                 <w:caps/>
                 <w:noProof/>
+                <w:lang w:eastAsia="en-US"/>
               </w:rPr>
               <w:t>6.</w:t>
             </w:r>
@@ -821,8 +2646,9 @@
               <w:rPr>
                 <w:rStyle w:val="Hyperlink"/>
                 <w:noProof/>
-              </w:rPr>
-              <w:t xml:space="preserve"> CONCLUZIE</w:t>
+                <w:lang w:eastAsia="en-US"/>
+              </w:rPr>
+              <w:t xml:space="preserve"> DASHBOARD STREAMLIT</w:t>
             </w:r>
             <w:r>
               <w:rPr>
@@ -843,7 +2669,7 @@
                 <w:noProof/>
                 <w:webHidden/>
               </w:rPr>
-              <w:instrText xml:space="preserve"> PAGEREF _Toc224746307 \h </w:instrText>
+              <w:instrText xml:space="preserve"> PAGEREF _Toc229856197 \h </w:instrText>
             </w:r>
             <w:r>
               <w:rPr>
@@ -863,7 +2689,498 @@
                 <w:noProof/>
                 <w:webHidden/>
               </w:rPr>
-              <w:t>4</w:t>
+              <w:t>6</w:t>
+            </w:r>
+            <w:r>
+              <w:rPr>
+                <w:noProof/>
+                <w:webHidden/>
+              </w:rPr>
+              <w:fldChar w:fldCharType="end"/>
+            </w:r>
+          </w:hyperlink>
+        </w:p>
+        <w:p>
+          <w:pPr>
+            <w:pStyle w:val="TOC2"/>
+            <w:tabs>
+              <w:tab w:val="right" w:leader="dot" w:pos="9629"/>
+            </w:tabs>
+            <w:rPr>
+              <w:rFonts w:asciiTheme="minorHAnsi" w:eastAsiaTheme="minorEastAsia" w:hAnsiTheme="minorHAnsi" w:cstheme="minorBidi"/>
+              <w:noProof/>
+              <w:kern w:val="2"/>
+              <w:lang w:eastAsia="en-US"/>
+              <w14:ligatures w14:val="standardContextual"/>
+            </w:rPr>
+          </w:pPr>
+          <w:hyperlink w:anchor="_Toc229856198" w:history="1">
+            <w:r>
+              <w:rPr>
+                <w:rStyle w:val="Hyperlink"/>
+                <w:caps/>
+                <w:noProof/>
+                <w:lang w:eastAsia="en-US"/>
+              </w:rPr>
+              <w:t>6.1</w:t>
+            </w:r>
+            <w:r>
+              <w:rPr>
+                <w:rStyle w:val="Hyperlink"/>
+                <w:noProof/>
+                <w:lang w:eastAsia="en-US"/>
+              </w:rPr>
+              <w:t xml:space="preserve"> Încărcarea datasetului</w:t>
+            </w:r>
+            <w:r>
+              <w:rPr>
+                <w:noProof/>
+                <w:webHidden/>
+              </w:rPr>
+              <w:tab/>
+            </w:r>
+            <w:r>
+              <w:rPr>
+                <w:noProof/>
+                <w:webHidden/>
+              </w:rPr>
+              <w:fldChar w:fldCharType="begin"/>
+            </w:r>
+            <w:r>
+              <w:rPr>
+                <w:noProof/>
+                <w:webHidden/>
+              </w:rPr>
+              <w:instrText xml:space="preserve"> PAGEREF _Toc229856198 \h </w:instrText>
+            </w:r>
+            <w:r>
+              <w:rPr>
+                <w:noProof/>
+                <w:webHidden/>
+              </w:rPr>
+            </w:r>
+            <w:r>
+              <w:rPr>
+                <w:noProof/>
+                <w:webHidden/>
+              </w:rPr>
+              <w:fldChar w:fldCharType="separate"/>
+            </w:r>
+            <w:r>
+              <w:rPr>
+                <w:noProof/>
+                <w:webHidden/>
+              </w:rPr>
+              <w:t>6</w:t>
+            </w:r>
+            <w:r>
+              <w:rPr>
+                <w:noProof/>
+                <w:webHidden/>
+              </w:rPr>
+              <w:fldChar w:fldCharType="end"/>
+            </w:r>
+          </w:hyperlink>
+        </w:p>
+        <w:p>
+          <w:pPr>
+            <w:pStyle w:val="TOC2"/>
+            <w:tabs>
+              <w:tab w:val="right" w:leader="dot" w:pos="9629"/>
+            </w:tabs>
+            <w:rPr>
+              <w:rFonts w:asciiTheme="minorHAnsi" w:eastAsiaTheme="minorEastAsia" w:hAnsiTheme="minorHAnsi" w:cstheme="minorBidi"/>
+              <w:noProof/>
+              <w:kern w:val="2"/>
+              <w:lang w:eastAsia="en-US"/>
+              <w14:ligatures w14:val="standardContextual"/>
+            </w:rPr>
+          </w:pPr>
+          <w:hyperlink w:anchor="_Toc229856199" w:history="1">
+            <w:r>
+              <w:rPr>
+                <w:rStyle w:val="Hyperlink"/>
+                <w:caps/>
+                <w:noProof/>
+                <w:lang w:eastAsia="en-US"/>
+              </w:rPr>
+              <w:t>6.2</w:t>
+            </w:r>
+            <w:r>
+              <w:rPr>
+                <w:rStyle w:val="Hyperlink"/>
+                <w:noProof/>
+                <w:lang w:eastAsia="en-US"/>
+              </w:rPr>
+              <w:t xml:space="preserve"> Overview</w:t>
+            </w:r>
+            <w:r>
+              <w:rPr>
+                <w:noProof/>
+                <w:webHidden/>
+              </w:rPr>
+              <w:tab/>
+            </w:r>
+            <w:r>
+              <w:rPr>
+                <w:noProof/>
+                <w:webHidden/>
+              </w:rPr>
+              <w:fldChar w:fldCharType="begin"/>
+            </w:r>
+            <w:r>
+              <w:rPr>
+                <w:noProof/>
+                <w:webHidden/>
+              </w:rPr>
+              <w:instrText xml:space="preserve"> PAGEREF _Toc229856199 \h </w:instrText>
+            </w:r>
+            <w:r>
+              <w:rPr>
+                <w:noProof/>
+                <w:webHidden/>
+              </w:rPr>
+            </w:r>
+            <w:r>
+              <w:rPr>
+                <w:noProof/>
+                <w:webHidden/>
+              </w:rPr>
+              <w:fldChar w:fldCharType="separate"/>
+            </w:r>
+            <w:r>
+              <w:rPr>
+                <w:noProof/>
+                <w:webHidden/>
+              </w:rPr>
+              <w:t>6</w:t>
+            </w:r>
+            <w:r>
+              <w:rPr>
+                <w:noProof/>
+                <w:webHidden/>
+              </w:rPr>
+              <w:fldChar w:fldCharType="end"/>
+            </w:r>
+          </w:hyperlink>
+        </w:p>
+        <w:p>
+          <w:pPr>
+            <w:pStyle w:val="TOC2"/>
+            <w:tabs>
+              <w:tab w:val="right" w:leader="dot" w:pos="9629"/>
+            </w:tabs>
+            <w:rPr>
+              <w:rFonts w:asciiTheme="minorHAnsi" w:eastAsiaTheme="minorEastAsia" w:hAnsiTheme="minorHAnsi" w:cstheme="minorBidi"/>
+              <w:noProof/>
+              <w:kern w:val="2"/>
+              <w:lang w:eastAsia="en-US"/>
+              <w14:ligatures w14:val="standardContextual"/>
+            </w:rPr>
+          </w:pPr>
+          <w:hyperlink w:anchor="_Toc229856200" w:history="1">
+            <w:r>
+              <w:rPr>
+                <w:rStyle w:val="Hyperlink"/>
+                <w:caps/>
+                <w:noProof/>
+                <w:lang w:eastAsia="en-US"/>
+              </w:rPr>
+              <w:t>6.3</w:t>
+            </w:r>
+            <w:r>
+              <w:rPr>
+                <w:rStyle w:val="Hyperlink"/>
+                <w:noProof/>
+                <w:lang w:eastAsia="en-US"/>
+              </w:rPr>
+              <w:t xml:space="preserve"> Distribuții</w:t>
+            </w:r>
+            <w:r>
+              <w:rPr>
+                <w:noProof/>
+                <w:webHidden/>
+              </w:rPr>
+              <w:tab/>
+            </w:r>
+            <w:r>
+              <w:rPr>
+                <w:noProof/>
+                <w:webHidden/>
+              </w:rPr>
+              <w:fldChar w:fldCharType="begin"/>
+            </w:r>
+            <w:r>
+              <w:rPr>
+                <w:noProof/>
+                <w:webHidden/>
+              </w:rPr>
+              <w:instrText xml:space="preserve"> PAGEREF _Toc229856200 \h </w:instrText>
+            </w:r>
+            <w:r>
+              <w:rPr>
+                <w:noProof/>
+                <w:webHidden/>
+              </w:rPr>
+            </w:r>
+            <w:r>
+              <w:rPr>
+                <w:noProof/>
+                <w:webHidden/>
+              </w:rPr>
+              <w:fldChar w:fldCharType="separate"/>
+            </w:r>
+            <w:r>
+              <w:rPr>
+                <w:noProof/>
+                <w:webHidden/>
+              </w:rPr>
+              <w:t>6</w:t>
+            </w:r>
+            <w:r>
+              <w:rPr>
+                <w:noProof/>
+                <w:webHidden/>
+              </w:rPr>
+              <w:fldChar w:fldCharType="end"/>
+            </w:r>
+          </w:hyperlink>
+        </w:p>
+        <w:p>
+          <w:pPr>
+            <w:pStyle w:val="TOC2"/>
+            <w:tabs>
+              <w:tab w:val="right" w:leader="dot" w:pos="9629"/>
+            </w:tabs>
+            <w:rPr>
+              <w:rFonts w:asciiTheme="minorHAnsi" w:eastAsiaTheme="minorEastAsia" w:hAnsiTheme="minorHAnsi" w:cstheme="minorBidi"/>
+              <w:noProof/>
+              <w:kern w:val="2"/>
+              <w:lang w:eastAsia="en-US"/>
+              <w14:ligatures w14:val="standardContextual"/>
+            </w:rPr>
+          </w:pPr>
+          <w:hyperlink w:anchor="_Toc229856201" w:history="1">
+            <w:r>
+              <w:rPr>
+                <w:rStyle w:val="Hyperlink"/>
+                <w:caps/>
+                <w:noProof/>
+                <w:lang w:eastAsia="en-US"/>
+              </w:rPr>
+              <w:t>6.4</w:t>
+            </w:r>
+            <w:r>
+              <w:rPr>
+                <w:rStyle w:val="Hyperlink"/>
+                <w:noProof/>
+                <w:lang w:eastAsia="en-US"/>
+              </w:rPr>
+              <w:t xml:space="preserve"> Histogramă pe feature-uri</w:t>
+            </w:r>
+            <w:r>
+              <w:rPr>
+                <w:noProof/>
+                <w:webHidden/>
+              </w:rPr>
+              <w:tab/>
+            </w:r>
+            <w:r>
+              <w:rPr>
+                <w:noProof/>
+                <w:webHidden/>
+              </w:rPr>
+              <w:fldChar w:fldCharType="begin"/>
+            </w:r>
+            <w:r>
+              <w:rPr>
+                <w:noProof/>
+                <w:webHidden/>
+              </w:rPr>
+              <w:instrText xml:space="preserve"> PAGEREF _Toc229856201 \h </w:instrText>
+            </w:r>
+            <w:r>
+              <w:rPr>
+                <w:noProof/>
+                <w:webHidden/>
+              </w:rPr>
+            </w:r>
+            <w:r>
+              <w:rPr>
+                <w:noProof/>
+                <w:webHidden/>
+              </w:rPr>
+              <w:fldChar w:fldCharType="separate"/>
+            </w:r>
+            <w:r>
+              <w:rPr>
+                <w:noProof/>
+                <w:webHidden/>
+              </w:rPr>
+              <w:t>6</w:t>
+            </w:r>
+            <w:r>
+              <w:rPr>
+                <w:noProof/>
+                <w:webHidden/>
+              </w:rPr>
+              <w:fldChar w:fldCharType="end"/>
+            </w:r>
+          </w:hyperlink>
+        </w:p>
+        <w:p>
+          <w:pPr>
+            <w:pStyle w:val="TOC2"/>
+            <w:tabs>
+              <w:tab w:val="right" w:leader="dot" w:pos="9629"/>
+            </w:tabs>
+            <w:rPr>
+              <w:rFonts w:asciiTheme="minorHAnsi" w:eastAsiaTheme="minorEastAsia" w:hAnsiTheme="minorHAnsi" w:cstheme="minorBidi"/>
+              <w:noProof/>
+              <w:kern w:val="2"/>
+              <w:lang w:eastAsia="en-US"/>
+              <w14:ligatures w14:val="standardContextual"/>
+            </w:rPr>
+          </w:pPr>
+          <w:hyperlink w:anchor="_Toc229856202" w:history="1">
+            <w:r>
+              <w:rPr>
+                <w:rStyle w:val="Hyperlink"/>
+                <w:caps/>
+                <w:noProof/>
+                <w:lang w:eastAsia="en-US"/>
+              </w:rPr>
+              <w:t>6.5</w:t>
+            </w:r>
+            <w:r>
+              <w:rPr>
+                <w:rStyle w:val="Hyperlink"/>
+                <w:noProof/>
+                <w:lang w:eastAsia="en-US"/>
+              </w:rPr>
+              <w:t xml:space="preserve"> Rularea experimentelor</w:t>
+            </w:r>
+            <w:r>
+              <w:rPr>
+                <w:noProof/>
+                <w:webHidden/>
+              </w:rPr>
+              <w:tab/>
+            </w:r>
+            <w:r>
+              <w:rPr>
+                <w:noProof/>
+                <w:webHidden/>
+              </w:rPr>
+              <w:fldChar w:fldCharType="begin"/>
+            </w:r>
+            <w:r>
+              <w:rPr>
+                <w:noProof/>
+                <w:webHidden/>
+              </w:rPr>
+              <w:instrText xml:space="preserve"> PAGEREF _Toc229856202 \h </w:instrText>
+            </w:r>
+            <w:r>
+              <w:rPr>
+                <w:noProof/>
+                <w:webHidden/>
+              </w:rPr>
+            </w:r>
+            <w:r>
+              <w:rPr>
+                <w:noProof/>
+                <w:webHidden/>
+              </w:rPr>
+              <w:fldChar w:fldCharType="separate"/>
+            </w:r>
+            <w:r>
+              <w:rPr>
+                <w:noProof/>
+                <w:webHidden/>
+              </w:rPr>
+              <w:t>6</w:t>
+            </w:r>
+            <w:r>
+              <w:rPr>
+                <w:noProof/>
+                <w:webHidden/>
+              </w:rPr>
+              <w:fldChar w:fldCharType="end"/>
+            </w:r>
+          </w:hyperlink>
+        </w:p>
+        <w:p>
+          <w:pPr>
+            <w:pStyle w:val="TOC2"/>
+            <w:tabs>
+              <w:tab w:val="right" w:leader="dot" w:pos="9629"/>
+            </w:tabs>
+            <w:rPr>
+              <w:rFonts w:asciiTheme="minorHAnsi" w:eastAsiaTheme="minorEastAsia" w:hAnsiTheme="minorHAnsi" w:cstheme="minorBidi"/>
+              <w:noProof/>
+              <w:kern w:val="2"/>
+              <w:lang w:eastAsia="en-US"/>
+              <w14:ligatures w14:val="standardContextual"/>
+            </w:rPr>
+          </w:pPr>
+          <w:hyperlink w:anchor="_Toc229856203" w:history="1">
+            <w:r>
+              <w:rPr>
+                <w:rStyle w:val="Hyperlink"/>
+                <w:caps/>
+                <w:noProof/>
+              </w:rPr>
+              <w:t>6.6</w:t>
+            </w:r>
+            <w:r>
+              <w:rPr>
+                <w:rStyle w:val="Hyperlink"/>
+                <w:noProof/>
+                <w:lang w:eastAsia="en-US"/>
+              </w:rPr>
+              <w:t xml:space="preserve"> Confusion matrix și feature importance.</w:t>
+            </w:r>
+            <w:r>
+              <w:rPr>
+                <w:noProof/>
+                <w:webHidden/>
+              </w:rPr>
+              <w:tab/>
+            </w:r>
+            <w:r>
+              <w:rPr>
+                <w:noProof/>
+                <w:webHidden/>
+              </w:rPr>
+              <w:fldChar w:fldCharType="begin"/>
+            </w:r>
+            <w:r>
+              <w:rPr>
+                <w:noProof/>
+                <w:webHidden/>
+              </w:rPr>
+              <w:instrText xml:space="preserve"> PAGEREF _Toc229856203 \h </w:instrText>
+            </w:r>
+            <w:r>
+              <w:rPr>
+                <w:noProof/>
+                <w:webHidden/>
+              </w:rPr>
+            </w:r>
+            <w:r>
+              <w:rPr>
+                <w:noProof/>
+                <w:webHidden/>
+              </w:rPr>
+              <w:fldChar w:fldCharType="separate"/>
+            </w:r>
+            <w:r>
+              <w:rPr>
+                <w:noProof/>
+                <w:webHidden/>
+              </w:rPr>
+              <w:t>6</w:t>
             </w:r>
             <w:r>
               <w:rPr>
@@ -884,24 +3201,429 @@
               <w:rFonts w:asciiTheme="minorHAnsi" w:eastAsiaTheme="minorEastAsia" w:hAnsiTheme="minorHAnsi" w:cstheme="minorBidi"/>
               <w:noProof/>
               <w:kern w:val="2"/>
-              <w:lang w:val="en-US" w:eastAsia="en-US"/>
+              <w:lang w:eastAsia="en-US"/>
               <w14:ligatures w14:val="standardContextual"/>
             </w:rPr>
           </w:pPr>
-          <w:hyperlink w:anchor="_Toc224746308" w:history="1">
+          <w:hyperlink w:anchor="_Toc229856204" w:history="1">
             <w:r>
               <w:rPr>
                 <w:rStyle w:val="Hyperlink"/>
                 <w:caps/>
                 <w:noProof/>
+              </w:rPr>
+              <w:t>7.</w:t>
+            </w:r>
+            <w:r>
+              <w:rPr>
+                <w:rStyle w:val="Hyperlink"/>
+                <w:noProof/>
+              </w:rPr>
+              <w:t xml:space="preserve"> REZULTATE ȘI INTERPRETARE</w:t>
+            </w:r>
+            <w:r>
+              <w:rPr>
+                <w:noProof/>
+                <w:webHidden/>
+              </w:rPr>
+              <w:tab/>
+            </w:r>
+            <w:r>
+              <w:rPr>
+                <w:noProof/>
+                <w:webHidden/>
+              </w:rPr>
+              <w:fldChar w:fldCharType="begin"/>
+            </w:r>
+            <w:r>
+              <w:rPr>
+                <w:noProof/>
+                <w:webHidden/>
+              </w:rPr>
+              <w:instrText xml:space="preserve"> PAGEREF _Toc229856204 \h </w:instrText>
+            </w:r>
+            <w:r>
+              <w:rPr>
+                <w:noProof/>
+                <w:webHidden/>
+              </w:rPr>
+            </w:r>
+            <w:r>
+              <w:rPr>
+                <w:noProof/>
+                <w:webHidden/>
+              </w:rPr>
+              <w:fldChar w:fldCharType="separate"/>
+            </w:r>
+            <w:r>
+              <w:rPr>
+                <w:noProof/>
+                <w:webHidden/>
+              </w:rPr>
+              <w:t>6</w:t>
+            </w:r>
+            <w:r>
+              <w:rPr>
+                <w:noProof/>
+                <w:webHidden/>
+              </w:rPr>
+              <w:fldChar w:fldCharType="end"/>
+            </w:r>
+          </w:hyperlink>
+        </w:p>
+        <w:p>
+          <w:pPr>
+            <w:pStyle w:val="TOC2"/>
+            <w:tabs>
+              <w:tab w:val="right" w:leader="dot" w:pos="9629"/>
+            </w:tabs>
+            <w:rPr>
+              <w:rFonts w:asciiTheme="minorHAnsi" w:eastAsiaTheme="minorEastAsia" w:hAnsiTheme="minorHAnsi" w:cstheme="minorBidi"/>
+              <w:noProof/>
+              <w:kern w:val="2"/>
+              <w:lang w:eastAsia="en-US"/>
+              <w14:ligatures w14:val="standardContextual"/>
+            </w:rPr>
+          </w:pPr>
+          <w:hyperlink w:anchor="_Toc229856205" w:history="1">
+            <w:r>
+              <w:rPr>
+                <w:rStyle w:val="Hyperlink"/>
+                <w:caps/>
+                <w:noProof/>
                 <w:lang w:eastAsia="en-US"/>
               </w:rPr>
-              <w:t>7.</w:t>
+              <w:t>7.1</w:t>
             </w:r>
             <w:r>
               <w:rPr>
                 <w:rStyle w:val="Hyperlink"/>
                 <w:noProof/>
+                <w:lang w:eastAsia="en-US"/>
+              </w:rPr>
+              <w:t xml:space="preserve"> compari performanța cu/fără porturi;</w:t>
+            </w:r>
+            <w:r>
+              <w:rPr>
+                <w:noProof/>
+                <w:webHidden/>
+              </w:rPr>
+              <w:tab/>
+            </w:r>
+            <w:r>
+              <w:rPr>
+                <w:noProof/>
+                <w:webHidden/>
+              </w:rPr>
+              <w:fldChar w:fldCharType="begin"/>
+            </w:r>
+            <w:r>
+              <w:rPr>
+                <w:noProof/>
+                <w:webHidden/>
+              </w:rPr>
+              <w:instrText xml:space="preserve"> PAGEREF _Toc229856205 \h </w:instrText>
+            </w:r>
+            <w:r>
+              <w:rPr>
+                <w:noProof/>
+                <w:webHidden/>
+              </w:rPr>
+            </w:r>
+            <w:r>
+              <w:rPr>
+                <w:noProof/>
+                <w:webHidden/>
+              </w:rPr>
+              <w:fldChar w:fldCharType="separate"/>
+            </w:r>
+            <w:r>
+              <w:rPr>
+                <w:noProof/>
+                <w:webHidden/>
+              </w:rPr>
+              <w:t>7</w:t>
+            </w:r>
+            <w:r>
+              <w:rPr>
+                <w:noProof/>
+                <w:webHidden/>
+              </w:rPr>
+              <w:fldChar w:fldCharType="end"/>
+            </w:r>
+          </w:hyperlink>
+        </w:p>
+        <w:p>
+          <w:pPr>
+            <w:pStyle w:val="TOC2"/>
+            <w:tabs>
+              <w:tab w:val="right" w:leader="dot" w:pos="9629"/>
+            </w:tabs>
+            <w:rPr>
+              <w:rFonts w:asciiTheme="minorHAnsi" w:eastAsiaTheme="minorEastAsia" w:hAnsiTheme="minorHAnsi" w:cstheme="minorBidi"/>
+              <w:noProof/>
+              <w:kern w:val="2"/>
+              <w:lang w:eastAsia="en-US"/>
+              <w14:ligatures w14:val="standardContextual"/>
+            </w:rPr>
+          </w:pPr>
+          <w:hyperlink w:anchor="_Toc229856206" w:history="1">
+            <w:r>
+              <w:rPr>
+                <w:rStyle w:val="Hyperlink"/>
+                <w:caps/>
+                <w:noProof/>
+                <w:lang w:eastAsia="en-US"/>
+              </w:rPr>
+              <w:t>7.2</w:t>
+            </w:r>
+            <w:r>
+              <w:rPr>
+                <w:rStyle w:val="Hyperlink"/>
+                <w:noProof/>
+                <w:lang w:eastAsia="en-US"/>
+              </w:rPr>
+              <w:t xml:space="preserve"> explici unde modelul merge bine;</w:t>
+            </w:r>
+            <w:r>
+              <w:rPr>
+                <w:noProof/>
+                <w:webHidden/>
+              </w:rPr>
+              <w:tab/>
+            </w:r>
+            <w:r>
+              <w:rPr>
+                <w:noProof/>
+                <w:webHidden/>
+              </w:rPr>
+              <w:fldChar w:fldCharType="begin"/>
+            </w:r>
+            <w:r>
+              <w:rPr>
+                <w:noProof/>
+                <w:webHidden/>
+              </w:rPr>
+              <w:instrText xml:space="preserve"> PAGEREF _Toc229856206 \h </w:instrText>
+            </w:r>
+            <w:r>
+              <w:rPr>
+                <w:noProof/>
+                <w:webHidden/>
+              </w:rPr>
+            </w:r>
+            <w:r>
+              <w:rPr>
+                <w:noProof/>
+                <w:webHidden/>
+              </w:rPr>
+              <w:fldChar w:fldCharType="separate"/>
+            </w:r>
+            <w:r>
+              <w:rPr>
+                <w:noProof/>
+                <w:webHidden/>
+              </w:rPr>
+              <w:t>7</w:t>
+            </w:r>
+            <w:r>
+              <w:rPr>
+                <w:noProof/>
+                <w:webHidden/>
+              </w:rPr>
+              <w:fldChar w:fldCharType="end"/>
+            </w:r>
+          </w:hyperlink>
+        </w:p>
+        <w:p>
+          <w:pPr>
+            <w:pStyle w:val="TOC2"/>
+            <w:tabs>
+              <w:tab w:val="right" w:leader="dot" w:pos="9629"/>
+            </w:tabs>
+            <w:rPr>
+              <w:rFonts w:asciiTheme="minorHAnsi" w:eastAsiaTheme="minorEastAsia" w:hAnsiTheme="minorHAnsi" w:cstheme="minorBidi"/>
+              <w:noProof/>
+              <w:kern w:val="2"/>
+              <w:lang w:eastAsia="en-US"/>
+              <w14:ligatures w14:val="standardContextual"/>
+            </w:rPr>
+          </w:pPr>
+          <w:hyperlink w:anchor="_Toc229856207" w:history="1">
+            <w:r>
+              <w:rPr>
+                <w:rStyle w:val="Hyperlink"/>
+                <w:caps/>
+                <w:noProof/>
+              </w:rPr>
+              <w:t>7.3</w:t>
+            </w:r>
+            <w:r>
+              <w:rPr>
+                <w:rStyle w:val="Hyperlink"/>
+                <w:noProof/>
+                <w:lang w:eastAsia="en-US"/>
+              </w:rPr>
+              <w:t xml:space="preserve"> explici limitările.</w:t>
+            </w:r>
+            <w:r>
+              <w:rPr>
+                <w:noProof/>
+                <w:webHidden/>
+              </w:rPr>
+              <w:tab/>
+            </w:r>
+            <w:r>
+              <w:rPr>
+                <w:noProof/>
+                <w:webHidden/>
+              </w:rPr>
+              <w:fldChar w:fldCharType="begin"/>
+            </w:r>
+            <w:r>
+              <w:rPr>
+                <w:noProof/>
+                <w:webHidden/>
+              </w:rPr>
+              <w:instrText xml:space="preserve"> PAGEREF _Toc229856207 \h </w:instrText>
+            </w:r>
+            <w:r>
+              <w:rPr>
+                <w:noProof/>
+                <w:webHidden/>
+              </w:rPr>
+            </w:r>
+            <w:r>
+              <w:rPr>
+                <w:noProof/>
+                <w:webHidden/>
+              </w:rPr>
+              <w:fldChar w:fldCharType="separate"/>
+            </w:r>
+            <w:r>
+              <w:rPr>
+                <w:noProof/>
+                <w:webHidden/>
+              </w:rPr>
+              <w:t>7</w:t>
+            </w:r>
+            <w:r>
+              <w:rPr>
+                <w:noProof/>
+                <w:webHidden/>
+              </w:rPr>
+              <w:fldChar w:fldCharType="end"/>
+            </w:r>
+          </w:hyperlink>
+        </w:p>
+        <w:p>
+          <w:pPr>
+            <w:pStyle w:val="TOC1"/>
+            <w:tabs>
+              <w:tab w:val="right" w:leader="dot" w:pos="9629"/>
+            </w:tabs>
+            <w:rPr>
+              <w:rFonts w:asciiTheme="minorHAnsi" w:eastAsiaTheme="minorEastAsia" w:hAnsiTheme="minorHAnsi" w:cstheme="minorBidi"/>
+              <w:noProof/>
+              <w:kern w:val="2"/>
+              <w:lang w:eastAsia="en-US"/>
+              <w14:ligatures w14:val="standardContextual"/>
+            </w:rPr>
+          </w:pPr>
+          <w:hyperlink w:anchor="_Toc229856208" w:history="1">
+            <w:r>
+              <w:rPr>
+                <w:rStyle w:val="Hyperlink"/>
+                <w:caps/>
+                <w:noProof/>
+              </w:rPr>
+              <w:t>8.</w:t>
+            </w:r>
+            <w:r>
+              <w:rPr>
+                <w:rStyle w:val="Hyperlink"/>
+                <w:noProof/>
+              </w:rPr>
+              <w:t xml:space="preserve"> CONCLUZII</w:t>
+            </w:r>
+            <w:r>
+              <w:rPr>
+                <w:noProof/>
+                <w:webHidden/>
+              </w:rPr>
+              <w:tab/>
+            </w:r>
+            <w:r>
+              <w:rPr>
+                <w:noProof/>
+                <w:webHidden/>
+              </w:rPr>
+              <w:fldChar w:fldCharType="begin"/>
+            </w:r>
+            <w:r>
+              <w:rPr>
+                <w:noProof/>
+                <w:webHidden/>
+              </w:rPr>
+              <w:instrText xml:space="preserve"> PAGEREF _Toc229856208 \h </w:instrText>
+            </w:r>
+            <w:r>
+              <w:rPr>
+                <w:noProof/>
+                <w:webHidden/>
+              </w:rPr>
+            </w:r>
+            <w:r>
+              <w:rPr>
+                <w:noProof/>
+                <w:webHidden/>
+              </w:rPr>
+              <w:fldChar w:fldCharType="separate"/>
+            </w:r>
+            <w:r>
+              <w:rPr>
+                <w:noProof/>
+                <w:webHidden/>
+              </w:rPr>
+              <w:t>7</w:t>
+            </w:r>
+            <w:r>
+              <w:rPr>
+                <w:noProof/>
+                <w:webHidden/>
+              </w:rPr>
+              <w:fldChar w:fldCharType="end"/>
+            </w:r>
+          </w:hyperlink>
+        </w:p>
+        <w:p>
+          <w:pPr>
+            <w:pStyle w:val="TOC1"/>
+            <w:tabs>
+              <w:tab w:val="right" w:leader="dot" w:pos="9629"/>
+            </w:tabs>
+            <w:rPr>
+              <w:rFonts w:asciiTheme="minorHAnsi" w:eastAsiaTheme="minorEastAsia" w:hAnsiTheme="minorHAnsi" w:cstheme="minorBidi"/>
+              <w:noProof/>
+              <w:kern w:val="2"/>
+              <w:lang w:eastAsia="en-US"/>
+              <w14:ligatures w14:val="standardContextual"/>
+            </w:rPr>
+          </w:pPr>
+          <w:hyperlink w:anchor="_Toc229856209" w:history="1">
+            <w:r>
+              <w:rPr>
+                <w:rStyle w:val="Hyperlink"/>
+                <w:caps/>
+                <w:noProof/>
+                <w:lang w:eastAsia="en-US"/>
+              </w:rPr>
+              <w:t>9.</w:t>
+            </w:r>
+            <w:r>
+              <w:rPr>
+                <w:rStyle w:val="Hyperlink"/>
+                <w:noProof/>
               </w:rPr>
               <w:t xml:space="preserve"> BIBLIOGRAFIE</w:t>
             </w:r>
@@ -924,7 +3646,7 @@
                 <w:noProof/>
                 <w:webHidden/>
               </w:rPr>
-              <w:instrText xml:space="preserve"> PAGEREF _Toc224746308 \h </w:instrText>
+              <w:instrText xml:space="preserve"> PAGEREF _Toc229856209 \h </w:instrText>
             </w:r>
             <w:r>
               <w:rPr>
@@ -944,7 +3666,7 @@
                 <w:noProof/>
                 <w:webHidden/>
               </w:rPr>
-              <w:t>4</w:t>
+              <w:t>7</w:t>
             </w:r>
             <w:r>
               <w:rPr>
@@ -993,6 +3715,9 @@
       </w:pPr>
     </w:p>
     <w:p>
+      <w:pPr>
+        <w:ind w:firstLine="0"/>
+      </w:pPr>
       <w:r>
         <w:br w:type="page"/>
       </w:r>
@@ -1001,76 +3726,1868 @@
       <w:pPr>
         <w:pStyle w:val="Heading1"/>
       </w:pPr>
-      <w:bookmarkStart w:id="2" w:name="_Toc224746302"/>
+      <w:bookmarkStart w:id="2" w:name="_Toc229856169"/>
       <w:r>
         <w:lastRenderedPageBreak/>
         <w:t>INTRODUCERE</w:t>
       </w:r>
       <w:bookmarkEnd w:id="2"/>
     </w:p>
+    <w:p>
+      <w:pPr>
+        <w:pStyle w:val="Heading2"/>
+      </w:pPr>
+      <w:bookmarkStart w:id="3" w:name="_Toc229856170"/>
+      <w:r>
+        <w:t>Problema clasificării traficului de rețea</w:t>
+      </w:r>
+      <w:bookmarkEnd w:id="3"/>
+      <w:r>
+        <w:br/>
+      </w:r>
+    </w:p>
+    <w:p>
+      <w:r>
+        <w:t>Clasificarea traficului de rețea este procesul prin care unui pachet, unui flow sau unei sesiuni i se atribuie o clasă relevantă din punct de vedere semantic, de exemplu o aplicație, un tip de serviciu, o categorie de utilizare sau o etichetă de securitate. În lucrările moderne, unitatea de măsură și de analiză este adesea flow-ul, definit ca o secvență de pachete care împărtășesc un identificator comun, de regulă 5-tuplul format din adresele sursă/destinație, porturile sursă/destinație și protocolul de transport. Clasificarea este utilă pentru vizibilitate operațională, control QoS, analiză de securitate și înțelegerea utilizării rețelei.</w:t>
+      </w:r>
+    </w:p>
+    <w:p>
+      <w:r>
+        <w:t>În practică apar două taxonomii foarte frecvente. Prima este taxonomia de securitate, de tip benign/malicious sau multiclasă pe familii de atac. A doua este taxonomia la nivel de aplicație sau serviciu, unde clasele pot fi HTTP, DNS, SSH, streaming, VoIP, e-mail sau P2P. Literatura despre clasificare semi-supervizată și despre trafic flow-based folosește explicit exemple precum HTTP, Streaming și Peer-to-Peer, ceea ce se potrivește bine cu un proiect care urmărește etichetarea fluxurilor pe baza comportamentului lor statistic.</w:t>
+      </w:r>
+    </w:p>
     <w:p/>
     <w:p>
-      <w:pPr>
-        <w:pStyle w:val="Heading1"/>
-      </w:pPr>
-      <w:bookmarkStart w:id="3" w:name="_Toc224746303"/>
-      <w:r>
-        <w:t>STATE OF THE ART</w:t>
-      </w:r>
-      <w:bookmarkEnd w:id="3"/>
+      <w:r>
+        <w:t>Totuși, clasificarea traficului de rețea poate genera niște probleme care merită să fie trecute in revistă:</w:t>
+      </w:r>
     </w:p>
     <w:p/>
     <w:p>
-      <w:pPr>
-        <w:pStyle w:val="Heading1"/>
-      </w:pPr>
-      <w:bookmarkStart w:id="4" w:name="_Toc224746304"/>
-      <w:r>
-        <w:t>ARHITECTURA</w:t>
-      </w:r>
-      <w:r>
-        <w:t xml:space="preserve"> SISTEMULUI CARMONITOR</w:t>
-      </w:r>
-      <w:bookmarkEnd w:id="4"/>
+      <w:r>
+        <w:t xml:space="preserve">Prima dificultate majoră este </w:t>
+      </w:r>
+      <w:r>
+        <w:rPr>
+          <w:b/>
+          <w:bCs/>
+        </w:rPr>
+        <w:t>criptarea</w:t>
+      </w:r>
+      <w:r>
+        <w:t>. Inspecția clasică a payload-ului devine mai puțin utilă atunci când conținutul este protejat prin TLS, QUIC sau alte mecanisme similare; în acest context, cercetarea recentă subliniază că ML-ul și trăsăturile statistice devin o soluție practică tocmai pentru că nu depind de accesul la conținutul în clar.</w:t>
+      </w:r>
+      <w:sdt>
+        <w:sdtPr>
+          <w:id w:val="-657762804"/>
+          <w:citation/>
+        </w:sdtPr>
+        <w:sdtContent>
+          <w:r>
+            <w:fldChar w:fldCharType="begin"/>
+          </w:r>
+          <w:r>
+            <w:instrText xml:space="preserve"> CITATION Hyu \l 1033 </w:instrText>
+          </w:r>
+          <w:r>
+            <w:fldChar w:fldCharType="separate"/>
+          </w:r>
+          <w:r>
+            <w:rPr>
+              <w:noProof/>
+            </w:rPr>
+            <w:t xml:space="preserve"> [1]</w:t>
+          </w:r>
+          <w:r>
+            <w:fldChar w:fldCharType="end"/>
+          </w:r>
+        </w:sdtContent>
+      </w:sdt>
+    </w:p>
+    <w:p>
+      <w:r>
+        <w:t xml:space="preserve">A doua dificultate este </w:t>
+      </w:r>
+      <w:r>
+        <w:rPr>
+          <w:b/>
+          <w:bCs/>
+        </w:rPr>
+        <w:t>port obfuscation</w:t>
+      </w:r>
+      <w:r>
+        <w:t xml:space="preserve"> sau, mai larg, faptul că porturile nu mai sunt un identificator stabil al aplicației. Lucrările clasice arată că aplicațiile moderne pot folosi porturi dinamice sau se pot „ascunde” în spatele unor porturi bine-cunoscute, reducând fiabilitatea clasificării strict port-based. În același timp, aceeași literatură arată că porturile nu trebuie ignorate complet: în anumite contexte, ele păstrează încă putere discriminativă și pot fi utile ca semnal auxiliar.</w:t>
+      </w:r>
+      <w:sdt>
+        <w:sdtPr>
+          <w:id w:val="2096588212"/>
+          <w:citation/>
+        </w:sdtPr>
+        <w:sdtContent>
+          <w:r>
+            <w:fldChar w:fldCharType="begin"/>
+          </w:r>
+          <w:r>
+            <w:instrText xml:space="preserve"> CITATION Adr \l 1033 </w:instrText>
+          </w:r>
+          <w:r>
+            <w:fldChar w:fldCharType="separate"/>
+          </w:r>
+          <w:r>
+            <w:rPr>
+              <w:noProof/>
+            </w:rPr>
+            <w:t xml:space="preserve"> [2]</w:t>
+          </w:r>
+          <w:r>
+            <w:fldChar w:fldCharType="end"/>
+          </w:r>
+        </w:sdtContent>
+      </w:sdt>
+    </w:p>
+    <w:p>
+      <w:r>
+        <w:t xml:space="preserve">A treia dificultate este </w:t>
+      </w:r>
+      <w:r>
+        <w:rPr>
+          <w:b/>
+          <w:bCs/>
+        </w:rPr>
+        <w:t>class imbalance</w:t>
+      </w:r>
+      <w:r>
+        <w:t xml:space="preserve">. În sarcinile de securitate, distribuția benign/malicious este adesea foarte dezechilibrată, uneori la raporturi de ordinul 100:1 sau chiar 1000:1, ceea ce face ca unele modele să favorizeze clasa majoritară și să pară performante doar prin simplul fapt că „ghicesc” mai des clasa dominantă. În astfel de situații, acuratețea poate fi înșelătoare, iar F1-score, în special în variantă macro, devine mai informativ. </w:t>
+      </w:r>
+      <w:sdt>
+        <w:sdtPr>
+          <w:id w:val="881363794"/>
+          <w:citation/>
+        </w:sdtPr>
+        <w:sdtContent>
+          <w:r>
+            <w:fldChar w:fldCharType="begin"/>
+          </w:r>
+          <w:r>
+            <w:instrText xml:space="preserve"> CITATION Ibr \l 1033 </w:instrText>
+          </w:r>
+          <w:r>
+            <w:fldChar w:fldCharType="separate"/>
+          </w:r>
+          <w:r>
+            <w:rPr>
+              <w:noProof/>
+            </w:rPr>
+            <w:t>[3]</w:t>
+          </w:r>
+          <w:r>
+            <w:fldChar w:fldCharType="end"/>
+          </w:r>
+        </w:sdtContent>
+      </w:sdt>
+    </w:p>
+    <w:p>
+      <w:r>
+        <w:t xml:space="preserve">A patra dificultate este </w:t>
+      </w:r>
+      <w:r>
+        <w:rPr>
+          <w:b/>
+          <w:bCs/>
+        </w:rPr>
+        <w:t>concept drift</w:t>
+      </w:r>
+      <w:r>
+        <w:t xml:space="preserve">, adică schimbarea în timp a distribuției datelor și a semnăturilor comportamentale ale aplicațiilor. Aplicațiile se actualizează, protocoalele evoluează, apar noi tipare de utilizare și se schimbă infrastructura. Literatura recentă de sinteză pentru flow-based classification avertizează explicit că un model bun astăzi poate deveni rapid depășit, iar un exemplu citat în tutorialul din 2026 arată </w:t>
+      </w:r>
+      <w:r>
+        <w:lastRenderedPageBreak/>
+        <w:t>degradări de ordinul a 10% într-o singură săptămână, în funcție de setarea experimentală și de protocolul vizat.</w:t>
+      </w:r>
+      <w:sdt>
+        <w:sdtPr>
+          <w:id w:val="799113073"/>
+          <w:citation/>
+        </w:sdtPr>
+        <w:sdtContent>
+          <w:r>
+            <w:fldChar w:fldCharType="begin"/>
+          </w:r>
+          <w:r>
+            <w:instrText xml:space="preserve"> CITATION Ibr \l 1033 </w:instrText>
+          </w:r>
+          <w:r>
+            <w:fldChar w:fldCharType="separate"/>
+          </w:r>
+          <w:r>
+            <w:rPr>
+              <w:noProof/>
+            </w:rPr>
+            <w:t xml:space="preserve"> [3]</w:t>
+          </w:r>
+          <w:r>
+            <w:fldChar w:fldCharType="end"/>
+          </w:r>
+        </w:sdtContent>
+      </w:sdt>
+    </w:p>
+    <w:p>
+      <w:r>
+        <w:t xml:space="preserve">A cincea dificultate este </w:t>
+      </w:r>
+      <w:r>
+        <w:rPr>
+          <w:b/>
+          <w:bCs/>
+        </w:rPr>
+        <w:t>calitatea etichetelor</w:t>
+      </w:r>
+      <w:r>
+        <w:t>. Clasificarea supervizată depinde de existența unui ground truth bun, dar etichetarea traficului real este costisitoare, dificilă și adesea imperfectă. O analiză dedicată etichetării seturilor de date de rețea concluzionează că metodele curente suferă încă de limite importante privind calitatea, volumul și viteza obținerii etichetelor, iar tutorialul flow-based din 2026 spune direct că obținerea unor etichete de încredere este, de regulă, cea mai mare provocare a unui sistem practic de clasificare.</w:t>
+      </w:r>
+      <w:sdt>
+        <w:sdtPr>
+          <w:id w:val="-1854328642"/>
+          <w:citation/>
+        </w:sdtPr>
+        <w:sdtContent>
+          <w:r>
+            <w:fldChar w:fldCharType="begin"/>
+          </w:r>
+          <w:r>
+            <w:instrText xml:space="preserve"> CITATION Adr \l 1033 </w:instrText>
+          </w:r>
+          <w:r>
+            <w:fldChar w:fldCharType="separate"/>
+          </w:r>
+          <w:r>
+            <w:rPr>
+              <w:noProof/>
+            </w:rPr>
+            <w:t xml:space="preserve"> [2]</w:t>
+          </w:r>
+          <w:r>
+            <w:fldChar w:fldCharType="end"/>
+          </w:r>
+        </w:sdtContent>
+      </w:sdt>
+    </w:p>
+    <w:p>
+      <w:pPr>
+        <w:ind w:firstLine="0"/>
+      </w:pPr>
+    </w:p>
+    <w:p>
+      <w:r>
+        <w:t>Taxonomia minimă utilă pentru o introducere are patru axe. Prima este flow-based vs packet-based: fie clasifici din pachete individuale sau secvențe scurte, fie din rezumate statistice ale sesiunilor. A doua este supervizat vs nesupervizat: fie ai etichete și antrenezi direct un model, fie încerci să descoperi structură latentă prin clustering sau adaptare fără etichete. A treia este binar vs multiclasă: de exemplu „video vs non-video” este binar, pe când „web / video / VoIP / file transfer / scanare / DDoS” este multiclasă. A patra este header-based vs payload-based: prima folosește informații observabile chiar și sub criptare, a doua se bazează pe conținut și este mai puternică doar când acesta este accesibil și acceptabil din punct de vedere legal și operațional.</w:t>
+      </w:r>
+    </w:p>
+    <w:p/>
+    <w:tbl>
+      <w:tblPr>
+        <w:tblStyle w:val="TableGrid"/>
+        <w:tblW w:w="0" w:type="auto"/>
+        <w:tblLook w:val="04A0" w:firstRow="1" w:lastRow="0" w:firstColumn="1" w:lastColumn="0" w:noHBand="0" w:noVBand="1"/>
+      </w:tblPr>
+      <w:tblGrid>
+        <w:gridCol w:w="1971"/>
+        <w:gridCol w:w="1971"/>
+        <w:gridCol w:w="1971"/>
+        <w:gridCol w:w="1971"/>
+        <w:gridCol w:w="1971"/>
+      </w:tblGrid>
+      <w:tr>
+        <w:tc>
+          <w:tcPr>
+            <w:tcW w:w="1971" w:type="dxa"/>
+          </w:tcPr>
+          <w:p>
+            <w:pPr>
+              <w:ind w:firstLine="0"/>
+            </w:pPr>
+            <w:r>
+              <w:t>Granularitate</w:t>
+            </w:r>
+          </w:p>
+        </w:tc>
+        <w:tc>
+          <w:tcPr>
+            <w:tcW w:w="1971" w:type="dxa"/>
+          </w:tcPr>
+          <w:p>
+            <w:pPr>
+              <w:ind w:firstLine="0"/>
+            </w:pPr>
+            <w:r>
+              <w:t>Caracteristici folosite</w:t>
+            </w:r>
+          </w:p>
+        </w:tc>
+        <w:tc>
+          <w:tcPr>
+            <w:tcW w:w="1971" w:type="dxa"/>
+          </w:tcPr>
+          <w:p>
+            <w:pPr>
+              <w:ind w:firstLine="0"/>
+            </w:pPr>
+            <w:r>
+              <w:t>Avantaje</w:t>
+            </w:r>
+          </w:p>
+        </w:tc>
+        <w:tc>
+          <w:tcPr>
+            <w:tcW w:w="1971" w:type="dxa"/>
+          </w:tcPr>
+          <w:p>
+            <w:pPr>
+              <w:ind w:firstLine="0"/>
+            </w:pPr>
+            <w:r>
+              <w:t>Dezavantaje</w:t>
+            </w:r>
+          </w:p>
+        </w:tc>
+        <w:tc>
+          <w:tcPr>
+            <w:tcW w:w="1971" w:type="dxa"/>
+          </w:tcPr>
+          <w:p>
+            <w:pPr>
+              <w:ind w:firstLine="0"/>
+            </w:pPr>
+            <w:r>
+              <w:t>Cazuri tipice de utilizare</w:t>
+            </w:r>
+          </w:p>
+        </w:tc>
+      </w:tr>
+      <w:tr>
+        <w:tc>
+          <w:tcPr>
+            <w:tcW w:w="1971" w:type="dxa"/>
+          </w:tcPr>
+          <w:p>
+            <w:pPr>
+              <w:ind w:firstLine="0"/>
+            </w:pPr>
+            <w:r>
+              <w:t>Packet-base</w:t>
+            </w:r>
+          </w:p>
+        </w:tc>
+        <w:tc>
+          <w:tcPr>
+            <w:tcW w:w="1971" w:type="dxa"/>
+          </w:tcPr>
+          <w:p>
+            <w:pPr>
+              <w:ind w:firstLine="0"/>
+            </w:pPr>
+            <w:r>
+              <w:t>Header-e detaliate, payload, ordinea pachetelor, pattern-uri pe primele pachete</w:t>
+            </w:r>
+          </w:p>
+        </w:tc>
+        <w:tc>
+          <w:tcPr>
+            <w:tcW w:w="1971" w:type="dxa"/>
+          </w:tcPr>
+          <w:p>
+            <w:pPr>
+              <w:ind w:firstLine="0"/>
+            </w:pPr>
+            <w:r>
+              <w:t>Rezoluție foarte fină; bun pentru DPI, forensics și protocoale necriptate</w:t>
+            </w:r>
+          </w:p>
+        </w:tc>
+        <w:tc>
+          <w:tcPr>
+            <w:tcW w:w="1971" w:type="dxa"/>
+          </w:tcPr>
+          <w:p>
+            <w:pPr>
+              <w:ind w:firstLine="0"/>
+            </w:pPr>
+            <w:r>
+              <w:t>Scump computațional; probleme de confidențialitate; sensibil la criptare; volum mare de date</w:t>
+            </w:r>
+          </w:p>
+        </w:tc>
+        <w:tc>
+          <w:tcPr>
+            <w:tcW w:w="1971" w:type="dxa"/>
+          </w:tcPr>
+          <w:p>
+            <w:pPr>
+              <w:ind w:firstLine="0"/>
+            </w:pPr>
+            <w:r>
+              <w:t>Analiză forensică, reverse engineering de protocol, reguli IDS semnătură</w:t>
+            </w:r>
+          </w:p>
+        </w:tc>
+      </w:tr>
+      <w:tr>
+        <w:tc>
+          <w:tcPr>
+            <w:tcW w:w="1971" w:type="dxa"/>
+          </w:tcPr>
+          <w:p>
+            <w:pPr>
+              <w:ind w:firstLine="0"/>
+            </w:pPr>
+            <w:r>
+              <w:t>Flow-based</w:t>
+            </w:r>
+          </w:p>
+        </w:tc>
+        <w:tc>
+          <w:tcPr>
+            <w:tcW w:w="1971" w:type="dxa"/>
+          </w:tcPr>
+          <w:p>
+            <w:pPr>
+              <w:ind w:firstLine="0"/>
+            </w:pPr>
+            <w:r>
+              <w:t>Număr de pachete, bytes, durate, rate, PIAT, statistici pe direcții, flag-uri, context protocol/port</w:t>
+            </w:r>
+          </w:p>
+        </w:tc>
+        <w:tc>
+          <w:tcPr>
+            <w:tcW w:w="1971" w:type="dxa"/>
+          </w:tcPr>
+          <w:p>
+            <w:pPr>
+              <w:ind w:firstLine="0"/>
+            </w:pPr>
+            <w:r>
+              <w:t>Mai scalabil; mai puțin intruziv; util când payload-ul este criptat; bun pentru ML tabular</w:t>
+            </w:r>
+          </w:p>
+        </w:tc>
+        <w:tc>
+          <w:tcPr>
+            <w:tcW w:w="1971" w:type="dxa"/>
+          </w:tcPr>
+          <w:p>
+            <w:pPr>
+              <w:ind w:firstLine="0"/>
+            </w:pPr>
+            <w:r>
+              <w:t>Pierde detaliu fin; depinde de timeout-uri și de calitatea măsurării; poate introduce artefacte și shortcut-uri</w:t>
+            </w:r>
+          </w:p>
+        </w:tc>
+        <w:tc>
+          <w:tcPr>
+            <w:tcW w:w="1971" w:type="dxa"/>
+          </w:tcPr>
+          <w:p>
+            <w:pPr>
+              <w:ind w:firstLine="0"/>
+            </w:pPr>
+            <w:r>
+              <w:t>Monitorizare la scară, QoS, detecție de anomalii, clasificare aplicații/atacuri pe flow-uri</w:t>
+            </w:r>
+          </w:p>
+        </w:tc>
+      </w:tr>
+    </w:tbl>
+    <w:p/>
+    <w:p>
+      <w:r>
+        <w:t xml:space="preserve">Comparația de mai sus rezumă compromisurile descrise de literatura despre flow monitoring, DPI și clasificare statistică: analiza pe pachete oferă mai mult detaliu, dar devine costisitoare și fragilă sub criptare; analiza pe flow-uri comprimă datele, scalează mai bine și se potrivește mai natural cu clasificarea ML pe seturi de trăsături tabulare. </w:t>
+      </w:r>
+      <w:sdt>
+        <w:sdtPr>
+          <w:id w:val="-515615635"/>
+          <w:citation/>
+        </w:sdtPr>
+        <w:sdtContent>
+          <w:r>
+            <w:fldChar w:fldCharType="begin"/>
+          </w:r>
+          <w:r>
+            <w:instrText xml:space="preserve"> CITATION Ric \l 1033 </w:instrText>
+          </w:r>
+          <w:r>
+            <w:fldChar w:fldCharType="separate"/>
+          </w:r>
+          <w:r>
+            <w:rPr>
+              <w:noProof/>
+            </w:rPr>
+            <w:t>[4]</w:t>
+          </w:r>
+          <w:r>
+            <w:fldChar w:fldCharType="end"/>
+          </w:r>
+        </w:sdtContent>
+      </w:sdt>
     </w:p>
     <w:p/>
     <w:p/>
     <w:p>
       <w:pPr>
+        <w:pStyle w:val="Heading2"/>
+      </w:pPr>
+      <w:bookmarkStart w:id="4" w:name="_Toc229856171"/>
+      <w:r>
+        <w:t>Rolul Wireshark/PCAP</w:t>
+      </w:r>
+      <w:bookmarkEnd w:id="4"/>
+    </w:p>
+    <w:p>
+      <w:r>
+        <w:t>Într-un proiect ca acesta, Wireshark și ecosistemul său joacă rolul infrastructurii de observare și inspecție. Wireshark este analizorul grafic interactiv; TShark este versiunea de linie de comandă, utilă în automatizare; PyShark este un wrapper Python peste TShark, care permite parsarea capturilor sau a capturilor live folosind filtrele Wireshark deja instalate. Practic, Wireshark este foarte bun pentru explorare vizuală, TShark pentru export și scripting, iar PyShark pentru integrare într-un pipeline Python. În plus, pentru gestionarea versiunilor sistemului, se folosește Git, iar pentru a avea o interfață ușor de monitorizat si folosit, SourceTree.</w:t>
+      </w:r>
+    </w:p>
+    <w:p>
+      <w:r>
+        <w:t>Formatele de bază sunt PCAP și PCAPNG. Documentația IETF aflată în lucru în 2026 descrie PCAP ca formatul istoric folosit de libpcap/tcpdump, cu extensia recomandată .pcap, header fix și magic number care indică inclusiv dacă timestamp-urile sunt stocate la rezoluție microsecundă sau nanosecundă. În schimb, PCAPNG este formatul extensibil modern, cu extensia recomandată .pcapng, organizat în blocuri; el începe cu un Section Header Block și poate include Interface Description Blocks, Enhanced Packet Blocks, Name Resolution Blocks, comentarii, statistici de interfață și chiar Decryption Secrets Blocks. Wireshark și TShark îl folosesc nativ.</w:t>
+      </w:r>
+      <w:sdt>
+        <w:sdtPr>
+          <w:id w:val="-836924785"/>
+          <w:citation/>
+        </w:sdtPr>
+        <w:sdtContent>
+          <w:r>
+            <w:fldChar w:fldCharType="begin"/>
+          </w:r>
+          <w:r>
+            <w:instrText xml:space="preserve"> CITATION GHa \l 1033 </w:instrText>
+          </w:r>
+          <w:r>
+            <w:fldChar w:fldCharType="separate"/>
+          </w:r>
+          <w:r>
+            <w:rPr>
+              <w:noProof/>
+            </w:rPr>
+            <w:t xml:space="preserve"> [5]</w:t>
+          </w:r>
+          <w:r>
+            <w:fldChar w:fldCharType="end"/>
+          </w:r>
+        </w:sdtContent>
+      </w:sdt>
+    </w:p>
+    <w:p/>
+    <w:p>
+      <w:r>
+        <w:t xml:space="preserve">Această diferență este importantă practic. PCAP este simplu și larg compatibil, deci excelent pentru interoperabilitate, dar pierde din bogăția datelor și metadatelor. PCAPNG este mai potrivit pentru proiecte serioase de analiză, deoarece poate păstra informații despre mai multe interfețe, rezoluții diferite ale timestamp-urilor/interfață, comentarii, mapări de nume și statistici despre packet drops sau filtre acceptate. Pe de altă parte, tocmai această flexibilitate îl face ceva mai complex și trebuie tratat ca atare, mai ales când fișierul poate conține și secrete de decriptare. </w:t>
+      </w:r>
+    </w:p>
+    <w:p>
+      <w:r>
+        <w:t xml:space="preserve">Capturile PCAP nu sunt însă un „adevăr absolut”, ci un rezultat al unui proces de măsurare. TShark permite capture filters la nivel libpcap și display filters la nivelul analizorului; primele sunt eficiente și reduc datele colectate, dar discarded packets nu mai există pentru analiză, iar folosirea display filters în captură live poate crește riscul de packet loss. În plus, opțiunea de snapshot length poate trunchia pachetele, ceea ce afectează payload-ul disponibil și unele trăsături. PCAPNG poate păstra statistici explicite despre pachete recepționate, pierdute de interfață, pierdute de sistemul de operare și livrate utilizatorului, ceea ce este foarte util pentru a documenta fidelitatea capturii. </w:t>
+      </w:r>
+    </w:p>
+    <w:p>
+      <w:r>
+        <w:t>Mai există și bias-uri mai subtile. Dacă se capturează doar pe o interfață sau doar un anumit protocol, se introduce selecție; dacă se realizează sampling 1-in-N, se alterează estimările de inter-arrival time și se pot rata flow-uri scurte; Chiar și link-layer-ul contează: fișierele PCAP/PCAPNG trebuie interpretate în funcție de LINKTYPE, iar acel LINKTYPE poate reprezenta Ethernet, Wi-Fi, Bluetooth și multe alte encapsulări.</w:t>
+      </w:r>
+    </w:p>
+    <w:p>
+      <w:r>
+        <w:t xml:space="preserve">Derivarea flow-urilor din PCAP pornește de regulă de la un Flow Key. Un flow este un set de pachete observate într-un anumit interval de timp și care au proprietăți comune; exemplul clasic este 5-tuple: </w:t>
+      </w:r>
+      <w:r>
+        <w:rPr>
+          <w:b/>
+          <w:bCs/>
+        </w:rPr>
+        <w:t>IP sursă, IP destinație, port sursă, port destinație și protocol de transport.</w:t>
+      </w:r>
+      <w:r>
+        <w:t xml:space="preserve"> În această definiție clasică, 5-tuple descriu natural un flux </w:t>
+      </w:r>
+      <w:r>
+        <w:lastRenderedPageBreak/>
+        <w:t xml:space="preserve">unidirecțional. Pentru clasificare ML modernă, se preferă adesea bidirectional flows, care agregă într-o singură înregistrare atât direcția A → B, cât și B → A și calculează separat statistici forward/backward plus agregate totale. </w:t>
+      </w:r>
+    </w:p>
+    <w:p>
+      <w:r>
+        <w:t>Un flow este închis printr-o politică de expirare. Pentru TCP, închiderea poate fi marcată de FIN sau RST; pentru UDP și pentru sesiunile fără teardown explicit, idle timeout-ul este cel folosit. Timeout-urile active forțează exportul flow-urilor foarte lungi. Alegerea acestor praguri este un compromis: timeout-uri prea scurte fragmentează sesiunile și pot pierde handshake-ul sau finalul conexiunii, iar timeout-uri prea lungi pot amesteca sesiuni consecutive care reutilizează același 5-tuple. Într-un proiect flow-based, aceste detalii nu sunt implementare marginală, ci parte din definiția datelor.</w:t>
+      </w:r>
+      <w:sdt>
+        <w:sdtPr>
+          <w:id w:val="-421267350"/>
+          <w:citation/>
+        </w:sdtPr>
+        <w:sdtContent>
+          <w:r>
+            <w:fldChar w:fldCharType="begin"/>
+          </w:r>
+          <w:r>
+            <w:instrText xml:space="preserve"> CITATION Adr \l 1033 </w:instrText>
+          </w:r>
+          <w:r>
+            <w:fldChar w:fldCharType="separate"/>
+          </w:r>
+          <w:r>
+            <w:rPr>
+              <w:noProof/>
+            </w:rPr>
+            <w:t xml:space="preserve"> [2]</w:t>
+          </w:r>
+          <w:r>
+            <w:fldChar w:fldCharType="end"/>
+          </w:r>
+        </w:sdtContent>
+      </w:sdt>
+      <w:bookmarkStart w:id="5" w:name="_Toc229856172"/>
+    </w:p>
+    <w:p/>
+    <w:p>
+      <w:pPr>
+        <w:pStyle w:val="Heading2"/>
+      </w:pPr>
+      <w:r>
+        <w:t>De ce Machine Learning</w:t>
+      </w:r>
+      <w:bookmarkEnd w:id="5"/>
+    </w:p>
+    <w:p>
+      <w:r>
+        <w:t>Motivul fundamental pentru care Machine Learning a devenit central în clasificarea traficului este că indiciile simple nu mai sunt suficiente. În trecut, asocierea „port → aplicație” funcționa mai bine; astăzi, alocarea dinamică a porturilor, tunelarea prin porturi web standard, multiplexarea prin HTTPS și infrastructurile cloud partajate fac clasificarea bazată pe porturi mult mai puțin fiabilă. Deep Packet Inspection poate oferi încă informație utilă pe trafic necriptat sau în scenarii controlate, dar este costisitor, ridică probleme de confidențialitate și își pierde forța pe trafic criptat sau obfuscat. </w:t>
+      </w:r>
+    </w:p>
+    <w:p>
+      <w:r>
+        <w:t>În acest context, ML oferă o soluție potrivită pentru că operează pe pattern-uri statistice și comportamentale ale flow-urilor, nu pe o regulă rigidă legată de un port sau de un șablon de payload. Transformând traficul în vectori de trăsături</w:t>
+      </w:r>
+      <w:r>
+        <w:t xml:space="preserve">, </w:t>
+      </w:r>
+      <w:r>
+        <w:t>modelul poate învăța semnături comportamentale care rămân adesea observabile chiar și când conținutul este criptat. Acesta este și motivul pentru care literatura recentă descrie flow-based ML drept o abordare practică și relativ puțin intruzivă pentru păstrarea vizibilității asupra rețelei. </w:t>
+      </w:r>
+    </w:p>
+    <w:p>
+      <w:r>
+        <w:t>Pentru datele tipice unui proiect flow-based, </w:t>
+      </w:r>
+      <w:r>
+        <w:rPr>
+          <w:b/>
+          <w:bCs/>
+        </w:rPr>
+        <w:t>modelele clasice</w:t>
+      </w:r>
+      <w:r>
+        <w:t> rămân o alegere foarte bună. Tutorialele și studiile recente evidențiază că baseline-urile clasice sunt rapide, ușoare și mai interpretabile, iar ansamblurile pe arbori oferă adesea cel mai bun compromis între acuratețe, robustețe și cost. Decision Trees au avantajul lizibilității și al regulilor explicit vizualizabile; Random Forest reduce varianța</w:t>
+      </w:r>
+      <w:r>
+        <w:t xml:space="preserve"> </w:t>
+      </w:r>
+      <w:r>
+        <w:t>și controlează mai bine overfitting-ul decât un singur arbore; boosting-ul tinde și el să fie foarte competitiv pe date tabulare. În multe scenarii practice, exact această familie de modele stabilește baseline-ul serios pe care orice alternativă mai complexă trebuie să-l depășească. </w:t>
+      </w:r>
+    </w:p>
+    <w:p>
+      <w:r>
+        <w:rPr>
+          <w:b/>
+          <w:bCs/>
+        </w:rPr>
+        <w:t>Deep learning</w:t>
+      </w:r>
+      <w:r>
+        <w:t xml:space="preserve"> devine mai convingător când </w:t>
+      </w:r>
+      <w:r>
+        <w:t xml:space="preserve">se lucrează </w:t>
+      </w:r>
+      <w:r>
+        <w:t xml:space="preserve">cu reprezentări brute sau semi-brute, cum ar fi secvențe de lungimi de pachete, secvențe de timp sau tensorizări ale primelor pachete. Avantajul major este că rețeaua poate învăța automat reprezentări bogate și dependențe nelineare, fără feature engineering manual la fel de intens. Dezavantajele sunt însă importante: interpretabilitate mai slabă, cerințe mai mari de date și resurse, tuning mai lung și, pentru trafic flow-based tabular, performanță adesea mai puțin impresionantă decât entuziasmul din jurul DL ar sugera. </w:t>
+      </w:r>
+    </w:p>
+    <w:p>
+      <w:r>
+        <w:t>Feature engineering-ul este aici nucleul reprezentării. Sursele recente grupează trăsăturile flow-based în patru familii: </w:t>
+      </w:r>
+      <w:r>
+        <w:rPr>
+          <w:b/>
+          <w:bCs/>
+        </w:rPr>
+        <w:t>mărime de pachet</w:t>
+      </w:r>
+      <w:r>
+        <w:t>, </w:t>
+      </w:r>
+      <w:r>
+        <w:rPr>
+          <w:b/>
+          <w:bCs/>
+        </w:rPr>
+        <w:t>temporizare</w:t>
+      </w:r>
+      <w:r>
+        <w:t>, </w:t>
+      </w:r>
+      <w:r>
+        <w:rPr>
+          <w:b/>
+          <w:bCs/>
+        </w:rPr>
+        <w:t>volum</w:t>
+      </w:r>
+      <w:r>
+        <w:t> și </w:t>
+      </w:r>
+      <w:r>
+        <w:rPr>
+          <w:b/>
+          <w:bCs/>
+        </w:rPr>
+        <w:t>context de protocol</w:t>
+      </w:r>
+      <w:r>
+        <w:t xml:space="preserve">. Trăsăturile de mărime surprind distribuția packet lengths; cele de </w:t>
+      </w:r>
+      <w:r>
+        <w:lastRenderedPageBreak/>
+        <w:t>temporizare captează „ritmul” traficului prin inter-packet arrival times; cele de volum includ bytes, packets, durate și rate; iar cele de context includ protocolul, flag-urile și, cu prudență, informația despre porturi. Foarte important, nu există un set universal standardizat de trăsături „corecte” pentru toate problemele, ceea ce înseamnă că alegerea feature set-ului trebuie justificată prin scopul proiectului. </w:t>
+      </w:r>
+    </w:p>
+    <w:p/>
+    <w:p>
+      <w:pPr>
         <w:pStyle w:val="Heading1"/>
       </w:pPr>
-      <w:bookmarkStart w:id="5" w:name="_Toc224746305"/>
-      <w:r>
-        <w:t>MODUL DE IMPLEMENTARE</w:t>
-      </w:r>
-      <w:bookmarkEnd w:id="5"/>
+      <w:bookmarkStart w:id="6" w:name="_Toc229856173"/>
+      <w:r>
+        <w:t>OBIECTIVELE PROIECTULUI</w:t>
+      </w:r>
+      <w:bookmarkEnd w:id="6"/>
+    </w:p>
+    <w:p/>
+    <w:p>
+      <w:pPr>
+        <w:pStyle w:val="Heading2"/>
+      </w:pPr>
+      <w:bookmarkStart w:id="7" w:name="_Toc229856174"/>
+      <w:r>
+        <w:t>Extragerea caracteristicilor din capturi</w:t>
+      </w:r>
+      <w:bookmarkEnd w:id="7"/>
+    </w:p>
+    <w:p>
+      <w:r>
+        <w:t xml:space="preserve">Obiectivul central al proiectului este construirea unui </w:t>
+      </w:r>
+      <w:r>
+        <w:t>pipeline</w:t>
+      </w:r>
+      <w:r>
+        <w:t xml:space="preserve"> reproductibil prin care traficul de rețea capturat în fișiere PCAP sau PCAPNG este transformat în înregistrări de tip flow, apoi în dataset </w:t>
+      </w:r>
+      <w:r>
+        <w:t>sub formă de tabel</w:t>
+      </w:r>
+      <w:r>
+        <w:t xml:space="preserve">, iar în final într-un sistem de clasificare evaluat riguros și expus într-un dashboard interactiv. Alegerea perspectivei flow-based este justificată: </w:t>
+      </w:r>
+      <w:r>
+        <w:t>studiile recente</w:t>
+      </w:r>
+      <w:r>
+        <w:t xml:space="preserve"> arată că traficul modern este din ce în ce mai divers, tot mai frecvent criptat, iar metodele tradiționale bazate strict pe porturi sau pe inspecția </w:t>
+      </w:r>
+      <w:r>
+        <w:t>payload-ului</w:t>
+      </w:r>
+      <w:r>
+        <w:t xml:space="preserve"> nu mai sunt </w:t>
+      </w:r>
+      <w:r>
+        <w:t xml:space="preserve">neapărat </w:t>
+      </w:r>
+      <w:r>
+        <w:t xml:space="preserve">suficiente în multe </w:t>
+      </w:r>
+      <w:r>
+        <w:t xml:space="preserve">dintre </w:t>
+      </w:r>
+      <w:r>
+        <w:t>scenarii</w:t>
+      </w:r>
+      <w:r>
+        <w:t>le clasice.</w:t>
+      </w:r>
+      <w:r>
+        <w:t xml:space="preserve"> </w:t>
+      </w:r>
+      <w:r>
+        <w:t>Î</w:t>
+      </w:r>
+      <w:r>
+        <w:t>n schimb, clasificarea pe baza caracteristicilor statistice ale flow-urilor rămâne utilă chiar și atunci când payload-ul nu mai este observabil.</w:t>
+      </w:r>
+    </w:p>
+    <w:p>
+      <w:r>
+        <w:t xml:space="preserve">În implementarea curentă a proiectului, comparația metodologică se organizează în jurul a două configurații: </w:t>
+      </w:r>
+      <w:r>
+        <w:rPr>
+          <w:b/>
+          <w:bCs/>
+        </w:rPr>
+        <w:t>una care include porturile sursă și destinație</w:t>
+      </w:r>
+      <w:r>
+        <w:t xml:space="preserve">, și </w:t>
+      </w:r>
+      <w:r>
+        <w:rPr>
+          <w:b/>
+          <w:bCs/>
+        </w:rPr>
+        <w:t>una care le exclude</w:t>
+      </w:r>
+      <w:r>
+        <w:t xml:space="preserve">. Setul exact de caracteristici folosit de model este format din </w:t>
+      </w:r>
+      <w:r>
+        <w:rPr>
+          <w:rStyle w:val="CodChar"/>
+        </w:rPr>
+        <w:t>src_port, dst_port, packet_count, total_bytes, avg_packet_size, min_packet_size, max_packet_size, duration_sec, packets_per_sec și bytes_per_sec</w:t>
+      </w:r>
+      <w:r>
+        <w:t xml:space="preserve">, iar varianta „fără porturi” păstrează ultimele opt dintre acestea. Din perspectivă </w:t>
+      </w:r>
+      <w:r>
+        <w:t>academică</w:t>
+      </w:r>
+      <w:r>
+        <w:t xml:space="preserve">, aceasta este o alegere </w:t>
+      </w:r>
+      <w:r>
+        <w:t>care</w:t>
+      </w:r>
+      <w:r>
+        <w:t xml:space="preserve"> transformă proiectul dintr-o simplă demonstrație de clasificare într-un studiu de </w:t>
+      </w:r>
+      <w:r>
+        <w:t>caz</w:t>
+      </w:r>
+      <w:r>
+        <w:t xml:space="preserve">: se poate observa în ce măsură performanța vine din convențiile de adresare prin porturi și în ce măsură vine din comportamentul statistic al flow-ului. Relevanța unei astfel de comparații este susținută atât de faptul că porturile au încă semnificație operațională în registrul </w:t>
+      </w:r>
+      <w:commentRangeStart w:id="8"/>
+      <w:r>
+        <w:t>IANA</w:t>
+      </w:r>
+      <w:commentRangeEnd w:id="8"/>
+      <w:r>
+        <w:rPr>
+          <w:rStyle w:val="CommentReference"/>
+          <w:sz w:val="24"/>
+          <w:szCs w:val="24"/>
+        </w:rPr>
+        <w:commentReference w:id="8"/>
+      </w:r>
+      <w:r>
+        <w:t xml:space="preserve">, cât și de observația curentă din literatură că traficul modern folosește din ce în ce mai des porturi dinamice, tunelare și convergență pe HTTP/HTTPS. </w:t>
+      </w:r>
+    </w:p>
+    <w:p>
+      <w:r>
+        <w:t xml:space="preserve">Din punct de vedere al implementării, proiectul </w:t>
+      </w:r>
+      <w:r>
+        <w:t xml:space="preserve">are sens </w:t>
+      </w:r>
+      <w:r>
+        <w:t xml:space="preserve">dacă produce explicit următoarele artefacte: </w:t>
+      </w:r>
+      <w:commentRangeStart w:id="9"/>
+      <w:r>
+        <w:t>un fișier CSV intermediar de flow-uri extrase din capturi, un fișier final pregătit pentru antrenare, rapoarte de clasificare, matrici de confuzie, grafice de importanță a caracteristicilor și o interfață Streamlit care permite încărcarea datasetului, explorarea distribuțiilor și rularea experimentelor</w:t>
+      </w:r>
+      <w:commentRangeEnd w:id="9"/>
+      <w:r>
+        <w:rPr>
+          <w:rStyle w:val="CommentReference"/>
+          <w:sz w:val="24"/>
+          <w:szCs w:val="24"/>
+        </w:rPr>
+        <w:commentReference w:id="9"/>
+      </w:r>
+      <w:r>
+        <w:t xml:space="preserve">. În forma sa actuală, metoda de antrenare este compatibilă cu un clasificator </w:t>
+      </w:r>
+      <w:r>
+        <w:rPr>
+          <w:rStyle w:val="CodChar"/>
+        </w:rPr>
+        <w:t>RandomForestClassifier</w:t>
+      </w:r>
+      <w:r>
+        <w:t xml:space="preserve"> cu </w:t>
+      </w:r>
+      <w:r>
+        <w:rPr>
+          <w:rStyle w:val="CodChar"/>
+        </w:rPr>
+        <w:t>n_estimators=100</w:t>
+      </w:r>
+      <w:r>
+        <w:t xml:space="preserve">, împărțire stratificată 80/20 și </w:t>
+      </w:r>
+      <w:r>
+        <w:rPr>
+          <w:rStyle w:val="CodChar"/>
+        </w:rPr>
+        <w:t>random_state=42</w:t>
+      </w:r>
+      <w:r>
+        <w:t xml:space="preserve">, adică exact tipul de configurație care oferă un bun compromis între interpretabilitate și reproductibilitate. Scikit-learn descrie explicit faptul că </w:t>
+      </w:r>
+      <w:r>
+        <w:t xml:space="preserve">un </w:t>
+      </w:r>
+      <w:r>
+        <w:rPr>
+          <w:lang w:val="en-US"/>
+        </w:rPr>
+        <w:t>“Random Forest”</w:t>
+      </w:r>
+      <w:r>
+        <w:t xml:space="preserve"> agregă mai mulți arbori pentru a </w:t>
+      </w:r>
+      <w:r>
+        <w:lastRenderedPageBreak/>
+        <w:t xml:space="preserve">îmbunătăți acuratețea și a controla </w:t>
+      </w:r>
+      <w:r>
+        <w:t>over-learning-ul</w:t>
+      </w:r>
+      <w:r>
+        <w:t xml:space="preserve">, iar fixarea </w:t>
+      </w:r>
+      <w:r>
+        <w:rPr>
+          <w:rStyle w:val="CodChar"/>
+        </w:rPr>
+        <w:t>random_state</w:t>
+      </w:r>
+      <w:r>
+        <w:t xml:space="preserve"> este necesară pentru comportament determinist între rulări.</w:t>
+      </w:r>
+    </w:p>
+    <w:p>
+      <w:r>
+        <w:t xml:space="preserve">Scopul etape de extragere este transformarea traficului brut din capturi Wireshark în observații numerice stabile, potrivite pentru analiză statistică și învățare automată. Din punct de vedere tehnic, aceasta înseamnă trecerea de la nivelul de pachet la nivelul de flow: un flow este definit standardizat ca un set de pachete observate într-un interval de timp, cu un set comun de proprietăți, iar exemplul clasic de „Flow Key” este 5-tuplul format din adresa IP sursă, adresa IP destinație, portul sursă, portul destinație și protocolul de transport. Tocmai această definiție justifică alegerea unui proces de agregare pe flow-uri în locul folosirii pachetelor individuale ca obiecte de învățare. </w:t>
+      </w:r>
+      <w:sdt>
+        <w:sdtPr>
+          <w:id w:val="-1346621446"/>
+          <w:citation/>
+        </w:sdtPr>
+        <w:sdtContent>
+          <w:r>
+            <w:fldChar w:fldCharType="begin"/>
+          </w:r>
+          <w:r>
+            <w:instrText xml:space="preserve"> CITATION BCl \l 1048 </w:instrText>
+          </w:r>
+          <w:r>
+            <w:fldChar w:fldCharType="separate"/>
+          </w:r>
+          <w:r>
+            <w:rPr>
+              <w:noProof/>
+            </w:rPr>
+            <w:t>[6]</w:t>
+          </w:r>
+          <w:r>
+            <w:fldChar w:fldCharType="end"/>
+          </w:r>
+        </w:sdtContent>
+      </w:sdt>
+    </w:p>
+    <w:p>
+      <w:r>
+        <w:t xml:space="preserve">Formatul recomandat și ales pentru capturi este PCAPNG. Wireshark folosește PCAPNG ca format implicit de salvare deoarece este mai flexibil decât PCAP și poate păstra informații suplimentare despre mediu; de exemplu, informațiile despre mediul de captură sunt disponibile în proprietățile fișierului atunci când formatul le suportă, iar documentația Wireshark precizează explicit că PCAPNG le suportă, în timp ce PCAP nu. Pentru o lucrare academică, această diferență este importantă deoarece ajută reproducerea experimentului: interfețe multiple, comentarii, metadate și context de captură pot fi păstrate mai bine în PCAPNG. </w:t>
+      </w:r>
+      <w:sdt>
+        <w:sdtPr>
+          <w:id w:val="-1477212959"/>
+          <w:citation/>
+        </w:sdtPr>
+        <w:sdtContent>
+          <w:r>
+            <w:fldChar w:fldCharType="begin"/>
+          </w:r>
+          <w:r>
+            <w:instrText xml:space="preserve"> CITATION Wir \l 1048 </w:instrText>
+          </w:r>
+          <w:r>
+            <w:fldChar w:fldCharType="separate"/>
+          </w:r>
+          <w:r>
+            <w:rPr>
+              <w:noProof/>
+            </w:rPr>
+            <w:t>[7]</w:t>
+          </w:r>
+          <w:r>
+            <w:fldChar w:fldCharType="end"/>
+          </w:r>
+        </w:sdtContent>
+      </w:sdt>
+    </w:p>
+    <w:p>
+      <w:r>
+        <w:t xml:space="preserve">Instrumentele tehnice naturale pentru această etapă sunt </w:t>
+      </w:r>
+      <w:r>
+        <w:rPr>
+          <w:rStyle w:val="CodChar"/>
+        </w:rPr>
+        <w:t>TShark</w:t>
+      </w:r>
+      <w:r>
+        <w:t xml:space="preserve"> și </w:t>
+      </w:r>
+      <w:r>
+        <w:rPr>
+          <w:rStyle w:val="CodChar"/>
+        </w:rPr>
+        <w:t>PyShark</w:t>
+      </w:r>
+      <w:r>
+        <w:t xml:space="preserve">. </w:t>
+      </w:r>
+      <w:r>
+        <w:rPr>
+          <w:rStyle w:val="CodChar"/>
+        </w:rPr>
+        <w:t>TShark</w:t>
+      </w:r>
+      <w:r>
+        <w:t xml:space="preserve"> este varianta de linie de comandă a Wireshark și poate atât citi fișiere de captură, cât și captura trafic live; mai mult, documentația lui precizează că formatul nativ de captură este PCAPNG. </w:t>
+      </w:r>
+      <w:r>
+        <w:rPr>
+          <w:rStyle w:val="CodChar"/>
+        </w:rPr>
+        <w:t>PyShark</w:t>
+      </w:r>
+      <w:r>
+        <w:t xml:space="preserve"> este un wrapper Python peste </w:t>
+      </w:r>
+      <w:r>
+        <w:rPr>
+          <w:rStyle w:val="CodChar"/>
+        </w:rPr>
+        <w:t>TShark</w:t>
+      </w:r>
+      <w:r>
+        <w:t xml:space="preserve"> și permite citirea fișierelor PCAP/PCAPNG din Python, inclusiv cu filtre BPF și display filters, fiind potrivit pentru implementarea unui extractor personalizat de flow-uri. Parametrii </w:t>
+      </w:r>
+      <w:r>
+        <w:rPr>
+          <w:rStyle w:val="CodChar"/>
+        </w:rPr>
+        <w:t xml:space="preserve">input_file, display_filter, keep_packets, tshark_path, custom_parameters </w:t>
+      </w:r>
+      <w:r>
+        <w:t>și</w:t>
+      </w:r>
+      <w:r>
+        <w:rPr>
+          <w:rStyle w:val="CodChar"/>
+        </w:rPr>
+        <w:t xml:space="preserve"> use_ek </w:t>
+      </w:r>
+      <w:r>
+        <w:t xml:space="preserve">sunt utili pentru controlul memoriei, performanței și reproductibilității. </w:t>
+      </w:r>
+    </w:p>
+    <w:p>
+      <w:r>
+        <w:t>Un export minim reproductibil, bazat pe opțiunile oficial documentate -</w:t>
+      </w:r>
+      <w:r>
+        <w:rPr>
+          <w:rStyle w:val="CodChar"/>
+        </w:rPr>
+        <w:t>r, -Y, -T fields, -e și -E</w:t>
+      </w:r>
+      <w:r>
+        <w:t xml:space="preserve">, poate fi formulat astfel. </w:t>
+      </w:r>
+      <w:r>
+        <w:rPr>
+          <w:rStyle w:val="CodChar"/>
+        </w:rPr>
+        <w:t>TShark</w:t>
+      </w:r>
+      <w:r>
+        <w:t xml:space="preserve"> documentează explicit că </w:t>
+      </w:r>
+      <w:r>
+        <w:rPr>
+          <w:rStyle w:val="CodChar"/>
+        </w:rPr>
+        <w:t>-e</w:t>
+      </w:r>
+      <w:r>
+        <w:t xml:space="preserve"> adaugă câmpuri la ieșirea </w:t>
+      </w:r>
+      <w:r>
+        <w:rPr>
+          <w:rStyle w:val="CodChar"/>
+        </w:rPr>
+        <w:t>-T fields</w:t>
+      </w:r>
+      <w:r>
+        <w:t xml:space="preserve">, </w:t>
+      </w:r>
+      <w:r>
+        <w:rPr>
+          <w:rStyle w:val="CodChar"/>
+        </w:rPr>
+        <w:t>că -E header=y</w:t>
+      </w:r>
+      <w:r>
+        <w:t xml:space="preserve"> tipărește antetul, </w:t>
+      </w:r>
+      <w:r>
+        <w:rPr>
+          <w:rStyle w:val="CodChar"/>
+        </w:rPr>
+        <w:t>că -E separator=</w:t>
+      </w:r>
+      <w:r>
+        <w:t xml:space="preserve">, produce ieșire CSV și că </w:t>
+      </w:r>
+      <w:r>
+        <w:rPr>
+          <w:rStyle w:val="CodChar"/>
+        </w:rPr>
+        <w:t>-Y</w:t>
+      </w:r>
+      <w:r>
+        <w:t xml:space="preserve"> aplică un display filter. Câmpurile </w:t>
+      </w:r>
+      <w:r>
+        <w:rPr>
+          <w:rStyle w:val="CodChar"/>
+        </w:rPr>
+        <w:t xml:space="preserve">frame.len, frame.time_epoch, ip.src, ip.dst, tcp.srcport, tcp.dstport, udp.srcport </w:t>
+      </w:r>
+      <w:r>
+        <w:t>și</w:t>
+      </w:r>
+      <w:r>
+        <w:rPr>
+          <w:rStyle w:val="CodChar"/>
+        </w:rPr>
+        <w:t xml:space="preserve"> udp.dstport</w:t>
+      </w:r>
+      <w:r>
+        <w:t xml:space="preserve"> există în referința de filtre Wireshark, împreună cu tipurile lor.</w:t>
+      </w:r>
+      <w:sdt>
+        <w:sdtPr>
+          <w:id w:val="1646851972"/>
+          <w:citation/>
+        </w:sdtPr>
+        <w:sdtContent>
+          <w:r>
+            <w:fldChar w:fldCharType="begin"/>
+          </w:r>
+          <w:r>
+            <w:instrText xml:space="preserve"> CITATION Wir \l 1048 </w:instrText>
+          </w:r>
+          <w:r>
+            <w:fldChar w:fldCharType="separate"/>
+          </w:r>
+          <w:r>
+            <w:rPr>
+              <w:noProof/>
+            </w:rPr>
+            <w:t xml:space="preserve"> </w:t>
+          </w:r>
+          <w:r>
+            <w:rPr>
+              <w:noProof/>
+            </w:rPr>
+            <w:t>[7]</w:t>
+          </w:r>
+          <w:r>
+            <w:fldChar w:fldCharType="end"/>
+          </w:r>
+        </w:sdtContent>
+      </w:sdt>
+    </w:p>
+    <w:p/>
+    <w:p>
+      <w:pPr>
+        <w:pStyle w:val="Heading2"/>
+      </w:pPr>
+      <w:bookmarkStart w:id="10" w:name="_Toc229856175"/>
+      <w:r>
+        <w:t>Construirea unui dataset</w:t>
+      </w:r>
+      <w:bookmarkEnd w:id="10"/>
+    </w:p>
+    <w:p>
+      <w:r>
+        <w:t xml:space="preserve">Scopul acestei etape este transformarea fișierului brut de flow-uri într-un dataset închis, stabil și utilizabil de către modelul de clasificare. În termenii literaturii de specialitate, această etapă nu este un simplu pas de curățare, ci momentul în care se decide calitatea științifică a întregului experiment, deoarece aici se stabilesc atât schema finală de intrare, cât și validitatea etichetelor. Tutorialele recente dedicate clasificării flow-based insistă asupra faptului că obținerea unui ground truth credibil este, de regulă, cea </w:t>
+      </w:r>
+      <w:r>
+        <w:lastRenderedPageBreak/>
+        <w:t>mai dificilă parte a proiectului, iar alegerea unei strategii de etichetare trebuie discutată explicit, inclusiv cu limitările ei.</w:t>
+      </w:r>
+    </w:p>
+    <w:p>
+      <w:pPr>
+        <w:rPr>
+          <w:b/>
+          <w:bCs/>
+        </w:rPr>
+      </w:pPr>
+      <w:r>
+        <w:t xml:space="preserve">n această lucrare, datasetul final trebuie descris ca fiind rezultatul unui proces de selecție și standardizare a caracteristicilor relevante pentru clasificare. În mod practic, asta înseamnă: eliminarea coloanelor strict identificatoare, standardizarea numelor de coloane, conversia tipurilor numerice, tratarea valorilor lipsă, excluderea eventualelor clase reziduale precum OTHER doar în faza de antrenare comparativă și salvarea unui fișier final, de exemplu prepared_flow_features.csv, care poate fi încărcat direct de aplicația Streamlit. Dacă în date există coloane auxiliare precum transport_protocol, protocol sau dominant_highest_layer, acestea trebuie păstrate separat pentru analiză exploratorie, dar distinct de matricea finală de input a modelului. Din perspectivă metodologică, excluderea IP-urilor din setul final de feature-uri este o alegere justificată, deoarece adresele pot deveni identificatori proxy ai surselor și destinațiilor și pot induce o generalizare artificial de bună pe un mediu de captură limitat. </w:t>
+      </w:r>
+      <w:r>
+        <w:t>În același timp</w:t>
+      </w:r>
+      <w:r>
+        <w:t>, literatura recomandă proiectarea împărțirii și transformărilor astfel încât să se evite data leakage.</w:t>
+      </w:r>
+      <w:r>
+        <w:t xml:space="preserve"> Artefactele așteptate ale acestei etape sunt foarte clare: </w:t>
+      </w:r>
+      <w:r>
+        <w:rPr>
+          <w:b/>
+          <w:bCs/>
+        </w:rPr>
+        <w:t>un fișier final de dataset pregătit pentru modelare, un dicționar de date care descrie fiecare coloană și unitatea sa de măsură, un tabel cu distribuția claselor și o secțiune de statistică descriptivă.</w:t>
+      </w:r>
+    </w:p>
+    <w:p>
+      <w:r>
+        <w:t>Etapa trebuie legată explicit de scriptul de preprocesare al proiectului, de exemplu prepare_flow_dataset.py, iar fișierul rezultat trebuie păstrat într-o locație stabilă și versionată. Dacă se introduc transformări suplimentare în viitor, de exemplu normalizare sau selectarea automată a caracteristicilor, acestea trebuie făcute după împărțirea datelor și aplicate pe test doar prin parametrii învățați pe train, nu pe întregul dataset.</w:t>
+      </w:r>
+    </w:p>
+    <w:p>
+      <w:pPr>
+        <w:rPr>
+          <w:b/>
+          <w:bCs/>
+        </w:rPr>
+      </w:pPr>
+    </w:p>
+    <w:p>
+      <w:pPr>
+        <w:pStyle w:val="Heading2"/>
+      </w:pPr>
+      <w:bookmarkStart w:id="11" w:name="_Toc229856176"/>
+      <w:r>
+        <w:t>Clasificarea traficului</w:t>
+      </w:r>
+      <w:bookmarkEnd w:id="11"/>
+    </w:p>
+    <w:p>
+      <w:r>
+        <w:t xml:space="preserve">Scopul etapei de clasificare este maparea fiecărui flow către una dintre clasele definite în dataset, folosind un model de învățare supervizată care să fie suficient de robust pentru date tabulare, dar și suficient de explicabil pentru a susține o analiză academică. Alegerea unui </w:t>
+      </w:r>
+      <w:r>
+        <w:rPr>
+          <w:rStyle w:val="CodChar"/>
+        </w:rPr>
+        <w:t>RandomForestClassifier</w:t>
+      </w:r>
+      <w:r>
+        <w:t xml:space="preserve"> este potrivită pentru acest proiect </w:t>
+      </w:r>
+      <w:r>
+        <w:t>deoarece</w:t>
+      </w:r>
+      <w:r>
+        <w:t xml:space="preserve"> scikit-learn descrie random forest ca un estimator care antrenează mai mulți arbori de decizie pe sample-uri diferite și </w:t>
+      </w:r>
+      <w:r>
+        <w:t>compune</w:t>
+      </w:r>
+      <w:r>
+        <w:t xml:space="preserve"> predicțiile pentru a crește acuratețea și a controla </w:t>
+      </w:r>
+      <w:r>
+        <w:t>over-learning-ul</w:t>
+      </w:r>
+      <w:r>
+        <w:t>.</w:t>
+      </w:r>
+      <w:sdt>
+        <w:sdtPr>
+          <w:id w:val="79648774"/>
+          <w:citation/>
+        </w:sdtPr>
+        <w:sdtContent>
+          <w:r>
+            <w:fldChar w:fldCharType="begin"/>
+          </w:r>
+          <w:r>
+            <w:instrText xml:space="preserve"> CITATION skl \l 1048 </w:instrText>
+          </w:r>
+          <w:r>
+            <w:fldChar w:fldCharType="separate"/>
+          </w:r>
+          <w:r>
+            <w:rPr>
+              <w:noProof/>
+            </w:rPr>
+            <w:t xml:space="preserve"> </w:t>
+          </w:r>
+          <w:r>
+            <w:rPr>
+              <w:noProof/>
+            </w:rPr>
+            <w:t>[8]</w:t>
+          </w:r>
+          <w:r>
+            <w:fldChar w:fldCharType="end"/>
+          </w:r>
+        </w:sdtContent>
+      </w:sdt>
+    </w:p>
+    <w:p>
+      <w:r>
+        <w:t xml:space="preserve">În această lucrare, etapa de clasificare poate fi descrisă riguros prin următorul nucleu metodologic: etichetele sunt codificate numeric cu </w:t>
+      </w:r>
+      <w:r>
+        <w:rPr>
+          <w:rStyle w:val="CodChar"/>
+        </w:rPr>
+        <w:t>LabelEncoder</w:t>
+      </w:r>
+      <w:r>
+        <w:t xml:space="preserve">, datele sunt împărțite în subseturi de antrenare și test cu </w:t>
+      </w:r>
+      <w:r>
+        <w:rPr>
+          <w:rStyle w:val="CodChar"/>
+        </w:rPr>
+        <w:t>train_test_split(test_size=0.2, random_state=42, stratify=y)</w:t>
+      </w:r>
+      <w:r>
+        <w:t xml:space="preserve">, iar modelul este instanțiat ca </w:t>
+      </w:r>
+      <w:r>
+        <w:rPr>
+          <w:rStyle w:val="CodChar"/>
+        </w:rPr>
+        <w:t>RandomForestClassifier(n_estimators=100, random_state=42)</w:t>
+      </w:r>
+      <w:r>
+        <w:t xml:space="preserve">. Documentația scikit-learn precizează explicit că </w:t>
+      </w:r>
+      <w:r>
+        <w:rPr>
+          <w:rStyle w:val="CodChar"/>
+        </w:rPr>
+        <w:t>LabelEncoder</w:t>
+      </w:r>
+      <w:r>
+        <w:t xml:space="preserve"> trebuie folosit pentru codarea y, că random_state produce ieșiri reproductibile și că stratify menține distribuția claselor între subseturi. </w:t>
+      </w:r>
+    </w:p>
+    <w:p>
+      <w:r>
+        <w:t xml:space="preserve">Limitările secțiunii de clasificare trebuie discutate explicit. Un split aleator simplu este acceptabil pentru un proiect demonstrativ și compatibil cu implementarea curentă, dar </w:t>
+      </w:r>
+      <w:r>
+        <w:lastRenderedPageBreak/>
+        <w:t xml:space="preserve">literatura recentă recomandă atenție sporită la posibila similitudine dintre flow-uri din train și test, la evoluția temporală a traficului și la riscul de </w:t>
+      </w:r>
+      <w:r>
+        <w:t>data leak</w:t>
+      </w:r>
+      <w:r>
+        <w:t>. Cu alte cuvinte, dacă proiectul va fi extins ulterior, se justifică introducerea un</w:t>
+      </w:r>
+      <w:r>
+        <w:t xml:space="preserve">ei diferențieri </w:t>
+      </w:r>
+      <w:r>
+        <w:t>temporal</w:t>
+      </w:r>
+      <w:r>
+        <w:t>e</w:t>
+      </w:r>
+      <w:r>
+        <w:t xml:space="preserve"> pentru o evaluare mai </w:t>
+      </w:r>
+      <w:r>
+        <w:t>bună</w:t>
+      </w:r>
+      <w:r>
+        <w:t xml:space="preserve"> a generalizării. </w:t>
+      </w:r>
     </w:p>
     <w:p/>
     <w:p/>
     <w:p>
       <w:pPr>
+        <w:pStyle w:val="Heading2"/>
+      </w:pPr>
+      <w:bookmarkStart w:id="12" w:name="_Toc229856177"/>
+      <w:r>
+        <w:lastRenderedPageBreak/>
+        <w:t>Compararea experimentelor cu/fără porturi</w:t>
+      </w:r>
+      <w:bookmarkEnd w:id="12"/>
+    </w:p>
+    <w:p>
+      <w:pPr>
+        <w:pStyle w:val="Heading2"/>
+      </w:pPr>
+      <w:bookmarkStart w:id="13" w:name="_Toc229856178"/>
+      <w:r>
+        <w:t>Vizualizarea rezultatelor într-un dashboard</w:t>
+      </w:r>
+      <w:bookmarkEnd w:id="13"/>
+    </w:p>
+    <w:p>
+      <w:pPr>
         <w:pStyle w:val="Heading1"/>
       </w:pPr>
-      <w:bookmarkStart w:id="6" w:name="_Toc224746306"/>
-      <w:r>
-        <w:t>PREMIZE ANTREPRENORIALE</w:t>
-      </w:r>
-      <w:bookmarkEnd w:id="6"/>
+      <w:bookmarkStart w:id="14" w:name="_Toc229856179"/>
+      <w:r>
+        <w:t>ARHITECTURA APLICAȚIEI</w:t>
+      </w:r>
+      <w:bookmarkEnd w:id="14"/>
+    </w:p>
+    <w:p>
+      <w:pPr>
+        <w:pStyle w:val="Heading2"/>
+      </w:pPr>
+      <w:bookmarkStart w:id="15" w:name="_Toc229856180"/>
+      <w:r>
+        <w:t>Extract_flow_features.py</w:t>
+      </w:r>
+      <w:bookmarkEnd w:id="15"/>
+    </w:p>
+    <w:p>
+      <w:pPr>
+        <w:pStyle w:val="Heading2"/>
+      </w:pPr>
+      <w:bookmarkStart w:id="16" w:name="_Toc229856181"/>
+      <w:r>
+        <w:t>Prepare_flow_dataset.py</w:t>
+      </w:r>
+      <w:bookmarkEnd w:id="16"/>
+    </w:p>
+    <w:p>
+      <w:pPr>
+        <w:pStyle w:val="Heading2"/>
+      </w:pPr>
+      <w:bookmarkStart w:id="17" w:name="_Toc229856182"/>
+      <w:r>
+        <w:t>Analyze_flow_dataset.py</w:t>
+      </w:r>
+      <w:bookmarkEnd w:id="17"/>
+    </w:p>
+    <w:p>
+      <w:pPr>
+        <w:pStyle w:val="Heading2"/>
+      </w:pPr>
+      <w:bookmarkStart w:id="18" w:name="_Toc229856183"/>
+      <w:r>
+        <w:t>Train_flow_model.py</w:t>
+      </w:r>
+      <w:bookmarkEnd w:id="18"/>
+    </w:p>
+    <w:p>
+      <w:pPr>
+        <w:pStyle w:val="Heading2"/>
+      </w:pPr>
+      <w:bookmarkStart w:id="19" w:name="_Toc229856184"/>
+      <w:r>
+        <w:t>App.py</w:t>
+      </w:r>
+      <w:bookmarkEnd w:id="19"/>
+    </w:p>
+    <w:p>
+      <w:pPr>
+        <w:pStyle w:val="Heading1"/>
+      </w:pPr>
+      <w:bookmarkStart w:id="20" w:name="_Toc229856185"/>
+      <w:r>
+        <w:t>METODOLOGIA</w:t>
+      </w:r>
+      <w:bookmarkEnd w:id="20"/>
+    </w:p>
+    <w:p>
+      <w:pPr>
+        <w:pStyle w:val="Heading2"/>
+        <w:rPr>
+          <w:lang w:eastAsia="en-US"/>
+        </w:rPr>
+      </w:pPr>
+      <w:bookmarkStart w:id="21" w:name="_Toc229856186"/>
+      <w:r>
+        <w:rPr>
+          <w:lang w:eastAsia="en-US"/>
+        </w:rPr>
+        <w:t>Colectarea traficului</w:t>
+      </w:r>
+      <w:bookmarkEnd w:id="21"/>
+    </w:p>
+    <w:p>
+      <w:pPr>
+        <w:pStyle w:val="Heading2"/>
+        <w:rPr>
+          <w:lang w:eastAsia="en-US"/>
+        </w:rPr>
+      </w:pPr>
+      <w:bookmarkStart w:id="22" w:name="_Toc229856187"/>
+      <w:r>
+        <w:rPr>
+          <w:lang w:eastAsia="en-US"/>
+        </w:rPr>
+        <w:t>Definirea flow-urilor</w:t>
+      </w:r>
+      <w:bookmarkEnd w:id="22"/>
+    </w:p>
+    <w:p>
+      <w:pPr>
+        <w:pStyle w:val="Heading2"/>
+        <w:rPr>
+          <w:lang w:eastAsia="en-US"/>
+        </w:rPr>
+      </w:pPr>
+      <w:bookmarkStart w:id="23" w:name="_Toc229856188"/>
+      <w:r>
+        <w:rPr>
+          <w:lang w:eastAsia="en-US"/>
+        </w:rPr>
+        <w:t>Feature engineering</w:t>
+      </w:r>
+      <w:bookmarkEnd w:id="23"/>
+    </w:p>
+    <w:p>
+      <w:pPr>
+        <w:pStyle w:val="Heading2"/>
+        <w:rPr>
+          <w:lang w:eastAsia="en-US"/>
+        </w:rPr>
+      </w:pPr>
+      <w:bookmarkStart w:id="24" w:name="_Toc229856189"/>
+      <w:r>
+        <w:rPr>
+          <w:lang w:eastAsia="en-US"/>
+        </w:rPr>
+        <w:t>Curățarea datasetului</w:t>
+      </w:r>
+      <w:bookmarkEnd w:id="24"/>
+    </w:p>
+    <w:p>
+      <w:pPr>
+        <w:pStyle w:val="Heading2"/>
+        <w:rPr>
+          <w:lang w:eastAsia="en-US"/>
+        </w:rPr>
+      </w:pPr>
+      <w:bookmarkStart w:id="25" w:name="_Toc229856190"/>
+      <w:r>
+        <w:rPr>
+          <w:lang w:eastAsia="en-US"/>
+        </w:rPr>
+        <w:t>Etichetarea claselor</w:t>
+      </w:r>
+      <w:bookmarkEnd w:id="25"/>
+    </w:p>
+    <w:p>
+      <w:pPr>
+        <w:pStyle w:val="Heading1"/>
+        <w:rPr>
+          <w:lang w:eastAsia="en-US"/>
+        </w:rPr>
+      </w:pPr>
+      <w:bookmarkStart w:id="26" w:name="_Toc229856191"/>
+      <w:r>
+        <w:rPr>
+          <w:lang w:eastAsia="en-US"/>
+        </w:rPr>
+        <w:t>EXPERIMENTE ML</w:t>
+      </w:r>
+      <w:bookmarkEnd w:id="26"/>
+    </w:p>
+    <w:p>
+      <w:pPr>
+        <w:pStyle w:val="Heading2"/>
+        <w:rPr>
+          <w:lang w:eastAsia="en-US"/>
+        </w:rPr>
+      </w:pPr>
+      <w:bookmarkStart w:id="27" w:name="_Toc229856192"/>
+      <w:r>
+        <w:rPr>
+          <w:lang w:eastAsia="en-US"/>
+        </w:rPr>
+        <w:t>Model folosit</w:t>
+      </w:r>
+      <w:bookmarkEnd w:id="27"/>
+    </w:p>
+    <w:p>
+      <w:pPr>
+        <w:pStyle w:val="Heading2"/>
+        <w:rPr>
+          <w:lang w:eastAsia="en-US"/>
+        </w:rPr>
+      </w:pPr>
+      <w:bookmarkStart w:id="28" w:name="_Toc229856193"/>
+      <w:r>
+        <w:rPr>
+          <w:lang w:eastAsia="en-US"/>
+        </w:rPr>
+        <w:t>Train/test split</w:t>
+      </w:r>
+      <w:bookmarkEnd w:id="28"/>
+    </w:p>
+    <w:p>
+      <w:pPr>
+        <w:pStyle w:val="Heading2"/>
+        <w:rPr>
+          <w:lang w:eastAsia="en-US"/>
+        </w:rPr>
+      </w:pPr>
+      <w:bookmarkStart w:id="29" w:name="_Toc229856194"/>
+      <w:r>
+        <w:rPr>
+          <w:lang w:eastAsia="en-US"/>
+        </w:rPr>
+        <w:t>Experiment cu porturi</w:t>
+      </w:r>
+      <w:bookmarkEnd w:id="29"/>
+    </w:p>
+    <w:p>
+      <w:pPr>
+        <w:pStyle w:val="Heading2"/>
+        <w:rPr>
+          <w:lang w:eastAsia="en-US"/>
+        </w:rPr>
+      </w:pPr>
+      <w:bookmarkStart w:id="30" w:name="_Toc229856195"/>
+      <w:r>
+        <w:rPr>
+          <w:lang w:eastAsia="en-US"/>
+        </w:rPr>
+        <w:t>Experiment fără porturi</w:t>
+      </w:r>
+      <w:bookmarkEnd w:id="30"/>
+    </w:p>
+    <w:p>
+      <w:pPr>
+        <w:pStyle w:val="Heading2"/>
+        <w:rPr>
+          <w:lang w:eastAsia="en-US"/>
+        </w:rPr>
+      </w:pPr>
+      <w:bookmarkStart w:id="31" w:name="_Toc229856196"/>
+      <w:r>
+        <w:rPr>
+          <w:lang w:eastAsia="en-US"/>
+        </w:rPr>
+        <w:t>Metrici: accuracy, precision, recall, F1-score, confusion matrix</w:t>
+      </w:r>
+      <w:bookmarkEnd w:id="31"/>
+    </w:p>
+    <w:p>
+      <w:pPr>
+        <w:pStyle w:val="Heading1"/>
+        <w:rPr>
+          <w:lang w:eastAsia="en-US"/>
+        </w:rPr>
+      </w:pPr>
+      <w:bookmarkStart w:id="32" w:name="_Toc229856197"/>
+      <w:r>
+        <w:rPr>
+          <w:lang w:eastAsia="en-US"/>
+        </w:rPr>
+        <w:t>DASHBOARD STREAMLIT</w:t>
+      </w:r>
+      <w:bookmarkEnd w:id="32"/>
+    </w:p>
+    <w:p>
+      <w:pPr>
+        <w:pStyle w:val="Heading2"/>
+        <w:rPr>
+          <w:lang w:eastAsia="en-US"/>
+        </w:rPr>
+      </w:pPr>
+      <w:bookmarkStart w:id="33" w:name="_Toc229856198"/>
+      <w:r>
+        <w:rPr>
+          <w:lang w:eastAsia="en-US"/>
+        </w:rPr>
+        <w:t>Încărcarea datasetului</w:t>
+      </w:r>
+      <w:bookmarkEnd w:id="33"/>
+    </w:p>
+    <w:p>
+      <w:pPr>
+        <w:pStyle w:val="Heading2"/>
+        <w:rPr>
+          <w:lang w:eastAsia="en-US"/>
+        </w:rPr>
+      </w:pPr>
+      <w:bookmarkStart w:id="34" w:name="_Toc229856199"/>
+      <w:r>
+        <w:rPr>
+          <w:lang w:eastAsia="en-US"/>
+        </w:rPr>
+        <w:t>Overview</w:t>
+      </w:r>
+      <w:bookmarkEnd w:id="34"/>
+    </w:p>
+    <w:p>
+      <w:pPr>
+        <w:pStyle w:val="Heading2"/>
+        <w:rPr>
+          <w:lang w:eastAsia="en-US"/>
+        </w:rPr>
+      </w:pPr>
+      <w:bookmarkStart w:id="35" w:name="_Toc229856200"/>
+      <w:r>
+        <w:rPr>
+          <w:lang w:eastAsia="en-US"/>
+        </w:rPr>
+        <w:t>Distribuții</w:t>
+      </w:r>
+      <w:bookmarkEnd w:id="35"/>
+    </w:p>
+    <w:p>
+      <w:pPr>
+        <w:pStyle w:val="Heading2"/>
+        <w:rPr>
+          <w:lang w:eastAsia="en-US"/>
+        </w:rPr>
+      </w:pPr>
+      <w:bookmarkStart w:id="36" w:name="_Toc229856201"/>
+      <w:r>
+        <w:rPr>
+          <w:lang w:eastAsia="en-US"/>
+        </w:rPr>
+        <w:t>Histogramă pe feature-uri</w:t>
+      </w:r>
+      <w:bookmarkEnd w:id="36"/>
+    </w:p>
+    <w:p>
+      <w:pPr>
+        <w:pStyle w:val="Heading2"/>
+        <w:rPr>
+          <w:lang w:eastAsia="en-US"/>
+        </w:rPr>
+      </w:pPr>
+      <w:bookmarkStart w:id="37" w:name="_Toc229856202"/>
+      <w:r>
+        <w:rPr>
+          <w:lang w:eastAsia="en-US"/>
+        </w:rPr>
+        <w:t>Rularea experimentelor</w:t>
+      </w:r>
+      <w:bookmarkEnd w:id="37"/>
+    </w:p>
+    <w:p>
+      <w:pPr>
+        <w:pStyle w:val="Heading2"/>
+      </w:pPr>
+      <w:bookmarkStart w:id="38" w:name="_Toc229856203"/>
+      <w:r>
+        <w:rPr>
+          <w:lang w:eastAsia="en-US"/>
+        </w:rPr>
+        <w:t>Confusion matrix și feature importance.</w:t>
+      </w:r>
+      <w:bookmarkEnd w:id="38"/>
+    </w:p>
+    <w:p>
+      <w:pPr>
+        <w:pStyle w:val="Heading1"/>
+      </w:pPr>
+      <w:bookmarkStart w:id="39" w:name="_Toc229856204"/>
+      <w:r>
+        <w:t>REZULTATE ȘI INTERPRETARE</w:t>
+      </w:r>
+      <w:bookmarkEnd w:id="39"/>
+    </w:p>
+    <w:p>
+      <w:pPr>
+        <w:pStyle w:val="Heading2"/>
+        <w:rPr>
+          <w:lang w:eastAsia="en-US"/>
+        </w:rPr>
+      </w:pPr>
+      <w:bookmarkStart w:id="40" w:name="_Toc229856205"/>
+      <w:r>
+        <w:rPr>
+          <w:lang w:eastAsia="en-US"/>
+        </w:rPr>
+        <w:t>compari performanța cu/fără porturi;</w:t>
+      </w:r>
+      <w:bookmarkEnd w:id="40"/>
+    </w:p>
+    <w:p>
+      <w:pPr>
+        <w:pStyle w:val="Heading2"/>
+        <w:rPr>
+          <w:lang w:eastAsia="en-US"/>
+        </w:rPr>
+      </w:pPr>
+      <w:bookmarkStart w:id="41" w:name="_Toc229856206"/>
+      <w:r>
+        <w:rPr>
+          <w:lang w:eastAsia="en-US"/>
+        </w:rPr>
+        <w:t>explici unde modelul merge bine;</w:t>
+      </w:r>
+      <w:bookmarkEnd w:id="41"/>
+    </w:p>
+    <w:p>
+      <w:pPr>
+        <w:pStyle w:val="Heading2"/>
+      </w:pPr>
+      <w:bookmarkStart w:id="42" w:name="_Toc229856207"/>
+      <w:r>
+        <w:rPr>
+          <w:lang w:eastAsia="en-US"/>
+        </w:rPr>
+        <w:t>explici limitările.</w:t>
+      </w:r>
+      <w:bookmarkEnd w:id="42"/>
+    </w:p>
+    <w:p>
+      <w:pPr>
+        <w:pStyle w:val="Heading1"/>
+      </w:pPr>
+      <w:bookmarkStart w:id="43" w:name="_Toc229856208"/>
+      <w:r>
+        <w:t>CONCLUZII</w:t>
+      </w:r>
+      <w:bookmarkEnd w:id="43"/>
     </w:p>
     <w:p/>
-    <w:p/>
-    <w:p>
-      <w:pPr>
-        <w:pStyle w:val="Heading1"/>
-      </w:pPr>
-      <w:bookmarkStart w:id="7" w:name="_Toc224746307"/>
-      <w:r>
-        <w:t>CONCLUZIE</w:t>
-      </w:r>
-      <w:bookmarkEnd w:id="7"/>
-    </w:p>
-    <w:p/>
-    <w:bookmarkStart w:id="8" w:name="_Toc224746308" w:displacedByCustomXml="next"/>
+    <w:bookmarkStart w:id="44" w:name="_Toc229856209" w:displacedByCustomXml="next"/>
     <w:sdt>
       <w:sdtPr>
         <w:rPr>
@@ -1101,7 +5618,7 @@
           <w:r>
             <w:t>IBLIOGRAFIE</w:t>
           </w:r>
-          <w:bookmarkEnd w:id="8"/>
+          <w:bookmarkEnd w:id="44"/>
         </w:p>
         <w:p>
           <w:pPr>
@@ -1111,9 +5628,87 @@
       </w:sdtContent>
     </w:sdt>
     <w:p>
+      <w:sdt>
+        <w:sdtPr>
+          <w:id w:val="-1718811050"/>
+          <w:citation/>
+        </w:sdtPr>
+        <w:sdtContent>
+          <w:r>
+            <w:fldChar w:fldCharType="begin"/>
+          </w:r>
+          <w:r>
+            <w:instrText xml:space="preserve"> CITATION Ibr \l 1033 </w:instrText>
+          </w:r>
+          <w:r>
+            <w:fldChar w:fldCharType="separate"/>
+          </w:r>
+          <w:r>
+            <w:rPr>
+              <w:noProof/>
+            </w:rPr>
+            <w:t>[1]</w:t>
+          </w:r>
+          <w:r>
+            <w:fldChar w:fldCharType="end"/>
+          </w:r>
+        </w:sdtContent>
+      </w:sdt>
       <w:r>
         <w:br w:type="page"/>
       </w:r>
+      <w:sdt>
+        <w:sdtPr>
+          <w:id w:val="35940943"/>
+          <w:citation/>
+        </w:sdtPr>
+        <w:sdtContent>
+          <w:r>
+            <w:fldChar w:fldCharType="begin"/>
+          </w:r>
+          <w:r>
+            <w:instrText xml:space="preserve"> CITATION Hyu \l 1033 </w:instrText>
+          </w:r>
+          <w:r>
+            <w:fldChar w:fldCharType="separate"/>
+          </w:r>
+          <w:r>
+            <w:rPr>
+              <w:noProof/>
+            </w:rPr>
+            <w:t>[1]</w:t>
+          </w:r>
+          <w:r>
+            <w:fldChar w:fldCharType="end"/>
+          </w:r>
+        </w:sdtContent>
+      </w:sdt>
+      <w:sdt>
+        <w:sdtPr>
+          <w:id w:val="57296493"/>
+          <w:citation/>
+        </w:sdtPr>
+        <w:sdtContent>
+          <w:r>
+            <w:fldChar w:fldCharType="begin"/>
+          </w:r>
+          <w:r>
+            <w:instrText xml:space="preserve"> CITATION Adr \l 1033 </w:instrText>
+          </w:r>
+          <w:r>
+            <w:fldChar w:fldCharType="separate"/>
+          </w:r>
+          <w:r>
+            <w:rPr>
+              <w:noProof/>
+            </w:rPr>
+            <w:t xml:space="preserve"> [2]</w:t>
+          </w:r>
+          <w:r>
+            <w:fldChar w:fldCharType="end"/>
+          </w:r>
+        </w:sdtContent>
+      </w:sdt>
     </w:p>
     <w:p>
       <w:pPr>
@@ -1125,8 +5720,8 @@
         </w:rPr>
         <w:lastRenderedPageBreak/>
         <w:drawing>
-          <wp:inline distT="0" distB="0" distL="0" distR="0" wp14:anchorId="57E0959F" wp14:editId="4BB864FA">
-            <wp:extent cx="6120765" cy="8931275"/>
+          <wp:inline distT="0" distB="0" distL="0" distR="0" wp14:anchorId="57E0959F" wp14:editId="544A2DCB">
+            <wp:extent cx="17896023" cy="8931203"/>
             <wp:effectExtent l="0" t="0" r="0" b="0"/>
             <wp:docPr id="2" name="Picture 2"/>
             <wp:cNvGraphicFramePr>
@@ -1142,7 +5737,7 @@
                     </pic:cNvPicPr>
                   </pic:nvPicPr>
                   <pic:blipFill>
-                    <a:blip r:embed="rId9" cstate="print">
+                    <a:blip r:embed="rId13" cstate="print">
                       <a:extLst>
                         <a:ext uri="{28A0092B-C50C-407E-A947-70E740481C1C}">
                           <a14:useLocalDpi xmlns:a14="http://schemas.microsoft.com/office/drawing/2010/main" val="0"/>
@@ -1157,7 +5752,7 @@
                   <pic:spPr bwMode="auto">
                     <a:xfrm>
                       <a:off x="0" y="0"/>
-                      <a:ext cx="6120765" cy="8931275"/>
+                      <a:ext cx="17917553" cy="8941948"/>
                     </a:xfrm>
                     <a:prstGeom prst="rect">
                       <a:avLst/>
@@ -1175,9 +5770,9 @@
       </w:r>
     </w:p>
     <w:sectPr>
-      <w:headerReference w:type="default" r:id="rId10"/>
-      <w:footerReference w:type="default" r:id="rId11"/>
-      <w:headerReference w:type="first" r:id="rId12"/>
+      <w:headerReference w:type="default" r:id="rId14"/>
+      <w:footerReference w:type="default" r:id="rId15"/>
+      <w:headerReference w:type="first" r:id="rId16"/>
       <w:pgSz w:w="11907" w:h="16840"/>
       <w:pgMar w:top="709" w:right="1134" w:bottom="1134" w:left="1134" w:header="706" w:footer="709" w:gutter="0"/>
       <w:pgNumType w:start="1"/>
@@ -1187,6 +5782,72 @@
     </w:sectPr>
   </w:body>
 </w:document>
+</file>
+
+<file path=word/comments.xml><?xml version="1.0" encoding="utf-8"?>
+<w:comments xmlns:wpc="http://schemas.microsoft.com/office/word/2010/wordprocessingCanvas" xmlns:cx="http://schemas.microsoft.com/office/drawing/2014/chartex" xmlns:cx1="http://schemas.microsoft.com/office/drawing/2015/9/8/chartex" xmlns:cx2="http://schemas.microsoft.com/office/drawing/2015/10/21/chartex" xmlns:cx3="http://schemas.microsoft.com/office/drawing/2016/5/9/chartex" xmlns:cx4="http://schemas.microsoft.com/office/drawing/2016/5/10/chartex" xmlns:cx5="http://schemas.microsoft.com/office/drawing/2016/5/11/chartex" xmlns:cx6="http://schemas.microsoft.com/office/drawing/2016/5/12/chartex" xmlns:cx7="http://schemas.microsoft.com/office/drawing/2016/5/13/chartex" xmlns:cx8="http://schemas.microsoft.com/office/drawing/2016/5/14/chartex" xmlns:mc="http://schemas.openxmlformats.org/markup-compatibility/2006" xmlns:aink="http://schemas.microsoft.com/office/drawing/2016/ink" xmlns:am3d="http://schemas.microsoft.com/office/drawing/2017/model3d" xmlns:o="urn:schemas-microsoft-com:office:office" xmlns:oel="http://schemas.microsoft.com/office/2019/extlst" xmlns:r="http://schemas.openxmlformats.org/officeDocument/2006/relationships" xmlns:m="http://schemas.openxmlformats.org/officeDocument/2006/math" xmlns:v="urn:schemas-microsoft-com:vml" xmlns:wp14="http://schemas.microsoft.com/office/word/2010/wordprocessingDrawing" xmlns:wp="http://schemas.openxmlformats.org/drawingml/2006/wordprocessingDrawing" xmlns:w10="urn:schemas-microsoft-com:office:word" xmlns:w="http://schemas.openxmlformats.org/wordprocessingml/2006/main" xmlns:w14="http://schemas.microsoft.com/office/word/2010/wordml" xmlns:w15="http://schemas.microsoft.com/office/word/2012/wordml" xmlns:w16cex="http://schemas.microsoft.com/office/word/2018/wordml/cex" xmlns:w16cid="http://schemas.microsoft.com/office/word/2016/wordml/cid" xmlns:w16="http://schemas.microsoft.com/office/word/2018/wordml" xmlns:w16du="http://schemas.microsoft.com/office/word/2023/wordml/word16du" xmlns:w16sdtdh="http://schemas.microsoft.com/office/word/2020/wordml/sdtdatahash" xmlns:w16sdtfl="http://schemas.microsoft.com/office/word/2024/wordml/sdtformatlock" xmlns:w16se="http://schemas.microsoft.com/office/word/2015/wordml/symex" xmlns:wpg="http://schemas.microsoft.com/office/word/2010/wordprocessingGroup" xmlns:wpi="http://schemas.microsoft.com/office/word/2010/wordprocessingInk" xmlns:wne="http://schemas.microsoft.com/office/word/2006/wordml" xmlns:wps="http://schemas.microsoft.com/office/word/2010/wordprocessingShape" mc:Ignorable="w14 w15 w16se w16cid w16 w16cex w16sdtdh w16sdtfl w16du wp14">
+  <w:comment w:id="8" w:author="Paul-Șerban Horvath" w:date="2026-05-17T22:53:00Z" w:initials="PȘH">
+    <w:p>
+      <w:pPr>
+        <w:jc w:val="left"/>
+      </w:pPr>
+      <w:r>
+        <w:rPr>
+          <w:rStyle w:val="CommentReference"/>
+        </w:rPr>
+        <w:annotationRef/>
+      </w:r>
+      <w:r>
+        <w:rPr>
+          <w:sz w:val="20"/>
+          <w:szCs w:val="20"/>
+        </w:rPr>
+        <w:t>?</w:t>
+      </w:r>
+    </w:p>
+  </w:comment>
+  <w:comment w:id="9" w:author="Paul-Șerban Horvath" w:date="2026-05-17T22:58:00Z" w:initials="PȘH">
+    <w:p>
+      <w:pPr>
+        <w:jc w:val="left"/>
+      </w:pPr>
+      <w:r>
+        <w:rPr>
+          <w:rStyle w:val="CommentReference"/>
+        </w:rPr>
+        <w:annotationRef/>
+      </w:r>
+      <w:r>
+        <w:rPr>
+          <w:sz w:val="20"/>
+          <w:szCs w:val="20"/>
+        </w:rPr>
+        <w:t>!</w:t>
+      </w:r>
+    </w:p>
+  </w:comment>
+</w:comments>
+</file>
+
+<file path=word/commentsExtended.xml><?xml version="1.0" encoding="utf-8"?>
+<w15:commentsEx xmlns:wpc="http://schemas.microsoft.com/office/word/2010/wordprocessingCanvas" xmlns:cx="http://schemas.microsoft.com/office/drawing/2014/chartex" xmlns:cx1="http://schemas.microsoft.com/office/drawing/2015/9/8/chartex" xmlns:cx2="http://schemas.microsoft.com/office/drawing/2015/10/21/chartex" xmlns:cx3="http://schemas.microsoft.com/office/drawing/2016/5/9/chartex" xmlns:cx4="http://schemas.microsoft.com/office/drawing/2016/5/10/chartex" xmlns:cx5="http://schemas.microsoft.com/office/drawing/2016/5/11/chartex" xmlns:cx6="http://schemas.microsoft.com/office/drawing/2016/5/12/chartex" xmlns:cx7="http://schemas.microsoft.com/office/drawing/2016/5/13/chartex" xmlns:cx8="http://schemas.microsoft.com/office/drawing/2016/5/14/chartex" xmlns:mc="http://schemas.openxmlformats.org/markup-compatibility/2006" xmlns:aink="http://schemas.microsoft.com/office/drawing/2016/ink" xmlns:am3d="http://schemas.microsoft.com/office/drawing/2017/model3d" xmlns:o="urn:schemas-microsoft-com:office:office" xmlns:oel="http://schemas.microsoft.com/office/2019/extlst" xmlns:r="http://schemas.openxmlformats.org/officeDocument/2006/relationships" xmlns:m="http://schemas.openxmlformats.org/officeDocument/2006/math" xmlns:v="urn:schemas-microsoft-com:vml" xmlns:wp14="http://schemas.microsoft.com/office/word/2010/wordprocessingDrawing" xmlns:wp="http://schemas.openxmlformats.org/drawingml/2006/wordprocessingDrawing" xmlns:w10="urn:schemas-microsoft-com:office:word" xmlns:w="http://schemas.openxmlformats.org/wordprocessingml/2006/main" xmlns:w14="http://schemas.microsoft.com/office/word/2010/wordml" xmlns:w15="http://schemas.microsoft.com/office/word/2012/wordml" xmlns:w16cex="http://schemas.microsoft.com/office/word/2018/wordml/cex" xmlns:w16cid="http://schemas.microsoft.com/office/word/2016/wordml/cid" xmlns:w16="http://schemas.microsoft.com/office/word/2018/wordml" xmlns:w16du="http://schemas.microsoft.com/office/word/2023/wordml/word16du" xmlns:w16sdtdh="http://schemas.microsoft.com/office/word/2020/wordml/sdtdatahash" xmlns:w16sdtfl="http://schemas.microsoft.com/office/word/2024/wordml/sdtformatlock" xmlns:w16se="http://schemas.microsoft.com/office/word/2015/wordml/symex" xmlns:wpg="http://schemas.microsoft.com/office/word/2010/wordprocessingGroup" xmlns:wpi="http://schemas.microsoft.com/office/word/2010/wordprocessingInk" xmlns:wne="http://schemas.microsoft.com/office/word/2006/wordml" xmlns:wps="http://schemas.microsoft.com/office/word/2010/wordprocessingShape" mc:Ignorable="w14 w15 w16se w16cid w16 w16cex w16sdtdh w16sdtfl w16du wp14">
+  <w15:commentEx w15:paraId="77A65BCF" w15:done="0"/>
+  <w15:commentEx w15:paraId="084795BF" w15:done="0"/>
+</w15:commentsEx>
+</file>
+
+<file path=word/commentsExtensible.xml><?xml version="1.0" encoding="utf-8"?>
+<w16cex:commentsExtensible xmlns:wpc="http://schemas.microsoft.com/office/word/2010/wordprocessingCanvas" xmlns:cx="http://schemas.microsoft.com/office/drawing/2014/chartex" xmlns:cx1="http://schemas.microsoft.com/office/drawing/2015/9/8/chartex" xmlns:cx2="http://schemas.microsoft.com/office/drawing/2015/10/21/chartex" xmlns:cx3="http://schemas.microsoft.com/office/drawing/2016/5/9/chartex" xmlns:cx4="http://schemas.microsoft.com/office/drawing/2016/5/10/chartex" xmlns:cx5="http://schemas.microsoft.com/office/drawing/2016/5/11/chartex" xmlns:cx6="http://schemas.microsoft.com/office/drawing/2016/5/12/chartex" xmlns:cx7="http://schemas.microsoft.com/office/drawing/2016/5/13/chartex" xmlns:cx8="http://schemas.microsoft.com/office/drawing/2016/5/14/chartex" xmlns:cr="http://schemas.microsoft.com/office/comments/2020/reactions" xmlns:mc="http://schemas.openxmlformats.org/markup-compatibility/2006" xmlns:aink="http://schemas.microsoft.com/office/drawing/2016/ink" xmlns:am3d="http://schemas.microsoft.com/office/drawing/2017/model3d" xmlns:o="urn:schemas-microsoft-com:office:office" xmlns:oel="http://schemas.microsoft.com/office/2019/extlst" xmlns:r="http://schemas.openxmlformats.org/officeDocument/2006/relationships" xmlns:m="http://schemas.openxmlformats.org/officeDocument/2006/math" xmlns:v="urn:schemas-microsoft-com:vml" xmlns:wp14="http://schemas.microsoft.com/office/word/2010/wordprocessingDrawing" xmlns:wp="http://schemas.openxmlformats.org/drawingml/2006/wordprocessingDrawing" xmlns:w10="urn:schemas-microsoft-com:office:word" xmlns:w="http://schemas.openxmlformats.org/wordprocessingml/2006/main" xmlns:w14="http://schemas.microsoft.com/office/word/2010/wordml" xmlns:w15="http://schemas.microsoft.com/office/word/2012/wordml" xmlns:w16cex="http://schemas.microsoft.com/office/word/2018/wordml/cex" xmlns:w16cid="http://schemas.microsoft.com/office/word/2016/wordml/cid" xmlns:w16="http://schemas.microsoft.com/office/word/2018/wordml" xmlns:w16du="http://schemas.microsoft.com/office/word/2023/wordml/word16du" xmlns:w16sdtdh="http://schemas.microsoft.com/office/word/2020/wordml/sdtdatahash" xmlns:w16sdtfl="http://schemas.microsoft.com/office/word/2024/wordml/sdtformatlock" xmlns:w16se="http://schemas.microsoft.com/office/word/2015/wordml/symex" xmlns:wpg="http://schemas.microsoft.com/office/word/2010/wordprocessingGroup" xmlns:wpi="http://schemas.microsoft.com/office/word/2010/wordprocessingInk" xmlns:wne="http://schemas.microsoft.com/office/word/2006/wordml" xmlns:wps="http://schemas.microsoft.com/office/word/2010/wordprocessingShape" mc:Ignorable="w14 w15 w16se w16cid w16 w16cex w16sdtdh w16sdtfl cr w16du wp14">
+  <w16cex:commentExtensible w16cex:durableId="76798C4D" w16cex:dateUtc="2026-05-17T19:53:00Z"/>
+  <w16cex:commentExtensible w16cex:durableId="1449EB94" w16cex:dateUtc="2026-05-17T19:58:00Z"/>
+</w16cex:commentsExtensible>
+</file>
+
+<file path=word/commentsIds.xml><?xml version="1.0" encoding="utf-8"?>
+<w16cid:commentsIds xmlns:wpc="http://schemas.microsoft.com/office/word/2010/wordprocessingCanvas" xmlns:cx="http://schemas.microsoft.com/office/drawing/2014/chartex" xmlns:cx1="http://schemas.microsoft.com/office/drawing/2015/9/8/chartex" xmlns:cx2="http://schemas.microsoft.com/office/drawing/2015/10/21/chartex" xmlns:cx3="http://schemas.microsoft.com/office/drawing/2016/5/9/chartex" xmlns:cx4="http://schemas.microsoft.com/office/drawing/2016/5/10/chartex" xmlns:cx5="http://schemas.microsoft.com/office/drawing/2016/5/11/chartex" xmlns:cx6="http://schemas.microsoft.com/office/drawing/2016/5/12/chartex" xmlns:cx7="http://schemas.microsoft.com/office/drawing/2016/5/13/chartex" xmlns:cx8="http://schemas.microsoft.com/office/drawing/2016/5/14/chartex" xmlns:mc="http://schemas.openxmlformats.org/markup-compatibility/2006" xmlns:aink="http://schemas.microsoft.com/office/drawing/2016/ink" xmlns:am3d="http://schemas.microsoft.com/office/drawing/2017/model3d" xmlns:o="urn:schemas-microsoft-com:office:office" xmlns:oel="http://schemas.microsoft.com/office/2019/extlst" xmlns:r="http://schemas.openxmlformats.org/officeDocument/2006/relationships" xmlns:m="http://schemas.openxmlformats.org/officeDocument/2006/math" xmlns:v="urn:schemas-microsoft-com:vml" xmlns:wp14="http://schemas.microsoft.com/office/word/2010/wordprocessingDrawing" xmlns:wp="http://schemas.openxmlformats.org/drawingml/2006/wordprocessingDrawing" xmlns:w10="urn:schemas-microsoft-com:office:word" xmlns:w="http://schemas.openxmlformats.org/wordprocessingml/2006/main" xmlns:w14="http://schemas.microsoft.com/office/word/2010/wordml" xmlns:w15="http://schemas.microsoft.com/office/word/2012/wordml" xmlns:w16cex="http://schemas.microsoft.com/office/word/2018/wordml/cex" xmlns:w16cid="http://schemas.microsoft.com/office/word/2016/wordml/cid" xmlns:w16="http://schemas.microsoft.com/office/word/2018/wordml" xmlns:w16du="http://schemas.microsoft.com/office/word/2023/wordml/word16du" xmlns:w16sdtdh="http://schemas.microsoft.com/office/word/2020/wordml/sdtdatahash" xmlns:w16sdtfl="http://schemas.microsoft.com/office/word/2024/wordml/sdtformatlock" xmlns:w16se="http://schemas.microsoft.com/office/word/2015/wordml/symex" xmlns:wpg="http://schemas.microsoft.com/office/word/2010/wordprocessingGroup" xmlns:wpi="http://schemas.microsoft.com/office/word/2010/wordprocessingInk" xmlns:wne="http://schemas.microsoft.com/office/word/2006/wordml" xmlns:wps="http://schemas.microsoft.com/office/word/2010/wordprocessingShape" mc:Ignorable="w14 w15 w16se w16cid w16 w16cex w16sdtdh w16sdtfl w16du wp14">
+  <w16cid:commentId w16cid:paraId="77A65BCF" w16cid:durableId="76798C4D"/>
+  <w16cid:commentId w16cid:paraId="084795BF" w16cid:durableId="1449EB94"/>
+</w16cid:commentsIds>
 </file>
 
 <file path=word/endnotes.xml><?xml version="1.0" encoding="utf-8"?>
@@ -1244,14 +5905,6 @@
         <w:szCs w:val="20"/>
       </w:rPr>
       <w:tab/>
-    </w:r>
-    <w:r>
-      <w:rPr>
-        <w:rFonts w:ascii="Calibri" w:eastAsia="Calibri" w:hAnsi="Calibri" w:cs="Calibri"/>
-        <w:color w:val="000000"/>
-        <w:sz w:val="20"/>
-        <w:szCs w:val="20"/>
-      </w:rPr>
       <w:t xml:space="preserve">- </w:t>
     </w:r>
     <w:r>
@@ -1717,6 +6370,60 @@
 <file path=word/numbering.xml><?xml version="1.0" encoding="utf-8"?>
 <w:numbering xmlns:wpc="http://schemas.microsoft.com/office/word/2010/wordprocessingCanvas" xmlns:cx="http://schemas.microsoft.com/office/drawing/2014/chartex" xmlns:cx1="http://schemas.microsoft.com/office/drawing/2015/9/8/chartex" xmlns:cx2="http://schemas.microsoft.com/office/drawing/2015/10/21/chartex" xmlns:cx3="http://schemas.microsoft.com/office/drawing/2016/5/9/chartex" xmlns:cx4="http://schemas.microsoft.com/office/drawing/2016/5/10/chartex" xmlns:cx5="http://schemas.microsoft.com/office/drawing/2016/5/11/chartex" xmlns:cx6="http://schemas.microsoft.com/office/drawing/2016/5/12/chartex" xmlns:cx7="http://schemas.microsoft.com/office/drawing/2016/5/13/chartex" xmlns:cx8="http://schemas.microsoft.com/office/drawing/2016/5/14/chartex" xmlns:mc="http://schemas.openxmlformats.org/markup-compatibility/2006" xmlns:aink="http://schemas.microsoft.com/office/drawing/2016/ink" xmlns:am3d="http://schemas.microsoft.com/office/drawing/2017/model3d" xmlns:o="urn:schemas-microsoft-com:office:office" xmlns:oel="http://schemas.microsoft.com/office/2019/extlst" xmlns:r="http://schemas.openxmlformats.org/officeDocument/2006/relationships" xmlns:m="http://schemas.openxmlformats.org/officeDocument/2006/math" xmlns:v="urn:schemas-microsoft-com:vml" xmlns:wp14="http://schemas.microsoft.com/office/word/2010/wordprocessingDrawing" xmlns:wp="http://schemas.openxmlformats.org/drawingml/2006/wordprocessingDrawing" xmlns:w10="urn:schemas-microsoft-com:office:word" xmlns:w="http://schemas.openxmlformats.org/wordprocessingml/2006/main" xmlns:w14="http://schemas.microsoft.com/office/word/2010/wordml" xmlns:w15="http://schemas.microsoft.com/office/word/2012/wordml" xmlns:w16cex="http://schemas.microsoft.com/office/word/2018/wordml/cex" xmlns:w16cid="http://schemas.microsoft.com/office/word/2016/wordml/cid" xmlns:w16="http://schemas.microsoft.com/office/word/2018/wordml" xmlns:w16du="http://schemas.microsoft.com/office/word/2023/wordml/word16du" xmlns:w16sdtdh="http://schemas.microsoft.com/office/word/2020/wordml/sdtdatahash" xmlns:w16sdtfl="http://schemas.microsoft.com/office/word/2024/wordml/sdtformatlock" xmlns:w16se="http://schemas.microsoft.com/office/word/2015/wordml/symex" xmlns:wpg="http://schemas.microsoft.com/office/word/2010/wordprocessingGroup" xmlns:wpi="http://schemas.microsoft.com/office/word/2010/wordprocessingInk" xmlns:wne="http://schemas.microsoft.com/office/word/2006/wordml" xmlns:wps="http://schemas.microsoft.com/office/word/2010/wordprocessingShape" mc:Ignorable="w14 w15 w16se w16cid w16 w16cex w16sdtdh w16sdtfl w16du wp14">
   <w:abstractNum w:abstractNumId="0" w15:restartNumberingAfterBreak="0">
+    <w:nsid w:val="00000001"/>
+    <w:multiLevelType w:val="hybridMultilevel"/>
+    <w:tmpl w:val="FFFFFFFF"/>
+    <w:lvl w:ilvl="0" w:tplc="00000001">
+      <w:start w:val="1"/>
+      <w:numFmt w:val="bullet"/>
+      <w:lvlText w:val="•"/>
+      <w:lvlJc w:val="left"/>
+      <w:pPr>
+        <w:ind w:left="720" w:hanging="360"/>
+      </w:pPr>
+    </w:lvl>
+    <w:lvl w:ilvl="1" w:tplc="FFFFFFFF">
+      <w:numFmt w:val="decimal"/>
+      <w:lvlText w:val=""/>
+      <w:lvlJc w:val="left"/>
+    </w:lvl>
+    <w:lvl w:ilvl="2" w:tplc="FFFFFFFF">
+      <w:numFmt w:val="decimal"/>
+      <w:lvlText w:val=""/>
+      <w:lvlJc w:val="left"/>
+    </w:lvl>
+    <w:lvl w:ilvl="3" w:tplc="FFFFFFFF">
+      <w:numFmt w:val="decimal"/>
+      <w:lvlText w:val=""/>
+      <w:lvlJc w:val="left"/>
+    </w:lvl>
+    <w:lvl w:ilvl="4" w:tplc="FFFFFFFF">
+      <w:numFmt w:val="decimal"/>
+      <w:lvlText w:val=""/>
+      <w:lvlJc w:val="left"/>
+    </w:lvl>
+    <w:lvl w:ilvl="5" w:tplc="FFFFFFFF">
+      <w:numFmt w:val="decimal"/>
+      <w:lvlText w:val=""/>
+      <w:lvlJc w:val="left"/>
+    </w:lvl>
+    <w:lvl w:ilvl="6" w:tplc="FFFFFFFF">
+      <w:numFmt w:val="decimal"/>
+      <w:lvlText w:val=""/>
+      <w:lvlJc w:val="left"/>
+    </w:lvl>
+    <w:lvl w:ilvl="7" w:tplc="FFFFFFFF">
+      <w:numFmt w:val="decimal"/>
+      <w:lvlText w:val=""/>
+      <w:lvlJc w:val="left"/>
+    </w:lvl>
+    <w:lvl w:ilvl="8" w:tplc="FFFFFFFF">
+      <w:numFmt w:val="decimal"/>
+      <w:lvlText w:val=""/>
+      <w:lvlJc w:val="left"/>
+    </w:lvl>
+  </w:abstractNum>
+  <w:abstractNum w:abstractNumId="1" w15:restartNumberingAfterBreak="0">
     <w:nsid w:val="31A94A74"/>
     <w:multiLevelType w:val="multilevel"/>
     <w:tmpl w:val="D4EA8CE0"/>
@@ -1835,7 +6542,7 @@
       </w:pPr>
     </w:lvl>
   </w:abstractNum>
-  <w:abstractNum w:abstractNumId="1" w15:restartNumberingAfterBreak="0">
+  <w:abstractNum w:abstractNumId="2" w15:restartNumberingAfterBreak="0">
     <w:nsid w:val="338366DE"/>
     <w:multiLevelType w:val="hybridMultilevel"/>
     <w:tmpl w:val="C6845C64"/>
@@ -1947,7 +6654,7 @@
       </w:rPr>
     </w:lvl>
   </w:abstractNum>
-  <w:abstractNum w:abstractNumId="2" w15:restartNumberingAfterBreak="0">
+  <w:abstractNum w:abstractNumId="3" w15:restartNumberingAfterBreak="0">
     <w:nsid w:val="3B8C2D61"/>
     <w:multiLevelType w:val="multilevel"/>
     <w:tmpl w:val="01DEE35C"/>
@@ -2077,7 +6784,7 @@
       </w:rPr>
     </w:lvl>
   </w:abstractNum>
-  <w:abstractNum w:abstractNumId="3" w15:restartNumberingAfterBreak="0">
+  <w:abstractNum w:abstractNumId="4" w15:restartNumberingAfterBreak="0">
     <w:nsid w:val="3EB025E7"/>
     <w:multiLevelType w:val="multilevel"/>
     <w:tmpl w:val="8A9E3CD0"/>
@@ -2197,7 +6904,7 @@
       </w:rPr>
     </w:lvl>
   </w:abstractNum>
-  <w:abstractNum w:abstractNumId="4" w15:restartNumberingAfterBreak="0">
+  <w:abstractNum w:abstractNumId="5" w15:restartNumberingAfterBreak="0">
     <w:nsid w:val="46DB7D1C"/>
     <w:multiLevelType w:val="multilevel"/>
     <w:tmpl w:val="44BEC3D0"/>
@@ -2329,22 +7036,33 @@
     </w:lvl>
   </w:abstractNum>
   <w:num w:numId="1" w16cid:durableId="1575967288">
-    <w:abstractNumId w:val="0"/>
+    <w:abstractNumId w:val="1"/>
   </w:num>
   <w:num w:numId="2" w16cid:durableId="993222586">
+    <w:abstractNumId w:val="4"/>
+  </w:num>
+  <w:num w:numId="3" w16cid:durableId="140582264">
     <w:abstractNumId w:val="3"/>
   </w:num>
-  <w:num w:numId="3" w16cid:durableId="140582264">
+  <w:num w:numId="4" w16cid:durableId="659819375">
+    <w:abstractNumId w:val="5"/>
+  </w:num>
+  <w:num w:numId="5" w16cid:durableId="1584952434">
     <w:abstractNumId w:val="2"/>
   </w:num>
-  <w:num w:numId="4" w16cid:durableId="659819375">
-    <w:abstractNumId w:val="4"/>
-  </w:num>
-  <w:num w:numId="5" w16cid:durableId="1584952434">
-    <w:abstractNumId w:val="1"/>
+  <w:num w:numId="6" w16cid:durableId="225799939">
+    <w:abstractNumId w:val="0"/>
   </w:num>
   <w:numIdMacAtCleanup w:val="5"/>
 </w:numbering>
+</file>
+
+<file path=word/people.xml><?xml version="1.0" encoding="utf-8"?>
+<w15:people xmlns:wpc="http://schemas.microsoft.com/office/word/2010/wordprocessingCanvas" xmlns:cx="http://schemas.microsoft.com/office/drawing/2014/chartex" xmlns:cx1="http://schemas.microsoft.com/office/drawing/2015/9/8/chartex" xmlns:cx2="http://schemas.microsoft.com/office/drawing/2015/10/21/chartex" xmlns:cx3="http://schemas.microsoft.com/office/drawing/2016/5/9/chartex" xmlns:cx4="http://schemas.microsoft.com/office/drawing/2016/5/10/chartex" xmlns:cx5="http://schemas.microsoft.com/office/drawing/2016/5/11/chartex" xmlns:cx6="http://schemas.microsoft.com/office/drawing/2016/5/12/chartex" xmlns:cx7="http://schemas.microsoft.com/office/drawing/2016/5/13/chartex" xmlns:cx8="http://schemas.microsoft.com/office/drawing/2016/5/14/chartex" xmlns:mc="http://schemas.openxmlformats.org/markup-compatibility/2006" xmlns:aink="http://schemas.microsoft.com/office/drawing/2016/ink" xmlns:am3d="http://schemas.microsoft.com/office/drawing/2017/model3d" xmlns:o="urn:schemas-microsoft-com:office:office" xmlns:oel="http://schemas.microsoft.com/office/2019/extlst" xmlns:r="http://schemas.openxmlformats.org/officeDocument/2006/relationships" xmlns:m="http://schemas.openxmlformats.org/officeDocument/2006/math" xmlns:v="urn:schemas-microsoft-com:vml" xmlns:wp14="http://schemas.microsoft.com/office/word/2010/wordprocessingDrawing" xmlns:wp="http://schemas.openxmlformats.org/drawingml/2006/wordprocessingDrawing" xmlns:w10="urn:schemas-microsoft-com:office:word" xmlns:w="http://schemas.openxmlformats.org/wordprocessingml/2006/main" xmlns:w14="http://schemas.microsoft.com/office/word/2010/wordml" xmlns:w15="http://schemas.microsoft.com/office/word/2012/wordml" xmlns:w16cex="http://schemas.microsoft.com/office/word/2018/wordml/cex" xmlns:w16cid="http://schemas.microsoft.com/office/word/2016/wordml/cid" xmlns:w16="http://schemas.microsoft.com/office/word/2018/wordml" xmlns:w16du="http://schemas.microsoft.com/office/word/2023/wordml/word16du" xmlns:w16sdtdh="http://schemas.microsoft.com/office/word/2020/wordml/sdtdatahash" xmlns:w16sdtfl="http://schemas.microsoft.com/office/word/2024/wordml/sdtformatlock" xmlns:w16se="http://schemas.microsoft.com/office/word/2015/wordml/symex" xmlns:wpg="http://schemas.microsoft.com/office/word/2010/wordprocessingGroup" xmlns:wpi="http://schemas.microsoft.com/office/word/2010/wordprocessingInk" xmlns:wne="http://schemas.microsoft.com/office/word/2006/wordml" xmlns:wps="http://schemas.microsoft.com/office/word/2010/wordprocessingShape" mc:Ignorable="w14 w15 w16se w16cid w16 w16cex w16sdtdh w16sdtfl w16du wp14">
+  <w15:person w15:author="Paul-Șerban Horvath">
+    <w15:presenceInfo w15:providerId="AD" w15:userId="S::paul.horvath@student.upt.ro::4ddf93c9-d70f-496e-8964-142caee6d04a"/>
+  </w15:person>
+</w15:people>
 </file>
 
 <file path=word/styles.xml><?xml version="1.0" encoding="utf-8"?>
@@ -3009,6 +7727,7 @@
   <w:style w:type="character" w:default="1" w:styleId="DefaultParagraphFont">
     <w:name w:val="Default Paragraph Font"/>
     <w:uiPriority w:val="1"/>
+    <w:semiHidden/>
     <w:unhideWhenUsed/>
   </w:style>
   <w:style w:type="table" w:default="1" w:styleId="TableNormal">
@@ -3263,6 +7982,8 @@
   </w:style>
   <w:style w:type="character" w:styleId="Emphasis">
     <w:name w:val="Emphasis"/>
+    <w:uiPriority w:val="20"/>
+    <w:qFormat/>
     <w:rsid w:val="005F5404"/>
     <w:rPr>
       <w:i/>
@@ -3957,6 +8678,76 @@
       <w:lang w:val="en-US"/>
     </w:rPr>
   </w:style>
+  <w:style w:type="character" w:styleId="CommentReference">
+    <w:name w:val="annotation reference"/>
+    <w:basedOn w:val="DefaultParagraphFont"/>
+    <w:uiPriority w:val="99"/>
+    <w:semiHidden/>
+    <w:unhideWhenUsed/>
+    <w:rsid w:val="00F222B5"/>
+    <w:rPr>
+      <w:sz w:val="16"/>
+      <w:szCs w:val="16"/>
+    </w:rPr>
+  </w:style>
+  <w:style w:type="paragraph" w:styleId="CommentText">
+    <w:name w:val="annotation text"/>
+    <w:basedOn w:val="Normal"/>
+    <w:link w:val="CommentTextChar"/>
+    <w:uiPriority w:val="99"/>
+    <w:semiHidden/>
+    <w:unhideWhenUsed/>
+    <w:rsid w:val="00F222B5"/>
+    <w:pPr>
+      <w:spacing w:line="240" w:lineRule="auto"/>
+    </w:pPr>
+    <w:rPr>
+      <w:sz w:val="20"/>
+      <w:szCs w:val="20"/>
+    </w:rPr>
+  </w:style>
+  <w:style w:type="character" w:customStyle="1" w:styleId="CommentTextChar">
+    <w:name w:val="Comment Text Char"/>
+    <w:basedOn w:val="DefaultParagraphFont"/>
+    <w:link w:val="CommentText"/>
+    <w:uiPriority w:val="99"/>
+    <w:semiHidden/>
+    <w:rsid w:val="00F222B5"/>
+    <w:rPr>
+      <w:sz w:val="20"/>
+      <w:szCs w:val="20"/>
+      <w:lang w:eastAsia="en-GB"/>
+    </w:rPr>
+  </w:style>
+  <w:style w:type="paragraph" w:styleId="CommentSubject">
+    <w:name w:val="annotation subject"/>
+    <w:basedOn w:val="CommentText"/>
+    <w:next w:val="CommentText"/>
+    <w:link w:val="CommentSubjectChar"/>
+    <w:uiPriority w:val="99"/>
+    <w:semiHidden/>
+    <w:unhideWhenUsed/>
+    <w:rsid w:val="00F222B5"/>
+    <w:rPr>
+      <w:b/>
+      <w:bCs/>
+    </w:rPr>
+  </w:style>
+  <w:style w:type="character" w:customStyle="1" w:styleId="CommentSubjectChar">
+    <w:name w:val="Comment Subject Char"/>
+    <w:basedOn w:val="CommentTextChar"/>
+    <w:link w:val="CommentSubject"/>
+    <w:uiPriority w:val="99"/>
+    <w:semiHidden/>
+    <w:rsid w:val="00F222B5"/>
+    <w:rPr>
+      <w:b/>
+      <w:bCs/>
+      <w:sz w:val="20"/>
+      <w:szCs w:val="20"/>
+      <w:lang w:eastAsia="en-GB"/>
+    </w:rPr>
+  </w:style>
 </w:styles>
 </file>
 
@@ -4222,201 +9013,153 @@
 </file>
 
 <file path=customXml/item1.xml><?xml version="1.0" encoding="utf-8"?>
+<b:Sources xmlns:b="http://schemas.openxmlformats.org/officeDocument/2006/bibliography" xmlns="http://schemas.openxmlformats.org/officeDocument/2006/bibliography" SelectedStyle="/IEEE2006OfficeOnline.xsl" StyleName="IEEE" Version="2006">
+  <b:Source>
+    <b:Tag>Hyu</b:Tag>
+    <b:SourceType>Book</b:SourceType>
+    <b:Guid>{E43CEAA1-9C84-8047-A8C7-B7498FEF90D5}</b:Guid>
+    <b:Title>Internet Traffic Classification Demystified: Myths, Caveats, and the Best Practices</b:Title>
+    <b:Author>
+      <b:Author>
+        <b:NameList>
+          <b:Person>
+            <b:Last>Hyunchul Kim</b:Last>
+            <b:First>kc</b:First>
+            <b:Middle>claffy, Marina Fomenkov, Dhiman Barman, Michalis Faloutsos, KiYoung Lee</b:Middle>
+          </b:Person>
+        </b:NameList>
+      </b:Author>
+    </b:Author>
+    <b:RefOrder>1</b:RefOrder>
+  </b:Source>
+  <b:Source>
+    <b:Tag>Adr</b:Tag>
+    <b:SourceType>Book</b:SourceType>
+    <b:Guid>{681E6129-360A-E342-8B7A-EC4923B07100}</b:Guid>
+    <b:Title>Tutorial on Flow-Based Network Traffic Classification Using Machine Learning</b:Title>
+    <b:Author>
+      <b:Author>
+        <b:NameList>
+          <b:Person>
+            <b:Last>Adrian Pek ´ ar</b:Last>
+            <b:First>Richard</b:First>
+            <b:Middle>Pln ´ y, and Karel Hynek</b:Middle>
+          </b:Person>
+        </b:NameList>
+      </b:Author>
+    </b:Author>
+    <b:RefOrder>2</b:RefOrder>
+  </b:Source>
+  <b:Source>
+    <b:Tag>Ibr</b:Tag>
+    <b:SourceType>Book</b:SourceType>
+    <b:Guid>{BA40F76E-53B1-9C48-91CD-1148F5A47F60}</b:Guid>
+    <b:Author>
+      <b:Author>
+        <b:NameList>
+          <b:Person>
+            <b:Last>Ibrahim A. Alwhbi</b:Last>
+            <b:First>Cliff</b:First>
+            <b:Middle>C. Zou and Reem N. Alharbi</b:Middle>
+          </b:Person>
+        </b:NameList>
+      </b:Author>
+    </b:Author>
+    <b:Title>Encrypted Network Traffic Analysis and Classification Utilizing Machine Learning</b:Title>
+    <b:RefOrder>3</b:RefOrder>
+  </b:Source>
+  <b:Source>
+    <b:Tag>Ric</b:Tag>
+    <b:SourceType>Book</b:SourceType>
+    <b:Guid>{F5B5871F-38D1-194A-835F-45CAA8DDF65C}</b:Guid>
+    <b:Author>
+      <b:Author>
+        <b:NameList>
+          <b:Person>
+            <b:Last>Rick Hofstede</b:Last>
+            <b:First>Pavel</b:First>
+            <b:Middle>Celeda, Brian Trammell, Idilio Drago, Ramin Sadre, Anna Sperotto and Aiko Pras</b:Middle>
+          </b:Person>
+        </b:NameList>
+      </b:Author>
+    </b:Author>
+    <b:Title>Flow Monitoring Explained: From Packet Capture to Data Analysis with NetFlow and IPFIX</b:Title>
+    <b:RefOrder>4</b:RefOrder>
+  </b:Source>
+  <b:Source>
+    <b:Tag>GHa</b:Tag>
+    <b:SourceType>Book</b:SourceType>
+    <b:Guid>{9DAC7F64-2242-2B47-98E0-D0C66B960334}</b:Guid>
+    <b:Author>
+      <b:Author>
+        <b:NameList>
+          <b:Person>
+            <b:Last>G. Harris</b:Last>
+            <b:First>Ed.</b:First>
+            <b:Middle>M. Richardson Sandelman</b:Middle>
+          </b:Person>
+        </b:NameList>
+      </b:Author>
+    </b:Author>
+    <b:Title>PCAP Capture File Format</b:Title>
+    <b:RefOrder>5</b:RefOrder>
+  </b:Source>
+  <b:Source>
+    <b:Tag>BCl</b:Tag>
+    <b:SourceType>Book</b:SourceType>
+    <b:Guid>{E495D1BE-A55D-AF42-9D15-759D851EB585}</b:Guid>
+    <b:Author>
+      <b:Author>
+        <b:NameList>
+          <b:Person>
+            <b:Last>B. Claise</b:Last>
+            <b:First>Ed.</b:First>
+            <b:Middle>B. Trammell, Ed.</b:Middle>
+          </b:Person>
+        </b:NameList>
+      </b:Author>
+    </b:Author>
+    <b:Title>Specification of the IP Flow Information Export (IPFIX) Protocol                   for the Exchange of Flow Information </b:Title>
+    <b:RefOrder>6</b:RefOrder>
+  </b:Source>
+  <b:Source>
+    <b:Tag>Wir</b:Tag>
+    <b:SourceType>InternetSite</b:SourceType>
+    <b:Guid>{A2EDFA4A-1328-954F-B825-E535013149CD}</b:Guid>
+    <b:Title>WireShark documentation</b:Title>
+    <b:URL>https://www.wireshark.org/docs/wsug_html_chunked/_files_and_folders.html</b:URL>
+    <b:RefOrder>7</b:RefOrder>
+  </b:Source>
+  <b:Source>
+    <b:Tag>skl</b:Tag>
+    <b:SourceType>InternetSite</b:SourceType>
+    <b:Guid>{F749FF43-BC17-1D4F-8AFD-E79252BA6271}</b:Guid>
+    <b:Title>sklearn - RandomForestClassifier</b:Title>
+    <b:URL>https://scikit-learn.org/stable/modules/generated/sklearn.ensemble.RandomForestClassifier.html</b:URL>
+    <b:RefOrder>8</b:RefOrder>
+  </b:Source>
+</b:Sources>
+</file>
+
+<file path=customXml/item2.xml><?xml version="1.0" encoding="utf-8"?>
 <go:gDocsCustomXmlDataStorage xmlns:go="http://customooxmlschemas.google.com/" xmlns:r="http://schemas.openxmlformats.org/officeDocument/2006/relationships" uri="GoogleDocsCustomDataVersion2">
   <go:docsCustomData xmlns:go="http://customooxmlschemas.google.com/" roundtripDataSignature="AMtx7mjX+5irfxeI/jLQmzwPFrqB25FWhw==">CgMxLjAyCGguZ2pkZ3hzOAByITFfaW1OekoyOW9RZzNLenExajlMcDhfbXNOdWYzSzJ5aA==</go:docsCustomData>
 </go:gDocsCustomXmlDataStorage>
 </file>
 
-<file path=customXml/item2.xml><?xml version="1.0" encoding="utf-8"?>
-<b:Sources xmlns:b="http://schemas.openxmlformats.org/officeDocument/2006/bibliography" xmlns="http://schemas.openxmlformats.org/officeDocument/2006/bibliography" SelectedStyle="\IEEE2006OfficeOnline.xsl" StyleName="IEEE" Version="2006">
-  <b:Source>
-    <b:Tag>Pow</b:Tag>
-    <b:SourceType>InternetSite</b:SourceType>
-    <b:Guid>{74FD522D-90E9-48C4-9266-A467055D4A68}</b:Guid>
-    <b:Author>
-      <b:Author>
-        <b:NameList>
-          <b:Person>
-            <b:Last>PowerBroker2</b:Last>
-          </b:Person>
-        </b:NameList>
-      </b:Author>
-    </b:Author>
-    <b:Title>Github</b:Title>
-    <b:InternetSiteTitle>ELMduino</b:InternetSiteTitle>
-    <b:URL>https://github.com/PowerBroker2/ELMduino/tree/2c242bcf28a05ebc46c48f650b16611452b04695/examples</b:URL>
-    <b:RefOrder>17</b:RefOrder>
-  </b:Source>
-  <b:Source>
-    <b:Tag>ES3</b:Tag>
-    <b:SourceType>InternetSite</b:SourceType>
-    <b:Guid>{ED709AEB-5E55-4D0E-82E0-9E2F6452E6F5}</b:Guid>
-    <b:Title>ES32 vs ESP8266</b:Title>
-    <b:URL>https://makeradvisor.com/esp32-vs-esp8266/</b:URL>
-    <b:RefOrder>5</b:RefOrder>
-  </b:Source>
-  <b:Source>
-    <b:Tag>Nei17</b:Tag>
-    <b:SourceType>Book</b:SourceType>
-    <b:Guid>{B1116680-D4C8-41F8-B64F-5C70768791D9}</b:Guid>
-    <b:Title>Kolban's Book on ESP32</b:Title>
-    <b:Year>2017</b:Year>
-    <b:Author>
-      <b:Author>
-        <b:NameList>
-          <b:Person>
-            <b:Last>Kolban</b:Last>
-            <b:First>Neil</b:First>
-          </b:Person>
-        </b:NameList>
-      </b:Author>
-    </b:Author>
-    <b:RefOrder>7</b:RefOrder>
-  </b:Source>
-  <b:Source>
-    <b:Tag>SPI</b:Tag>
-    <b:SourceType>InternetSite</b:SourceType>
-    <b:Guid>{6647765E-CEB7-47A9-88AE-778F58E6DA33}</b:Guid>
-    <b:Title>SPIFFS</b:Title>
-    <b:ProductionCompany>Espressif</b:ProductionCompany>
-    <b:URL>https://docs.espressif.com/projects/esp-idf/en/stable/esp32/api-reference/storage/spiffs.html</b:URL>
-    <b:RefOrder>9</b:RefOrder>
-  </b:Source>
-  <b:Source>
-    <b:Tag>ESP</b:Tag>
-    <b:SourceType>InternetSite</b:SourceType>
-    <b:Guid>{3499190D-BFE7-4299-A74E-4A03A3E19827}</b:Guid>
-    <b:Title>ESPAsyncWebServer</b:Title>
-    <b:URL>https://github.com/me-no-dev/ESPAsyncWebServer</b:URL>
-    <b:RefOrder>8</b:RefOrder>
-  </b:Source>
-  <b:Source>
-    <b:Tag>Git</b:Tag>
-    <b:SourceType>InternetSite</b:SourceType>
-    <b:Guid>{CC755EFA-C731-403A-8DB8-B971D33E69E9}</b:Guid>
-    <b:Title>GitHub ELMduino</b:Title>
-    <b:URL>https://github.com/PowerBroker2/ELMduino/</b:URL>
-    <b:RefOrder>10</b:RefOrder>
-  </b:Source>
-  <b:Source>
-    <b:Tag>HTM</b:Tag>
-    <b:SourceType>InternetSite</b:SourceType>
-    <b:Guid>{D8043A0F-FA05-46ED-A570-B0C4C738A7C0}</b:Guid>
-    <b:Title>HTML Basics</b:Title>
-    <b:ProductionCompany>Mozilla MDN</b:ProductionCompany>
-    <b:URL>https://developer.mozilla.org/en-US/docs/Learn/Getting_started_with_the_web/HTML_basics</b:URL>
-    <b:RefOrder>11</b:RefOrder>
-  </b:Source>
-  <b:Source>
-    <b:Tag>CSS</b:Tag>
-    <b:SourceType>InternetSite</b:SourceType>
-    <b:Guid>{07CCEE89-B4DB-43D1-AEAF-14B90EB9967D}</b:Guid>
-    <b:Title>CSS Basics</b:Title>
-    <b:ProductionCompany>Mozilla MDN</b:ProductionCompany>
-    <b:URL>https://developer.mozilla.org/en-US/docs/Learn/Getting_started_with_the_web/CSS_basics</b:URL>
-    <b:RefOrder>13</b:RefOrder>
-  </b:Source>
-  <b:Source>
-    <b:Tag>Jav</b:Tag>
-    <b:SourceType>InternetSite</b:SourceType>
-    <b:Guid>{301F1C3E-6730-47D5-AC70-198F424F343C}</b:Guid>
-    <b:Title>JavaScript Basics</b:Title>
-    <b:ProductionCompany>Mozilla MDN</b:ProductionCompany>
-    <b:URL>https://developer.mozilla.org/en-US/docs/Learn/Getting_started_with_the_web/JavaScript_basics</b:URL>
-    <b:RefOrder>14</b:RefOrder>
-  </b:Source>
-  <b:Source>
-    <b:Tag>Doc</b:Tag>
-    <b:SourceType>InternetSite</b:SourceType>
-    <b:Guid>{4EEA7579-3F79-4527-832D-A4D90D01AE64}</b:Guid>
-    <b:Title>Doctype</b:Title>
-    <b:ProductionCompany>Mozila MDN</b:ProductionCompany>
-    <b:URL>https://developer.mozilla.org/en-US/docs/Glossary/Doctype</b:URL>
-    <b:RefOrder>12</b:RefOrder>
-  </b:Source>
-  <b:Source>
-    <b:Tag>Jav1</b:Tag>
-    <b:SourceType>InternetSite</b:SourceType>
-    <b:Guid>{8BE4B04F-5D20-4635-8E84-1AB181700A07}</b:Guid>
-    <b:Title>JavaScript</b:Title>
-    <b:ProductionCompany>Wikipedia</b:ProductionCompany>
-    <b:URL>https://en.wikipedia.org/wiki/JavaScript</b:URL>
-    <b:RefOrder>15</b:RefOrder>
-  </b:Source>
-  <b:Source>
-    <b:Tag>Ove</b:Tag>
-    <b:SourceType>InternetSite</b:SourceType>
-    <b:Guid>{980B90E8-9879-41AE-A9E4-2CE597822983}</b:Guid>
-    <b:Title>Overhead</b:Title>
-    <b:ProductionCompany>Wikipedia</b:ProductionCompany>
-    <b:URL>https://en.wikipedia.org/wiki/Overhead_(computing)#:~:text=In%20computer%20science%2C%20overhead%20is,to%20perform%20a%20specific%20task.</b:URL>
-    <b:RefOrder>16</b:RefOrder>
-  </b:Source>
-  <b:Source>
-    <b:Tag>Hyu</b:Tag>
-    <b:SourceType>InternetSite</b:SourceType>
-    <b:Guid>{9547DAD7-632A-4A57-94B7-D26765A07BE5}</b:Guid>
-    <b:Title>Hyundai Bluelink</b:Title>
-    <b:ProductionCompany>Hyundai</b:ProductionCompany>
-    <b:URL>https://www.hyundai.com/eu/driving-hyundai/owning-a-hyundai/bluelink-connectivity/bluelink-app.html#tab-remote-climate</b:URL>
-    <b:RefOrder>2</b:RefOrder>
-  </b:Source>
-  <b:Source>
-    <b:Tag>Azu</b:Tag>
-    <b:SourceType>InternetSite</b:SourceType>
-    <b:Guid>{2CA4ED22-200A-4AB3-BA6C-B81EC757A15E}</b:Guid>
-    <b:Title>Azuga</b:Title>
-    <b:ProductionCompany>Azuga</b:ProductionCompany>
-    <b:URL>https://www.azuga.com/blog/what-is-remote-vehicle-monitoring</b:URL>
-    <b:RefOrder>3</b:RefOrder>
-  </b:Source>
-  <b:Source>
-    <b:Tag>OVM</b:Tag>
-    <b:SourceType>InternetSite</b:SourceType>
-    <b:Guid>{D1F9C6BE-CBE1-4133-B6AA-6963F7F4B6B2}</b:Guid>
-    <b:Title>OVMS</b:Title>
-    <b:ProductionCompany>OVMS</b:ProductionCompany>
-    <b:URL>https://github.com/openvehicles/Open-Vehicle-Monitoring-System-3?tab=readme-ov-file</b:URL>
-    <b:RefOrder>4</b:RefOrder>
-  </b:Source>
-  <b:Source>
-    <b:Tag>Wik241</b:Tag>
-    <b:SourceType>InternetSite</b:SourceType>
-    <b:Guid>{75DC28A7-D0D5-40C2-80A5-86C8008F38EC}</b:Guid>
-    <b:Title>Basic Information OBDII &amp; OBDII PIDS</b:Title>
-    <b:InternetSiteTitle>OBD-II PIDs</b:InternetSiteTitle>
-    <b:URL>https://www.epa.gov/obd/basic.htm</b:URL>
-    <b:ProductionCompany>US EPA</b:ProductionCompany>
-    <b:RefOrder>1</b:RefOrder>
-  </b:Source>
-  <b:Source>
-    <b:Tag>Wik242</b:Tag>
-    <b:SourceType>InternetSite</b:SourceType>
-    <b:Guid>{2C4FD0A8-9926-40F6-957F-87DB25E73519}</b:Guid>
-    <b:Title>Datasheet ESP32</b:Title>
-    <b:Year>2024</b:Year>
-    <b:Month>April</b:Month>
-    <b:Day>29</b:Day>
-    <b:URL>https://www.espressif.com/sites/default/files/documentation/esp32_datasheet_en.pdf</b:URL>
-    <b:ProductionCompany>Espressif Systems</b:ProductionCompany>
-    <b:RefOrder>6</b:RefOrder>
-  </b:Source>
-</b:Sources>
-</file>
-
 <file path=customXml/itemProps1.xml><?xml version="1.0" encoding="utf-8"?>
-<ds:datastoreItem xmlns:ds="http://schemas.openxmlformats.org/officeDocument/2006/customXml" ds:itemID="{11111111-1234-1234-1234-123412341234}">
+<ds:datastoreItem xmlns:ds="http://schemas.openxmlformats.org/officeDocument/2006/customXml" ds:itemID="{42005359-C280-C542-8DF0-ABA59555EBB6}">
   <ds:schemaRefs>
-    <ds:schemaRef ds:uri="http://customooxmlschemas.google.com/"/>
-    <ds:schemaRef ds:uri="http://schemas.openxmlformats.org/officeDocument/2006/relationships"/>
+    <ds:schemaRef ds:uri="http://schemas.openxmlformats.org/officeDocument/2006/bibliography"/>
   </ds:schemaRefs>
 </ds:datastoreItem>
 </file>
 
 <file path=customXml/itemProps2.xml><?xml version="1.0" encoding="utf-8"?>
-<ds:datastoreItem xmlns:ds="http://schemas.openxmlformats.org/officeDocument/2006/customXml" ds:itemID="{5584B8CA-156D-4FAC-8CA8-C0AB912AD9F7}">
+<ds:datastoreItem xmlns:ds="http://schemas.openxmlformats.org/officeDocument/2006/customXml" ds:itemID="{11111111-1234-1234-1234-123412341234}">
   <ds:schemaRefs>
-    <ds:schemaRef ds:uri="http://schemas.openxmlformats.org/officeDocument/2006/bibliography"/>
+    <ds:schemaRef ds:uri="http://customooxmlschemas.google.com/"/>
+    <ds:schemaRef ds:uri="http://schemas.openxmlformats.org/officeDocument/2006/relationships"/>
   </ds:schemaRefs>
 </ds:datastoreItem>
 </file>
